--- a/05. DOCUMENTACIÓN/WS_EUREKABANK_SOAP_DOTNET_BDD_GR01.docx
+++ b/05. DOCUMENTACIÓN/WS_EUREKABANK_SOAP_DOTNET_BDD_GR01.docx
@@ -11162,6 +11162,258 @@
     </w:p>
     <w:p>
       <w:pPr>
+        <w:keepNext/>
+        <w:spacing w:before="120"/>
+        <w:jc w:val="center"/>
+      </w:pPr>
+      <w:r>
+        <w:drawing>
+          <wp:inline distT="0" distB="0" distL="0" distR="0">
+            <wp:extent cx="5715000" cy="3429000"/>
+            <wp:effectExtent t="0" r="0" b="0" l="0"/>
+            <wp:docPr id="27" name="01_login.png" descr="CLIMOV: inicio de sesión en la tablet Samsung SM-P610, con la URL del servidor." title="CLIMOV: inicio de sesión en la tablet Samsung SM-P610, con la URL del servidor."/>
+            <wp:cNvGraphicFramePr>
+              <a:graphicFrameLocks xmlns:a="http://schemas.openxmlformats.org/drawingml/2006/main" noChangeAspect="1"/>
+            </wp:cNvGraphicFramePr>
+            <a:graphic xmlns:a="http://schemas.openxmlformats.org/drawingml/2006/main">
+              <a:graphicData uri="http://schemas.openxmlformats.org/drawingml/2006/picture">
+                <pic:pic xmlns:pic="http://schemas.openxmlformats.org/drawingml/2006/picture">
+                  <pic:nvPicPr>
+                    <pic:cNvPr id="0" name="" descr=""/>
+                    <pic:cNvPicPr>
+                      <a:picLocks noChangeAspect="1" noChangeArrowheads="1"/>
+                    </pic:cNvPicPr>
+                  </pic:nvPicPr>
+                  <pic:blipFill>
+                    <a:blip r:embed="rId35" cstate="none"/>
+                    <a:srcRect/>
+                    <a:stretch>
+                      <a:fillRect/>
+                    </a:stretch>
+                  </pic:blipFill>
+                  <pic:spPr bwMode="auto">
+                    <a:xfrm>
+                      <a:off x="0" y="0"/>
+                      <a:ext cx="5715000" cy="3429000"/>
+                    </a:xfrm>
+                    <a:prstGeom prst="rect">
+                      <a:avLst/>
+                    </a:prstGeom>
+                  </pic:spPr>
+                </pic:pic>
+              </a:graphicData>
+            </a:graphic>
+          </wp:inline>
+        </w:drawing>
+      </w:r>
+    </w:p>
+    <w:p>
+      <w:pPr>
+        <w:spacing w:after="240"/>
+        <w:jc w:val="center"/>
+      </w:pPr>
+      <w:r>
+        <w:rPr>
+          <w:i/>
+          <w:iCs/>
+          <w:color w:val="555555"/>
+          <w:sz w:val="18"/>
+          <w:szCs w:val="18"/>
+        </w:rPr>
+        <w:t xml:space="preserve">Figura 27. CLIMOV: inicio de sesión en la tablet Samsung SM-P610, con la URL del servidor.</w:t>
+      </w:r>
+    </w:p>
+    <w:p>
+      <w:pPr>
+        <w:keepNext/>
+        <w:spacing w:before="120"/>
+        <w:jc w:val="center"/>
+      </w:pPr>
+      <w:r>
+        <w:drawing>
+          <wp:inline distT="0" distB="0" distL="0" distR="0">
+            <wp:extent cx="5715000" cy="3429000"/>
+            <wp:effectExtent t="0" r="0" b="0" l="0"/>
+            <wp:docPr id="28" name="02_menu.png" descr="CLIMOV: menú con las cuatro opciones." title="CLIMOV: menú con las cuatro opciones."/>
+            <wp:cNvGraphicFramePr>
+              <a:graphicFrameLocks xmlns:a="http://schemas.openxmlformats.org/drawingml/2006/main" noChangeAspect="1"/>
+            </wp:cNvGraphicFramePr>
+            <a:graphic xmlns:a="http://schemas.openxmlformats.org/drawingml/2006/main">
+              <a:graphicData uri="http://schemas.openxmlformats.org/drawingml/2006/picture">
+                <pic:pic xmlns:pic="http://schemas.openxmlformats.org/drawingml/2006/picture">
+                  <pic:nvPicPr>
+                    <pic:cNvPr id="0" name="" descr=""/>
+                    <pic:cNvPicPr>
+                      <a:picLocks noChangeAspect="1" noChangeArrowheads="1"/>
+                    </pic:cNvPicPr>
+                  </pic:nvPicPr>
+                  <pic:blipFill>
+                    <a:blip r:embed="rId36" cstate="none"/>
+                    <a:srcRect/>
+                    <a:stretch>
+                      <a:fillRect/>
+                    </a:stretch>
+                  </pic:blipFill>
+                  <pic:spPr bwMode="auto">
+                    <a:xfrm>
+                      <a:off x="0" y="0"/>
+                      <a:ext cx="5715000" cy="3429000"/>
+                    </a:xfrm>
+                    <a:prstGeom prst="rect">
+                      <a:avLst/>
+                    </a:prstGeom>
+                  </pic:spPr>
+                </pic:pic>
+              </a:graphicData>
+            </a:graphic>
+          </wp:inline>
+        </w:drawing>
+      </w:r>
+    </w:p>
+    <w:p>
+      <w:pPr>
+        <w:spacing w:after="240"/>
+        <w:jc w:val="center"/>
+      </w:pPr>
+      <w:r>
+        <w:rPr>
+          <w:i/>
+          <w:iCs/>
+          <w:color w:val="555555"/>
+          <w:sz w:val="18"/>
+          <w:szCs w:val="18"/>
+        </w:rPr>
+        <w:t xml:space="preserve">Figura 28. CLIMOV: menú con las cuatro opciones.</w:t>
+      </w:r>
+    </w:p>
+    <w:p>
+      <w:pPr>
+        <w:keepNext/>
+        <w:spacing w:before="120"/>
+        <w:jc w:val="center"/>
+      </w:pPr>
+      <w:r>
+        <w:drawing>
+          <wp:inline distT="0" distB="0" distL="0" distR="0">
+            <wp:extent cx="5715000" cy="3429000"/>
+            <wp:effectExtent t="0" r="0" b="0" l="0"/>
+            <wp:docPr id="29" name="03_movimientos.png" descr="CLIMOV: cuenta 00200003 con el depósito hecho desde la web (empleado 0012)." title="CLIMOV: cuenta 00200003 con el depósito hecho desde la web (empleado 0012)."/>
+            <wp:cNvGraphicFramePr>
+              <a:graphicFrameLocks xmlns:a="http://schemas.openxmlformats.org/drawingml/2006/main" noChangeAspect="1"/>
+            </wp:cNvGraphicFramePr>
+            <a:graphic xmlns:a="http://schemas.openxmlformats.org/drawingml/2006/main">
+              <a:graphicData uri="http://schemas.openxmlformats.org/drawingml/2006/picture">
+                <pic:pic xmlns:pic="http://schemas.openxmlformats.org/drawingml/2006/picture">
+                  <pic:nvPicPr>
+                    <pic:cNvPr id="0" name="" descr=""/>
+                    <pic:cNvPicPr>
+                      <a:picLocks noChangeAspect="1" noChangeArrowheads="1"/>
+                    </pic:cNvPicPr>
+                  </pic:nvPicPr>
+                  <pic:blipFill>
+                    <a:blip r:embed="rId37" cstate="none"/>
+                    <a:srcRect/>
+                    <a:stretch>
+                      <a:fillRect/>
+                    </a:stretch>
+                  </pic:blipFill>
+                  <pic:spPr bwMode="auto">
+                    <a:xfrm>
+                      <a:off x="0" y="0"/>
+                      <a:ext cx="5715000" cy="3429000"/>
+                    </a:xfrm>
+                    <a:prstGeom prst="rect">
+                      <a:avLst/>
+                    </a:prstGeom>
+                  </pic:spPr>
+                </pic:pic>
+              </a:graphicData>
+            </a:graphic>
+          </wp:inline>
+        </w:drawing>
+      </w:r>
+    </w:p>
+    <w:p>
+      <w:pPr>
+        <w:spacing w:after="240"/>
+        <w:jc w:val="center"/>
+      </w:pPr>
+      <w:r>
+        <w:rPr>
+          <w:i/>
+          <w:iCs/>
+          <w:color w:val="555555"/>
+          <w:sz w:val="18"/>
+          <w:szCs w:val="18"/>
+        </w:rPr>
+        <w:t xml:space="preserve">Figura 29. CLIMOV: cuenta 00200003 con el depósito hecho desde la web (empleado 0012).</w:t>
+      </w:r>
+    </w:p>
+    <w:p>
+      <w:pPr>
+        <w:keepNext/>
+        <w:spacing w:before="120"/>
+        <w:jc w:val="center"/>
+      </w:pPr>
+      <w:r>
+        <w:drawing>
+          <wp:inline distT="0" distB="0" distL="0" distR="0">
+            <wp:extent cx="5715000" cy="3429000"/>
+            <wp:effectExtent t="0" r="0" b="0" l="0"/>
+            <wp:docPr id="30" name="04_operacion.png" descr="CLIMOV: retiro de 100.00 registrado en la cuenta 00200003." title="CLIMOV: retiro de 100.00 registrado en la cuenta 00200003."/>
+            <wp:cNvGraphicFramePr>
+              <a:graphicFrameLocks xmlns:a="http://schemas.openxmlformats.org/drawingml/2006/main" noChangeAspect="1"/>
+            </wp:cNvGraphicFramePr>
+            <a:graphic xmlns:a="http://schemas.openxmlformats.org/drawingml/2006/main">
+              <a:graphicData uri="http://schemas.openxmlformats.org/drawingml/2006/picture">
+                <pic:pic xmlns:pic="http://schemas.openxmlformats.org/drawingml/2006/picture">
+                  <pic:nvPicPr>
+                    <pic:cNvPr id="0" name="" descr=""/>
+                    <pic:cNvPicPr>
+                      <a:picLocks noChangeAspect="1" noChangeArrowheads="1"/>
+                    </pic:cNvPicPr>
+                  </pic:nvPicPr>
+                  <pic:blipFill>
+                    <a:blip r:embed="rId38" cstate="none"/>
+                    <a:srcRect/>
+                    <a:stretch>
+                      <a:fillRect/>
+                    </a:stretch>
+                  </pic:blipFill>
+                  <pic:spPr bwMode="auto">
+                    <a:xfrm>
+                      <a:off x="0" y="0"/>
+                      <a:ext cx="5715000" cy="3429000"/>
+                    </a:xfrm>
+                    <a:prstGeom prst="rect">
+                      <a:avLst/>
+                    </a:prstGeom>
+                  </pic:spPr>
+                </pic:pic>
+              </a:graphicData>
+            </a:graphic>
+          </wp:inline>
+        </w:drawing>
+      </w:r>
+    </w:p>
+    <w:p>
+      <w:pPr>
+        <w:spacing w:after="240"/>
+        <w:jc w:val="center"/>
+      </w:pPr>
+      <w:r>
+        <w:rPr>
+          <w:i/>
+          <w:iCs/>
+          <w:color w:val="555555"/>
+          <w:sz w:val="18"/>
+          <w:szCs w:val="18"/>
+        </w:rPr>
+        <w:t xml:space="preserve">Figura 30. CLIMOV: retiro de 100.00 registrado en la cuenta 00200003.</w:t>
+      </w:r>
+    </w:p>
+    <w:p>
+      <w:pPr>
         <w:pStyle w:val="Heading1"/>
       </w:pPr>
       <w:bookmarkStart w:name="_Toc23" w:id="23"/>
@@ -11176,7 +11428,7 @@
         <w:jc w:val="both"/>
       </w:pPr>
       <w:r>
-        <w:t xml:space="preserve">Las pruebas se ejecutaron con la base recién creada (crear_bdd.ps1), el servidor en IIS Express y cada cliente en la misma PC; para el trabajo en red el servidor se publica en IIS y los clientes usan la IP de Wi-Fi.</w:t>
+        <w:t xml:space="preserve">Las pruebas se ejecutaron con la base recién creada (crear_bdd.ps1) y el servidor en IIS Express. Primero en orden consola → escritorio → web → móvil (tablet Samsung SM-P610 por cable con adb reverse), cada cliente operando sobre lo que dejó el anterior: el depósito hecho en la web aparece en el móvil, lo que demuestra que todos comparten la misma base de datos. Para el trabajo en red el servidor se publica en IIS y los clientes usan la IP de Wi-Fi.</w:t>
       </w:r>
     </w:p>
     <w:tbl>

--- a/05. DOCUMENTACIÓN/WS_EUREKABANK_SOAP_DOTNET_BDD_GR01.docx
+++ b/05. DOCUMENTACIÓN/WS_EUREKABANK_SOAP_DOTNET_BDD_GR01.docx
@@ -1398,7 +1398,7 @@
         <w:jc w:val="both"/>
       </w:pPr>
       <w:r>
-        <w:t xml:space="preserve">.NET MAUI es la evolución oficial de Xamarin.Forms para crear aplicaciones Android con C# y XAML desde Visual Studio; Xamarin dejó de tener soporte en mayo de 2024. Como System.ServiceModel no está disponible en Android, el cliente móvil arma el sobre SOAP en texto y lo envía con HttpClient, leyendo la respuesta con LINQ to XML.</w:t>
+        <w:t xml:space="preserve">.NET MAUI es la evolución oficial de Xamarin.Forms para crear aplicaciones Android con C# y XAML desde Visual Studio; Xamarin dejó de tener soporte en mayo de 2024. El cliente móvil usa el cliente WCF para .NET moderno (System.ServiceModel.Http) con el mismo proxy generado desde el WSDL que la web.</w:t>
       </w:r>
     </w:p>
     <w:p>
@@ -4242,20 +4242,33 @@
                 <w:sz w:val="16"/>
                 <w:szCs w:val="16"/>
               </w:rPr>
-              <w:t xml:space="preserve">├── ec/edu/monster/ws/WSEureka.svc.cs         implementación: delega y convierte errores en SOAP Fault</w:t>
-            </w:r>
-          </w:p>
-          <w:p>
-            <w:pPr>
-              <w:spacing w:after="0" w:line="240"/>
-            </w:pPr>
-            <w:r>
-              <w:rPr>
-                <w:rFonts w:ascii="Consolas" w:cs="Consolas" w:eastAsia="Consolas" w:hAnsi="Consolas"/>
-                <w:sz w:val="16"/>
-                <w:szCs w:val="16"/>
-              </w:rPr>
-              <w:t xml:space="preserve">├── WSEureka.svc</w:t>
+              <w:t xml:space="preserve">├── ec/edu/monster/ws/WSEureka.svc.cs         implementación WCF: delega y convierte errores en SOAP Fault</w:t>
+            </w:r>
+          </w:p>
+          <w:p>
+            <w:pPr>
+              <w:spacing w:after="0" w:line="240"/>
+            </w:pPr>
+            <w:r>
+              <w:rPr>
+                <w:rFonts w:ascii="Consolas" w:cs="Consolas" w:eastAsia="Consolas" w:hAnsi="Consolas"/>
+                <w:sz w:val="16"/>
+                <w:szCs w:val="16"/>
+              </w:rPr>
+              <w:t xml:space="preserve">├── ec/edu/monster/ws/WSEurekaAsmx.asmx.cs     las mismas operaciones como servicio ASMX</w:t>
+            </w:r>
+          </w:p>
+          <w:p>
+            <w:pPr>
+              <w:spacing w:after="0" w:line="240"/>
+            </w:pPr>
+            <w:r>
+              <w:rPr>
+                <w:rFonts w:ascii="Consolas" w:cs="Consolas" w:eastAsia="Consolas" w:hAnsi="Consolas"/>
+                <w:sz w:val="16"/>
+                <w:szCs w:val="16"/>
+              </w:rPr>
+              <w:t xml:space="preserve">├── WSEureka.svc · WSEureka.asmx</w:t>
             </w:r>
           </w:p>
           <w:p>
@@ -6737,19 +6750,254 @@
     </w:p>
     <w:p>
       <w:pPr>
-        <w:pStyle w:val="Heading3"/>
-      </w:pPr>
-      <w:r>
-        <w:t xml:space="preserve">6.1.6 Paso 6: Ejecutar</w:t>
-      </w:r>
-    </w:p>
-    <w:p>
-      <w:pPr>
         <w:spacing w:after="120" w:line="300"/>
         <w:jc w:val="both"/>
       </w:pPr>
       <w:r>
-        <w:t xml:space="preserve">Clic derecho en WSEureka.svc → Establecer como página principal → Depurar → Iniciar sin depurar. IIS Express publica el servicio en http://localhost:8087/WSEureka.svc y el contrato en ?wsdl.</w:t>
+        <w:t xml:space="preserve">Las mismas 6 operaciones se publican también como servicio ASMX (WSEureka.asmx), la tecnología SOAP anterior a WCF. Usa la misma lógica (EurekaServicio) y devuelve el mismo detalle ErrorServicio en el Fault; su página en el navegador lista las operaciones y permite probarlas con un formulario. Los cuatro clientes usan el servicio WCF (.svc).</w:t>
+      </w:r>
+    </w:p>
+    <w:p>
+      <w:pPr>
+        <w:keepNext/>
+        <w:spacing w:after="60" w:before="120"/>
+      </w:pPr>
+      <w:r>
+        <w:rPr>
+          <w:b/>
+          <w:bCs/>
+          <w:color w:val="082E54"/>
+          <w:sz w:val="18"/>
+          <w:szCs w:val="18"/>
+        </w:rPr>
+        <w:t xml:space="preserve">Código 15. ec/edu/monster/ws/WSEurekaAsmx.asmx.cs (fragmento).</w:t>
+      </w:r>
+    </w:p>
+    <w:tbl>
+      <w:tblPr>
+        <w:tblW w:type="dxa" w:w="9026"/>
+        <w:tblBorders>
+          <w:top w:val="single" w:color="auto" w:sz="4"/>
+          <w:left w:val="single" w:color="auto" w:sz="4"/>
+          <w:bottom w:val="single" w:color="auto" w:sz="4"/>
+          <w:right w:val="single" w:color="auto" w:sz="4"/>
+          <w:insideH w:val="single" w:color="auto" w:sz="4"/>
+          <w:insideV w:val="single" w:color="auto" w:sz="4"/>
+        </w:tblBorders>
+      </w:tblPr>
+      <w:tblGrid>
+        <w:gridCol w:w="9026"/>
+      </w:tblGrid>
+      <w:tr>
+        <w:tc>
+          <w:tcPr>
+            <w:tcW w:type="dxa" w:w="9026"/>
+            <w:tcBorders>
+              <w:top w:val="single" w:color="C9D3DE" w:sz="4"/>
+              <w:left w:val="single" w:color="C9D3DE" w:sz="4"/>
+              <w:bottom w:val="single" w:color="C9D3DE" w:sz="4"/>
+              <w:right w:val="single" w:color="C9D3DE" w:sz="4"/>
+            </w:tcBorders>
+            <w:shd w:fill="F5F8FB" w:color="auto" w:val="clear"/>
+            <w:tcMar>
+              <w:top w:type="dxa" w:w="100"/>
+              <w:left w:type="dxa" w:w="140"/>
+              <w:bottom w:type="dxa" w:w="100"/>
+              <w:right w:type="dxa" w:w="140"/>
+            </w:tcMar>
+          </w:tcPr>
+          <w:p>
+            <w:pPr>
+              <w:spacing w:after="0" w:line="240"/>
+            </w:pPr>
+            <w:r>
+              <w:rPr>
+                <w:rFonts w:ascii="Consolas" w:cs="Consolas" w:eastAsia="Consolas" w:hAnsi="Consolas"/>
+                <w:sz w:val="16"/>
+                <w:szCs w:val="16"/>
+              </w:rPr>
+              <w:t xml:space="preserve">[WebService(Name = "WSEureka", Namespace = Constantes.NamespaceServicio,</w:t>
+            </w:r>
+          </w:p>
+          <w:p>
+            <w:pPr>
+              <w:spacing w:after="0" w:line="240"/>
+            </w:pPr>
+            <w:r>
+              <w:rPr>
+                <w:rFonts w:ascii="Consolas" w:cs="Consolas" w:eastAsia="Consolas" w:hAnsi="Consolas"/>
+                <w:sz w:val="16"/>
+                <w:szCs w:val="16"/>
+              </w:rPr>
+              <w:t xml:space="preserve">    Description = "EurekaBank · SOAP .NET con SQL Server. Usuario de prueba: monster / monster (código de empleado 0012). Cuentas de ejemplo: 00100001, 00200001, 00200002.")]</w:t>
+            </w:r>
+          </w:p>
+          <w:p>
+            <w:pPr>
+              <w:spacing w:after="0" w:line="240"/>
+            </w:pPr>
+            <w:r>
+              <w:rPr>
+                <w:rFonts w:ascii="Consolas" w:cs="Consolas" w:eastAsia="Consolas" w:hAnsi="Consolas"/>
+                <w:sz w:val="16"/>
+                <w:szCs w:val="16"/>
+              </w:rPr>
+              <w:t xml:space="preserve">[WebServiceBinding(ConformsTo = WsiProfiles.BasicProfile1_1)]</w:t>
+            </w:r>
+          </w:p>
+          <w:p>
+            <w:pPr>
+              <w:spacing w:after="0" w:line="240"/>
+            </w:pPr>
+            <w:r>
+              <w:rPr>
+                <w:rFonts w:ascii="Consolas" w:cs="Consolas" w:eastAsia="Consolas" w:hAnsi="Consolas"/>
+                <w:sz w:val="16"/>
+                <w:szCs w:val="16"/>
+              </w:rPr>
+              <w:t xml:space="preserve">public class WSEurekaAsmx : WebService</w:t>
+            </w:r>
+          </w:p>
+          <w:p>
+            <w:pPr>
+              <w:spacing w:after="0" w:line="240"/>
+            </w:pPr>
+            <w:r>
+              <w:rPr>
+                <w:rFonts w:ascii="Consolas" w:cs="Consolas" w:eastAsia="Consolas" w:hAnsi="Consolas"/>
+                <w:sz w:val="16"/>
+                <w:szCs w:val="16"/>
+              </w:rPr>
+              <w:t xml:space="preserve">{</w:t>
+            </w:r>
+          </w:p>
+          <w:p>
+            <w:pPr>
+              <w:spacing w:after="0" w:line="240"/>
+            </w:pPr>
+            <w:r>
+              <w:rPr>
+                <w:rFonts w:ascii="Consolas" w:cs="Consolas" w:eastAsia="Consolas" w:hAnsi="Consolas"/>
+                <w:sz w:val="16"/>
+                <w:szCs w:val="16"/>
+              </w:rPr>
+              <w:t xml:space="preserve">    [WebMethod(Description = "Devuelve el empleado si usuario y clave son correctos; si no, vacío.")]</w:t>
+            </w:r>
+          </w:p>
+          <w:p>
+            <w:pPr>
+              <w:spacing w:after="0" w:line="240"/>
+            </w:pPr>
+            <w:r>
+              <w:rPr>
+                <w:rFonts w:ascii="Consolas" w:cs="Consolas" w:eastAsia="Consolas" w:hAnsi="Consolas"/>
+                <w:sz w:val="16"/>
+                <w:szCs w:val="16"/>
+              </w:rPr>
+              <w:t xml:space="preserve">    public Empleado Login(string usuario, string clave) =&gt;</w:t>
+            </w:r>
+          </w:p>
+          <w:p>
+            <w:pPr>
+              <w:spacing w:after="0" w:line="240"/>
+            </w:pPr>
+            <w:r>
+              <w:rPr>
+                <w:rFonts w:ascii="Consolas" w:cs="Consolas" w:eastAsia="Consolas" w:hAnsi="Consolas"/>
+                <w:sz w:val="16"/>
+                <w:szCs w:val="16"/>
+              </w:rPr>
+              <w:t xml:space="preserve">        Ejecutar(() =&gt; EurekaServicio.Instancia.Login(usuario, clave));</w:t>
+            </w:r>
+          </w:p>
+          <w:p>
+            <w:pPr>
+              <w:spacing w:after="0" w:line="240"/>
+            </w:pPr>
+            <w:r>
+              <w:rPr>
+                <w:rFonts w:ascii="Consolas" w:cs="Consolas" w:eastAsia="Consolas" w:hAnsi="Consolas"/>
+                <w:sz w:val="16"/>
+                <w:szCs w:val="16"/>
+              </w:rPr>
+              <w:t xml:space="preserve"> </w:t>
+            </w:r>
+          </w:p>
+          <w:p>
+            <w:pPr>
+              <w:spacing w:after="0" w:line="240"/>
+            </w:pPr>
+            <w:r>
+              <w:rPr>
+                <w:rFonts w:ascii="Consolas" w:cs="Consolas" w:eastAsia="Consolas" w:hAnsi="Consolas"/>
+                <w:sz w:val="16"/>
+                <w:szCs w:val="16"/>
+              </w:rPr>
+              <w:t xml:space="preserve">    [WebMethod(Description = "Datos de la cuenta: cliente, moneda, sucursal, saldo y estado.")]</w:t>
+            </w:r>
+          </w:p>
+          <w:p>
+            <w:pPr>
+              <w:spacing w:after="0" w:line="240"/>
+            </w:pPr>
+            <w:r>
+              <w:rPr>
+                <w:rFonts w:ascii="Consolas" w:cs="Consolas" w:eastAsia="Consolas" w:hAnsi="Consolas"/>
+                <w:sz w:val="16"/>
+                <w:szCs w:val="16"/>
+              </w:rPr>
+              <w:t xml:space="preserve">    public Cuenta ConsultarCuenta(string cuenta) =&gt;</w:t>
+            </w:r>
+          </w:p>
+          <w:p>
+            <w:pPr>
+              <w:spacing w:after="0" w:line="240"/>
+            </w:pPr>
+            <w:r>
+              <w:rPr>
+                <w:rFonts w:ascii="Consolas" w:cs="Consolas" w:eastAsia="Consolas" w:hAnsi="Consolas"/>
+                <w:sz w:val="16"/>
+                <w:szCs w:val="16"/>
+              </w:rPr>
+              <w:t xml:space="preserve">        Ejecutar(() =&gt; EurekaServicio.Instancia.ConsultarCuenta(cuenta));</w:t>
+            </w:r>
+          </w:p>
+          <w:p>
+            <w:pPr>
+              <w:spacing w:after="0" w:line="240"/>
+            </w:pPr>
+            <w:r>
+              <w:rPr>
+                <w:rFonts w:ascii="Consolas" w:cs="Consolas" w:eastAsia="Consolas" w:hAnsi="Consolas"/>
+                <w:sz w:val="16"/>
+                <w:szCs w:val="16"/>
+              </w:rPr>
+              <w:t xml:space="preserve">    // ... TraerMovimientos, RegistrarDeposito, RegistrarRetiro, RegistrarTransferencia</w:t>
+            </w:r>
+          </w:p>
+        </w:tc>
+      </w:tr>
+    </w:tbl>
+    <w:p>
+      <w:pPr>
+        <w:spacing w:after="120"/>
+      </w:pPr>
+    </w:p>
+    <w:p>
+      <w:pPr>
+        <w:pStyle w:val="Heading3"/>
+      </w:pPr>
+      <w:r>
+        <w:t xml:space="preserve">6.1.6 Paso 6: Ejecutar</w:t>
+      </w:r>
+    </w:p>
+    <w:p>
+      <w:pPr>
+        <w:spacing w:after="120" w:line="300"/>
+        <w:jc w:val="both"/>
+      </w:pPr>
+      <w:r>
+        <w:t xml:space="preserve">Clic derecho en WSEureka.svc → Establecer como página principal → Depurar → Iniciar sin depurar. IIS Express publica el servicio en http://localhost:8087/WSEureka.svc, el contrato en ?wsdl y la página ASMX en http://localhost:8087/WSEureka.asmx.</w:t>
       </w:r>
     </w:p>
     <w:p>
@@ -7009,7 +7257,7 @@
         <w:jc w:val="both"/>
       </w:pPr>
       <w:r>
-        <w:t xml:space="preserve">En lugar de generar un proxy, el cliente copia la interfaz del contrato (mismo Name y Namespace) y crea una sola ChannelFactory con el endpoint de App.config. Cada SOAP Fault se convierte en ErrorServicioException con el mensaje del servidor.</w:t>
+        <w:t xml:space="preserve">El cliente no define sus propias clases de datos ni el contrato: se generan desde el WSDL del servicio con SvcUtil.exe (la misma herramienta de «Agregar referencia de servicio» de Visual Studio) en servicio/WSEurekaReference.cs. ClienteEureka crea una sola ChannelFactory&lt;WSEureka&gt; con el endpoint de App.config y convierte cada SOAP Fault en ErrorServicioException con el mensaje del servidor.</w:t>
       </w:r>
     </w:p>
     <w:p>
@@ -7025,7 +7273,7 @@
           <w:sz w:val="18"/>
           <w:szCs w:val="18"/>
         </w:rPr>
-        <w:t xml:space="preserve">Código 15. ec/edu/monster/servicio/ClienteEureka.cs: Singleton (fragmento).</w:t>
+        <w:t xml:space="preserve">Código 16. Generación del proxy desde el WSDL (SvcUtil.exe está en Microsoft SDKs\Windows\v10.0A\bin\NETFX 4.8 Tools).</w:t>
       </w:r>
     </w:p>
     <w:tbl>
@@ -7071,241 +7319,20 @@
                 <w:sz w:val="16"/>
                 <w:szCs w:val="16"/>
               </w:rPr>
-              <w:t xml:space="preserve">public sealed class ClienteEureka</w:t>
-            </w:r>
-          </w:p>
-          <w:p>
-            <w:pPr>
-              <w:spacing w:after="0" w:line="240"/>
-            </w:pPr>
-            <w:r>
-              <w:rPr>
-                <w:rFonts w:ascii="Consolas" w:cs="Consolas" w:eastAsia="Consolas" w:hAnsi="Consolas"/>
-                <w:sz w:val="16"/>
-                <w:szCs w:val="16"/>
-              </w:rPr>
-              <w:t xml:space="preserve">{</w:t>
-            </w:r>
-          </w:p>
-          <w:p>
-            <w:pPr>
-              <w:spacing w:after="0" w:line="240"/>
-            </w:pPr>
-            <w:r>
-              <w:rPr>
-                <w:rFonts w:ascii="Consolas" w:cs="Consolas" w:eastAsia="Consolas" w:hAnsi="Consolas"/>
-                <w:sz w:val="16"/>
-                <w:szCs w:val="16"/>
-              </w:rPr>
-              <w:t xml:space="preserve">    // Nombre del endpoint definido en App.config (system.serviceModel/client).</w:t>
-            </w:r>
-          </w:p>
-          <w:p>
-            <w:pPr>
-              <w:spacing w:after="0" w:line="240"/>
-            </w:pPr>
-            <w:r>
-              <w:rPr>
-                <w:rFonts w:ascii="Consolas" w:cs="Consolas" w:eastAsia="Consolas" w:hAnsi="Consolas"/>
-                <w:sz w:val="16"/>
-                <w:szCs w:val="16"/>
-              </w:rPr>
-              <w:t xml:space="preserve">    private const string NombreEndpoint = "WSEureka";</w:t>
-            </w:r>
-          </w:p>
-          <w:p>
-            <w:pPr>
-              <w:spacing w:after="0" w:line="240"/>
-            </w:pPr>
-            <w:r>
-              <w:rPr>
-                <w:rFonts w:ascii="Consolas" w:cs="Consolas" w:eastAsia="Consolas" w:hAnsi="Consolas"/>
-                <w:sz w:val="16"/>
-                <w:szCs w:val="16"/>
-              </w:rPr>
-              <w:t xml:space="preserve"> </w:t>
-            </w:r>
-          </w:p>
-          <w:p>
-            <w:pPr>
-              <w:spacing w:after="0" w:line="240"/>
-            </w:pPr>
-            <w:r>
-              <w:rPr>
-                <w:rFonts w:ascii="Consolas" w:cs="Consolas" w:eastAsia="Consolas" w:hAnsi="Consolas"/>
-                <w:sz w:val="16"/>
-                <w:szCs w:val="16"/>
-              </w:rPr>
-              <w:t xml:space="preserve">    private static readonly Lazy&lt;ClienteEureka&gt; _instancia =</w:t>
-            </w:r>
-          </w:p>
-          <w:p>
-            <w:pPr>
-              <w:spacing w:after="0" w:line="240"/>
-            </w:pPr>
-            <w:r>
-              <w:rPr>
-                <w:rFonts w:ascii="Consolas" w:cs="Consolas" w:eastAsia="Consolas" w:hAnsi="Consolas"/>
-                <w:sz w:val="16"/>
-                <w:szCs w:val="16"/>
-              </w:rPr>
-              <w:t xml:space="preserve">        new Lazy&lt;ClienteEureka&gt;(() =&gt; new ClienteEureka());</w:t>
-            </w:r>
-          </w:p>
-          <w:p>
-            <w:pPr>
-              <w:spacing w:after="0" w:line="240"/>
-            </w:pPr>
-            <w:r>
-              <w:rPr>
-                <w:rFonts w:ascii="Consolas" w:cs="Consolas" w:eastAsia="Consolas" w:hAnsi="Consolas"/>
-                <w:sz w:val="16"/>
-                <w:szCs w:val="16"/>
-              </w:rPr>
-              <w:t xml:space="preserve"> </w:t>
-            </w:r>
-          </w:p>
-          <w:p>
-            <w:pPr>
-              <w:spacing w:after="0" w:line="240"/>
-            </w:pPr>
-            <w:r>
-              <w:rPr>
-                <w:rFonts w:ascii="Consolas" w:cs="Consolas" w:eastAsia="Consolas" w:hAnsi="Consolas"/>
-                <w:sz w:val="16"/>
-                <w:szCs w:val="16"/>
-              </w:rPr>
-              <w:t xml:space="preserve">    public static ClienteEureka Instancia =&gt; _instancia.Value;</w:t>
-            </w:r>
-          </w:p>
-          <w:p>
-            <w:pPr>
-              <w:spacing w:after="0" w:line="240"/>
-            </w:pPr>
-            <w:r>
-              <w:rPr>
-                <w:rFonts w:ascii="Consolas" w:cs="Consolas" w:eastAsia="Consolas" w:hAnsi="Consolas"/>
-                <w:sz w:val="16"/>
-                <w:szCs w:val="16"/>
-              </w:rPr>
-              <w:t xml:space="preserve"> </w:t>
-            </w:r>
-          </w:p>
-          <w:p>
-            <w:pPr>
-              <w:spacing w:after="0" w:line="240"/>
-            </w:pPr>
-            <w:r>
-              <w:rPr>
-                <w:rFonts w:ascii="Consolas" w:cs="Consolas" w:eastAsia="Consolas" w:hAnsi="Consolas"/>
-                <w:sz w:val="16"/>
-                <w:szCs w:val="16"/>
-              </w:rPr>
-              <w:t xml:space="preserve">    private readonly ChannelFactory&lt;IWSEureka&gt; _fabrica;</w:t>
-            </w:r>
-          </w:p>
-          <w:p>
-            <w:pPr>
-              <w:spacing w:after="0" w:line="240"/>
-            </w:pPr>
-            <w:r>
-              <w:rPr>
-                <w:rFonts w:ascii="Consolas" w:cs="Consolas" w:eastAsia="Consolas" w:hAnsi="Consolas"/>
-                <w:sz w:val="16"/>
-                <w:szCs w:val="16"/>
-              </w:rPr>
-              <w:t xml:space="preserve"> </w:t>
-            </w:r>
-          </w:p>
-          <w:p>
-            <w:pPr>
-              <w:spacing w:after="0" w:line="240"/>
-            </w:pPr>
-            <w:r>
-              <w:rPr>
-                <w:rFonts w:ascii="Consolas" w:cs="Consolas" w:eastAsia="Consolas" w:hAnsi="Consolas"/>
-                <w:sz w:val="16"/>
-                <w:szCs w:val="16"/>
-              </w:rPr>
-              <w:t xml:space="preserve">    // Constructor privado: solo la propia clase crea la instancia.</w:t>
-            </w:r>
-          </w:p>
-          <w:p>
-            <w:pPr>
-              <w:spacing w:after="0" w:line="240"/>
-            </w:pPr>
-            <w:r>
-              <w:rPr>
-                <w:rFonts w:ascii="Consolas" w:cs="Consolas" w:eastAsia="Consolas" w:hAnsi="Consolas"/>
-                <w:sz w:val="16"/>
-                <w:szCs w:val="16"/>
-              </w:rPr>
-              <w:t xml:space="preserve">    private ClienteEureka()</w:t>
-            </w:r>
-          </w:p>
-          <w:p>
-            <w:pPr>
-              <w:spacing w:after="0" w:line="240"/>
-            </w:pPr>
-            <w:r>
-              <w:rPr>
-                <w:rFonts w:ascii="Consolas" w:cs="Consolas" w:eastAsia="Consolas" w:hAnsi="Consolas"/>
-                <w:sz w:val="16"/>
-                <w:szCs w:val="16"/>
-              </w:rPr>
-              <w:t xml:space="preserve">    {</w:t>
-            </w:r>
-          </w:p>
-          <w:p>
-            <w:pPr>
-              <w:spacing w:after="0" w:line="240"/>
-            </w:pPr>
-            <w:r>
-              <w:rPr>
-                <w:rFonts w:ascii="Consolas" w:cs="Consolas" w:eastAsia="Consolas" w:hAnsi="Consolas"/>
-                <w:sz w:val="16"/>
-                <w:szCs w:val="16"/>
-              </w:rPr>
-              <w:t xml:space="preserve">        _fabrica = new ChannelFactory&lt;IWSEureka&gt;(NombreEndpoint);</w:t>
-            </w:r>
-          </w:p>
-          <w:p>
-            <w:pPr>
-              <w:spacing w:after="0" w:line="240"/>
-            </w:pPr>
-            <w:r>
-              <w:rPr>
-                <w:rFonts w:ascii="Consolas" w:cs="Consolas" w:eastAsia="Consolas" w:hAnsi="Consolas"/>
-                <w:sz w:val="16"/>
-                <w:szCs w:val="16"/>
-              </w:rPr>
-              <w:t xml:space="preserve">    }</w:t>
-            </w:r>
-          </w:p>
-          <w:p>
-            <w:pPr>
-              <w:spacing w:after="0" w:line="240"/>
-            </w:pPr>
-            <w:r>
-              <w:rPr>
-                <w:rFonts w:ascii="Consolas" w:cs="Consolas" w:eastAsia="Consolas" w:hAnsi="Consolas"/>
-                <w:sz w:val="16"/>
-                <w:szCs w:val="16"/>
-              </w:rPr>
-              <w:t xml:space="preserve"> </w:t>
-            </w:r>
-          </w:p>
-          <w:p>
-            <w:pPr>
-              <w:spacing w:after="0" w:line="240"/>
-            </w:pPr>
-            <w:r>
-              <w:rPr>
-                <w:rFonts w:ascii="Consolas" w:cs="Consolas" w:eastAsia="Consolas" w:hAnsi="Consolas"/>
-                <w:sz w:val="16"/>
-                <w:szCs w:val="16"/>
-              </w:rPr>
-              <w:t xml:space="preserve">    public string UrlServidor =&gt; _fabrica.Endpoint.Address.Uri.ToString();</w:t>
+              <w:t xml:space="preserve">SvcUtil.exe http://localhost:8087/WSEureka.svc?wsdl /language:C# /out:WSEurekaReference.cs</w:t>
+            </w:r>
+          </w:p>
+          <w:p>
+            <w:pPr>
+              <w:spacing w:after="0" w:line="240"/>
+            </w:pPr>
+            <w:r>
+              <w:rPr>
+                <w:rFonts w:ascii="Consolas" w:cs="Consolas" w:eastAsia="Consolas" w:hAnsi="Consolas"/>
+                <w:sz w:val="16"/>
+                <w:szCs w:val="16"/>
+              </w:rPr>
+              <w:t xml:space="preserve">            /namespace:*,ec.edu.monster.servicio /noConfig /syncOnly</w:t>
             </w:r>
           </w:p>
         </w:tc>
@@ -7329,7 +7356,7 @@
           <w:sz w:val="18"/>
           <w:szCs w:val="18"/>
         </w:rPr>
-        <w:t xml:space="preserve">Código 16. App.config: dirección del servidor.</w:t>
+        <w:t xml:space="preserve">Código 17. servicio/WSEurekaReference.cs: contrato generado desde el WSDL (fragmento).</w:t>
       </w:r>
     </w:p>
     <w:tbl>
@@ -7375,98 +7402,345 @@
                 <w:sz w:val="16"/>
                 <w:szCs w:val="16"/>
               </w:rPr>
-              <w:t xml:space="preserve">&lt;client&gt;</w:t>
-            </w:r>
-          </w:p>
-          <w:p>
-            <w:pPr>
-              <w:spacing w:after="0" w:line="240"/>
-            </w:pPr>
-            <w:r>
-              <w:rPr>
-                <w:rFonts w:ascii="Consolas" w:cs="Consolas" w:eastAsia="Consolas" w:hAnsi="Consolas"/>
-                <w:sz w:val="16"/>
-                <w:szCs w:val="16"/>
-              </w:rPr>
-              <w:t xml:space="preserve">  &lt;!-- Cambiar SOLO esta dirección para apuntar a otro servidor (por ejemplo http://192.168.1.10:8087/WSEureka.svc). --&gt;</w:t>
-            </w:r>
-          </w:p>
-          <w:p>
-            <w:pPr>
-              <w:spacing w:after="0" w:line="240"/>
-            </w:pPr>
-            <w:r>
-              <w:rPr>
-                <w:rFonts w:ascii="Consolas" w:cs="Consolas" w:eastAsia="Consolas" w:hAnsi="Consolas"/>
-                <w:sz w:val="16"/>
-                <w:szCs w:val="16"/>
-              </w:rPr>
-              <w:t xml:space="preserve">  &lt;endpoint name="WSEureka"</w:t>
-            </w:r>
-          </w:p>
-          <w:p>
-            <w:pPr>
-              <w:spacing w:after="0" w:line="240"/>
-            </w:pPr>
-            <w:r>
-              <w:rPr>
-                <w:rFonts w:ascii="Consolas" w:cs="Consolas" w:eastAsia="Consolas" w:hAnsi="Consolas"/>
-                <w:sz w:val="16"/>
-                <w:szCs w:val="16"/>
-              </w:rPr>
-              <w:t xml:space="preserve">            address="http://localhost:8087/WSEureka.svc"</w:t>
-            </w:r>
-          </w:p>
-          <w:p>
-            <w:pPr>
-              <w:spacing w:after="0" w:line="240"/>
-            </w:pPr>
-            <w:r>
-              <w:rPr>
-                <w:rFonts w:ascii="Consolas" w:cs="Consolas" w:eastAsia="Consolas" w:hAnsi="Consolas"/>
-                <w:sz w:val="16"/>
-                <w:szCs w:val="16"/>
-              </w:rPr>
-              <w:t xml:space="preserve">            binding="basicHttpBinding"</w:t>
-            </w:r>
-          </w:p>
-          <w:p>
-            <w:pPr>
-              <w:spacing w:after="0" w:line="240"/>
-            </w:pPr>
-            <w:r>
-              <w:rPr>
-                <w:rFonts w:ascii="Consolas" w:cs="Consolas" w:eastAsia="Consolas" w:hAnsi="Consolas"/>
-                <w:sz w:val="16"/>
-                <w:szCs w:val="16"/>
-              </w:rPr>
-              <w:t xml:space="preserve">            bindingConfiguration="EurekaBinding"</w:t>
-            </w:r>
-          </w:p>
-          <w:p>
-            <w:pPr>
-              <w:spacing w:after="0" w:line="240"/>
-            </w:pPr>
-            <w:r>
-              <w:rPr>
-                <w:rFonts w:ascii="Consolas" w:cs="Consolas" w:eastAsia="Consolas" w:hAnsi="Consolas"/>
-                <w:sz w:val="16"/>
-                <w:szCs w:val="16"/>
-              </w:rPr>
-              <w:t xml:space="preserve">            contract="ec.edu.monster.servicio.IWSEureka" /&gt;</w:t>
-            </w:r>
-          </w:p>
-          <w:p>
-            <w:pPr>
-              <w:spacing w:after="0" w:line="240"/>
-            </w:pPr>
-            <w:r>
-              <w:rPr>
-                <w:rFonts w:ascii="Consolas" w:cs="Consolas" w:eastAsia="Consolas" w:hAnsi="Consolas"/>
-                <w:sz w:val="16"/>
-                <w:szCs w:val="16"/>
-              </w:rPr>
-              <w:t xml:space="preserve">&lt;/client&gt;</w:t>
+              <w:t xml:space="preserve">public interface WSEureka</w:t>
+            </w:r>
+          </w:p>
+          <w:p>
+            <w:pPr>
+              <w:spacing w:after="0" w:line="240"/>
+            </w:pPr>
+            <w:r>
+              <w:rPr>
+                <w:rFonts w:ascii="Consolas" w:cs="Consolas" w:eastAsia="Consolas" w:hAnsi="Consolas"/>
+                <w:sz w:val="16"/>
+                <w:szCs w:val="16"/>
+              </w:rPr>
+              <w:t xml:space="preserve">{</w:t>
+            </w:r>
+          </w:p>
+          <w:p>
+            <w:pPr>
+              <w:spacing w:after="0" w:line="240"/>
+            </w:pPr>
+            <w:r>
+              <w:rPr>
+                <w:rFonts w:ascii="Consolas" w:cs="Consolas" w:eastAsia="Consolas" w:hAnsi="Consolas"/>
+                <w:sz w:val="16"/>
+                <w:szCs w:val="16"/>
+              </w:rPr>
+              <w:t xml:space="preserve">    </w:t>
+            </w:r>
+          </w:p>
+          <w:p>
+            <w:pPr>
+              <w:spacing w:after="0" w:line="240"/>
+            </w:pPr>
+            <w:r>
+              <w:rPr>
+                <w:rFonts w:ascii="Consolas" w:cs="Consolas" w:eastAsia="Consolas" w:hAnsi="Consolas"/>
+                <w:sz w:val="16"/>
+                <w:szCs w:val="16"/>
+              </w:rPr>
+              <w:t xml:space="preserve">    [System.ServiceModel.OperationContractAttribute(Action="http://espe.edu.ec/eureka/WSEureka/login", ReplyAction="http://espe.edu.ec/eureka/WSEureka/loginResponse")]</w:t>
+            </w:r>
+          </w:p>
+          <w:p>
+            <w:pPr>
+              <w:spacing w:after="0" w:line="240"/>
+            </w:pPr>
+            <w:r>
+              <w:rPr>
+                <w:rFonts w:ascii="Consolas" w:cs="Consolas" w:eastAsia="Consolas" w:hAnsi="Consolas"/>
+                <w:sz w:val="16"/>
+                <w:szCs w:val="16"/>
+              </w:rPr>
+              <w:t xml:space="preserve">    [System.ServiceModel.FaultContractAttribute(typeof(ec.edu.monster.servicio.ErrorServicio), Action="http://espe.edu.ec/eureka/WSEureka/loginErrorServicioFault", Name="ErrorServicio")]</w:t>
+            </w:r>
+          </w:p>
+          <w:p>
+            <w:pPr>
+              <w:spacing w:after="0" w:line="240"/>
+            </w:pPr>
+            <w:r>
+              <w:rPr>
+                <w:rFonts w:ascii="Consolas" w:cs="Consolas" w:eastAsia="Consolas" w:hAnsi="Consolas"/>
+                <w:sz w:val="16"/>
+                <w:szCs w:val="16"/>
+              </w:rPr>
+              <w:t xml:space="preserve">    ec.edu.monster.servicio.Empleado login(string usuario, string clave);</w:t>
+            </w:r>
+          </w:p>
+          <w:p>
+            <w:pPr>
+              <w:spacing w:after="0" w:line="240"/>
+            </w:pPr>
+            <w:r>
+              <w:rPr>
+                <w:rFonts w:ascii="Consolas" w:cs="Consolas" w:eastAsia="Consolas" w:hAnsi="Consolas"/>
+                <w:sz w:val="16"/>
+                <w:szCs w:val="16"/>
+              </w:rPr>
+              <w:t xml:space="preserve">    </w:t>
+            </w:r>
+          </w:p>
+          <w:p>
+            <w:pPr>
+              <w:spacing w:after="0" w:line="240"/>
+            </w:pPr>
+            <w:r>
+              <w:rPr>
+                <w:rFonts w:ascii="Consolas" w:cs="Consolas" w:eastAsia="Consolas" w:hAnsi="Consolas"/>
+                <w:sz w:val="16"/>
+                <w:szCs w:val="16"/>
+              </w:rPr>
+              <w:t xml:space="preserve">    [System.ServiceModel.OperationContractAttribute(Action="http://espe.edu.ec/eureka/WSEureka/consultarCuenta", ReplyAction="http://espe.edu.ec/eureka/WSEureka/consultarCuentaResponse")]</w:t>
+            </w:r>
+          </w:p>
+          <w:p>
+            <w:pPr>
+              <w:spacing w:after="0" w:line="240"/>
+            </w:pPr>
+            <w:r>
+              <w:rPr>
+                <w:rFonts w:ascii="Consolas" w:cs="Consolas" w:eastAsia="Consolas" w:hAnsi="Consolas"/>
+                <w:sz w:val="16"/>
+                <w:szCs w:val="16"/>
+              </w:rPr>
+              <w:t xml:space="preserve">    [System.ServiceModel.FaultContractAttribute(typeof(ec.edu.monster.servicio.ErrorServicio), Action="http://espe.edu.ec/eureka/WSEureka/consultarCuentaErrorServicioFault", Name="ErrorServicio")]</w:t>
+            </w:r>
+          </w:p>
+          <w:p>
+            <w:pPr>
+              <w:spacing w:after="0" w:line="240"/>
+            </w:pPr>
+            <w:r>
+              <w:rPr>
+                <w:rFonts w:ascii="Consolas" w:cs="Consolas" w:eastAsia="Consolas" w:hAnsi="Consolas"/>
+                <w:sz w:val="16"/>
+                <w:szCs w:val="16"/>
+              </w:rPr>
+              <w:t xml:space="preserve">    ec.edu.monster.servicio.Cuenta consultarCuenta(string cuenta);</w:t>
+            </w:r>
+          </w:p>
+          <w:p>
+            <w:pPr>
+              <w:spacing w:after="0" w:line="240"/>
+            </w:pPr>
+            <w:r>
+              <w:rPr>
+                <w:rFonts w:ascii="Consolas" w:cs="Consolas" w:eastAsia="Consolas" w:hAnsi="Consolas"/>
+                <w:sz w:val="16"/>
+                <w:szCs w:val="16"/>
+              </w:rPr>
+              <w:t xml:space="preserve">    </w:t>
+            </w:r>
+          </w:p>
+          <w:p>
+            <w:pPr>
+              <w:spacing w:after="0" w:line="240"/>
+            </w:pPr>
+            <w:r>
+              <w:rPr>
+                <w:rFonts w:ascii="Consolas" w:cs="Consolas" w:eastAsia="Consolas" w:hAnsi="Consolas"/>
+                <w:sz w:val="16"/>
+                <w:szCs w:val="16"/>
+              </w:rPr>
+              <w:t xml:space="preserve">    [System.ServiceModel.OperationContractAttribute(Action="http://espe.edu.ec/eureka/WSEureka/traerMovimientos", ReplyAction="http://espe.edu.ec/eureka/WSEureka/traerMovimientosResponse")]</w:t>
+            </w:r>
+          </w:p>
+          <w:p>
+            <w:pPr>
+              <w:spacing w:after="0" w:line="240"/>
+            </w:pPr>
+            <w:r>
+              <w:rPr>
+                <w:rFonts w:ascii="Consolas" w:cs="Consolas" w:eastAsia="Consolas" w:hAnsi="Consolas"/>
+                <w:sz w:val="16"/>
+                <w:szCs w:val="16"/>
+              </w:rPr>
+              <w:t xml:space="preserve">    [System.ServiceModel.FaultContractAttribute(typeof(ec.edu.monster.servicio.ErrorServicio), Action="http://espe.edu.ec/eureka/WSEureka/traerMovimientosErrorServicioFault", Name="ErrorServicio")]</w:t>
+            </w:r>
+          </w:p>
+          <w:p>
+            <w:pPr>
+              <w:spacing w:after="0" w:line="240"/>
+            </w:pPr>
+            <w:r>
+              <w:rPr>
+                <w:rFonts w:ascii="Consolas" w:cs="Consolas" w:eastAsia="Consolas" w:hAnsi="Consolas"/>
+                <w:sz w:val="16"/>
+                <w:szCs w:val="16"/>
+              </w:rPr>
+              <w:t xml:space="preserve">    ec.edu.monster.servicio.Movimiento[] traerMovimientos(string cuenta);</w:t>
+            </w:r>
+          </w:p>
+          <w:p>
+            <w:pPr>
+              <w:spacing w:after="0" w:line="240"/>
+            </w:pPr>
+            <w:r>
+              <w:rPr>
+                <w:rFonts w:ascii="Consolas" w:cs="Consolas" w:eastAsia="Consolas" w:hAnsi="Consolas"/>
+                <w:sz w:val="16"/>
+                <w:szCs w:val="16"/>
+              </w:rPr>
+              <w:t xml:space="preserve">    </w:t>
+            </w:r>
+          </w:p>
+          <w:p>
+            <w:pPr>
+              <w:spacing w:after="0" w:line="240"/>
+            </w:pPr>
+            <w:r>
+              <w:rPr>
+                <w:rFonts w:ascii="Consolas" w:cs="Consolas" w:eastAsia="Consolas" w:hAnsi="Consolas"/>
+                <w:sz w:val="16"/>
+                <w:szCs w:val="16"/>
+              </w:rPr>
+              <w:t xml:space="preserve">    [System.ServiceModel.OperationContractAttribute(Action="http://espe.edu.ec/eureka/WSEureka/registrarDeposito", ReplyAction="http://espe.edu.ec/eureka/WSEureka/registrarDepositoResponse")]</w:t>
+            </w:r>
+          </w:p>
+          <w:p>
+            <w:pPr>
+              <w:spacing w:after="0" w:line="240"/>
+            </w:pPr>
+            <w:r>
+              <w:rPr>
+                <w:rFonts w:ascii="Consolas" w:cs="Consolas" w:eastAsia="Consolas" w:hAnsi="Consolas"/>
+                <w:sz w:val="16"/>
+                <w:szCs w:val="16"/>
+              </w:rPr>
+              <w:t xml:space="preserve">    [System.ServiceModel.FaultContractAttribute(typeof(ec.edu.monster.servicio.ErrorServicio), Action="http://espe.edu.ec/eureka/WSEureka/registrarDepositoErrorServicioFault", Name="ErrorServicio")]</w:t>
+            </w:r>
+          </w:p>
+          <w:p>
+            <w:pPr>
+              <w:spacing w:after="0" w:line="240"/>
+            </w:pPr>
+            <w:r>
+              <w:rPr>
+                <w:rFonts w:ascii="Consolas" w:cs="Consolas" w:eastAsia="Consolas" w:hAnsi="Consolas"/>
+                <w:sz w:val="16"/>
+                <w:szCs w:val="16"/>
+              </w:rPr>
+              <w:t xml:space="preserve">    decimal registrarDeposito(string cuenta, decimal importe, string codEmpleado);</w:t>
+            </w:r>
+          </w:p>
+          <w:p>
+            <w:pPr>
+              <w:spacing w:after="0" w:line="240"/>
+            </w:pPr>
+            <w:r>
+              <w:rPr>
+                <w:rFonts w:ascii="Consolas" w:cs="Consolas" w:eastAsia="Consolas" w:hAnsi="Consolas"/>
+                <w:sz w:val="16"/>
+                <w:szCs w:val="16"/>
+              </w:rPr>
+              <w:t xml:space="preserve">    </w:t>
+            </w:r>
+          </w:p>
+          <w:p>
+            <w:pPr>
+              <w:spacing w:after="0" w:line="240"/>
+            </w:pPr>
+            <w:r>
+              <w:rPr>
+                <w:rFonts w:ascii="Consolas" w:cs="Consolas" w:eastAsia="Consolas" w:hAnsi="Consolas"/>
+                <w:sz w:val="16"/>
+                <w:szCs w:val="16"/>
+              </w:rPr>
+              <w:t xml:space="preserve">    [System.ServiceModel.OperationContractAttribute(Action="http://espe.edu.ec/eureka/WSEureka/registrarRetiro", ReplyAction="http://espe.edu.ec/eureka/WSEureka/registrarRetiroResponse")]</w:t>
+            </w:r>
+          </w:p>
+          <w:p>
+            <w:pPr>
+              <w:spacing w:after="0" w:line="240"/>
+            </w:pPr>
+            <w:r>
+              <w:rPr>
+                <w:rFonts w:ascii="Consolas" w:cs="Consolas" w:eastAsia="Consolas" w:hAnsi="Consolas"/>
+                <w:sz w:val="16"/>
+                <w:szCs w:val="16"/>
+              </w:rPr>
+              <w:t xml:space="preserve">    [System.ServiceModel.FaultContractAttribute(typeof(ec.edu.monster.servicio.ErrorServicio), Action="http://espe.edu.ec/eureka/WSEureka/registrarRetiroErrorServicioFault", Name="ErrorServicio")]</w:t>
+            </w:r>
+          </w:p>
+          <w:p>
+            <w:pPr>
+              <w:spacing w:after="0" w:line="240"/>
+            </w:pPr>
+            <w:r>
+              <w:rPr>
+                <w:rFonts w:ascii="Consolas" w:cs="Consolas" w:eastAsia="Consolas" w:hAnsi="Consolas"/>
+                <w:sz w:val="16"/>
+                <w:szCs w:val="16"/>
+              </w:rPr>
+              <w:t xml:space="preserve">    decimal registrarRetiro(string cuenta, decimal importe, string codEmpleado);</w:t>
+            </w:r>
+          </w:p>
+          <w:p>
+            <w:pPr>
+              <w:spacing w:after="0" w:line="240"/>
+            </w:pPr>
+            <w:r>
+              <w:rPr>
+                <w:rFonts w:ascii="Consolas" w:cs="Consolas" w:eastAsia="Consolas" w:hAnsi="Consolas"/>
+                <w:sz w:val="16"/>
+                <w:szCs w:val="16"/>
+              </w:rPr>
+              <w:t xml:space="preserve">    </w:t>
+            </w:r>
+          </w:p>
+          <w:p>
+            <w:pPr>
+              <w:spacing w:after="0" w:line="240"/>
+            </w:pPr>
+            <w:r>
+              <w:rPr>
+                <w:rFonts w:ascii="Consolas" w:cs="Consolas" w:eastAsia="Consolas" w:hAnsi="Consolas"/>
+                <w:sz w:val="16"/>
+                <w:szCs w:val="16"/>
+              </w:rPr>
+              <w:t xml:space="preserve">    [System.ServiceModel.OperationContractAttribute(Action="http://espe.edu.ec/eureka/WSEureka/registrarTransferencia", ReplyAction="http://espe.edu.ec/eureka/WSEureka/registrarTransferenciaResponse")]</w:t>
+            </w:r>
+          </w:p>
+          <w:p>
+            <w:pPr>
+              <w:spacing w:after="0" w:line="240"/>
+            </w:pPr>
+            <w:r>
+              <w:rPr>
+                <w:rFonts w:ascii="Consolas" w:cs="Consolas" w:eastAsia="Consolas" w:hAnsi="Consolas"/>
+                <w:sz w:val="16"/>
+                <w:szCs w:val="16"/>
+              </w:rPr>
+              <w:t xml:space="preserve">    [System.ServiceModel.FaultContractAttribute(typeof(ec.edu.monster.servicio.ErrorServicio), Action="http://espe.edu.ec/eureka/WSEureka/registrarTransferenciaErrorServicioFault", Name="ErrorServicio")]</w:t>
+            </w:r>
+          </w:p>
+          <w:p>
+            <w:pPr>
+              <w:spacing w:after="0" w:line="240"/>
+            </w:pPr>
+            <w:r>
+              <w:rPr>
+                <w:rFonts w:ascii="Consolas" w:cs="Consolas" w:eastAsia="Consolas" w:hAnsi="Consolas"/>
+                <w:sz w:val="16"/>
+                <w:szCs w:val="16"/>
+              </w:rPr>
+              <w:t xml:space="preserve">    decimal registrarTransferencia(string cuentaOrigen, string cuentaDestino, decimal importe, string codEmpleado);</w:t>
+            </w:r>
+          </w:p>
+          <w:p>
+            <w:pPr>
+              <w:spacing w:after="0" w:line="240"/>
+            </w:pPr>
+            <w:r>
+              <w:rPr>
+                <w:rFonts w:ascii="Consolas" w:cs="Consolas" w:eastAsia="Consolas" w:hAnsi="Consolas"/>
+                <w:sz w:val="16"/>
+                <w:szCs w:val="16"/>
+              </w:rPr>
+              <w:t xml:space="preserve">}</w:t>
             </w:r>
           </w:p>
         </w:tc>
@@ -7476,14 +7750,6 @@
       <w:pPr>
         <w:spacing w:after="120"/>
       </w:pPr>
-    </w:p>
-    <w:p>
-      <w:pPr>
-        <w:pStyle w:val="Heading3"/>
-      </w:pPr>
-      <w:r>
-        <w:t xml:space="preserve">6.2.3 Paso 3: Controlador</w:t>
-      </w:r>
     </w:p>
     <w:p>
       <w:pPr>
@@ -7498,7 +7764,489 @@
           <w:sz w:val="18"/>
           <w:szCs w:val="18"/>
         </w:rPr>
-        <w:t xml:space="preserve">Código 17. ec/edu/monster/controlador/ControladorConsola.cs: registro de la operación (fragmento).</w:t>
+        <w:t xml:space="preserve">Código 18. ec/edu/monster/servicio/ClienteEureka.cs: Singleton (fragmento).</w:t>
+      </w:r>
+    </w:p>
+    <w:tbl>
+      <w:tblPr>
+        <w:tblW w:type="dxa" w:w="9026"/>
+        <w:tblBorders>
+          <w:top w:val="single" w:color="auto" w:sz="4"/>
+          <w:left w:val="single" w:color="auto" w:sz="4"/>
+          <w:bottom w:val="single" w:color="auto" w:sz="4"/>
+          <w:right w:val="single" w:color="auto" w:sz="4"/>
+          <w:insideH w:val="single" w:color="auto" w:sz="4"/>
+          <w:insideV w:val="single" w:color="auto" w:sz="4"/>
+        </w:tblBorders>
+      </w:tblPr>
+      <w:tblGrid>
+        <w:gridCol w:w="9026"/>
+      </w:tblGrid>
+      <w:tr>
+        <w:tc>
+          <w:tcPr>
+            <w:tcW w:type="dxa" w:w="9026"/>
+            <w:tcBorders>
+              <w:top w:val="single" w:color="C9D3DE" w:sz="4"/>
+              <w:left w:val="single" w:color="C9D3DE" w:sz="4"/>
+              <w:bottom w:val="single" w:color="C9D3DE" w:sz="4"/>
+              <w:right w:val="single" w:color="C9D3DE" w:sz="4"/>
+            </w:tcBorders>
+            <w:shd w:fill="F5F8FB" w:color="auto" w:val="clear"/>
+            <w:tcMar>
+              <w:top w:type="dxa" w:w="100"/>
+              <w:left w:type="dxa" w:w="140"/>
+              <w:bottom w:type="dxa" w:w="100"/>
+              <w:right w:type="dxa" w:w="140"/>
+            </w:tcMar>
+          </w:tcPr>
+          <w:p>
+            <w:pPr>
+              <w:spacing w:after="0" w:line="240"/>
+            </w:pPr>
+            <w:r>
+              <w:rPr>
+                <w:rFonts w:ascii="Consolas" w:cs="Consolas" w:eastAsia="Consolas" w:hAnsi="Consolas"/>
+                <w:sz w:val="16"/>
+                <w:szCs w:val="16"/>
+              </w:rPr>
+              <w:t xml:space="preserve">public sealed class ClienteEureka</w:t>
+            </w:r>
+          </w:p>
+          <w:p>
+            <w:pPr>
+              <w:spacing w:after="0" w:line="240"/>
+            </w:pPr>
+            <w:r>
+              <w:rPr>
+                <w:rFonts w:ascii="Consolas" w:cs="Consolas" w:eastAsia="Consolas" w:hAnsi="Consolas"/>
+                <w:sz w:val="16"/>
+                <w:szCs w:val="16"/>
+              </w:rPr>
+              <w:t xml:space="preserve">{</w:t>
+            </w:r>
+          </w:p>
+          <w:p>
+            <w:pPr>
+              <w:spacing w:after="0" w:line="240"/>
+            </w:pPr>
+            <w:r>
+              <w:rPr>
+                <w:rFonts w:ascii="Consolas" w:cs="Consolas" w:eastAsia="Consolas" w:hAnsi="Consolas"/>
+                <w:sz w:val="16"/>
+                <w:szCs w:val="16"/>
+              </w:rPr>
+              <w:t xml:space="preserve">    // Nombre del endpoint definido en App.config (system.serviceModel/client).</w:t>
+            </w:r>
+          </w:p>
+          <w:p>
+            <w:pPr>
+              <w:spacing w:after="0" w:line="240"/>
+            </w:pPr>
+            <w:r>
+              <w:rPr>
+                <w:rFonts w:ascii="Consolas" w:cs="Consolas" w:eastAsia="Consolas" w:hAnsi="Consolas"/>
+                <w:sz w:val="16"/>
+                <w:szCs w:val="16"/>
+              </w:rPr>
+              <w:t xml:space="preserve">    private const string NombreEndpoint = "WSEureka";</w:t>
+            </w:r>
+          </w:p>
+          <w:p>
+            <w:pPr>
+              <w:spacing w:after="0" w:line="240"/>
+            </w:pPr>
+            <w:r>
+              <w:rPr>
+                <w:rFonts w:ascii="Consolas" w:cs="Consolas" w:eastAsia="Consolas" w:hAnsi="Consolas"/>
+                <w:sz w:val="16"/>
+                <w:szCs w:val="16"/>
+              </w:rPr>
+              <w:t xml:space="preserve"> </w:t>
+            </w:r>
+          </w:p>
+          <w:p>
+            <w:pPr>
+              <w:spacing w:after="0" w:line="240"/>
+            </w:pPr>
+            <w:r>
+              <w:rPr>
+                <w:rFonts w:ascii="Consolas" w:cs="Consolas" w:eastAsia="Consolas" w:hAnsi="Consolas"/>
+                <w:sz w:val="16"/>
+                <w:szCs w:val="16"/>
+              </w:rPr>
+              <w:t xml:space="preserve">    private static readonly Lazy&lt;ClienteEureka&gt; _instancia =</w:t>
+            </w:r>
+          </w:p>
+          <w:p>
+            <w:pPr>
+              <w:spacing w:after="0" w:line="240"/>
+            </w:pPr>
+            <w:r>
+              <w:rPr>
+                <w:rFonts w:ascii="Consolas" w:cs="Consolas" w:eastAsia="Consolas" w:hAnsi="Consolas"/>
+                <w:sz w:val="16"/>
+                <w:szCs w:val="16"/>
+              </w:rPr>
+              <w:t xml:space="preserve">        new Lazy&lt;ClienteEureka&gt;(() =&gt; new ClienteEureka());</w:t>
+            </w:r>
+          </w:p>
+          <w:p>
+            <w:pPr>
+              <w:spacing w:after="0" w:line="240"/>
+            </w:pPr>
+            <w:r>
+              <w:rPr>
+                <w:rFonts w:ascii="Consolas" w:cs="Consolas" w:eastAsia="Consolas" w:hAnsi="Consolas"/>
+                <w:sz w:val="16"/>
+                <w:szCs w:val="16"/>
+              </w:rPr>
+              <w:t xml:space="preserve"> </w:t>
+            </w:r>
+          </w:p>
+          <w:p>
+            <w:pPr>
+              <w:spacing w:after="0" w:line="240"/>
+            </w:pPr>
+            <w:r>
+              <w:rPr>
+                <w:rFonts w:ascii="Consolas" w:cs="Consolas" w:eastAsia="Consolas" w:hAnsi="Consolas"/>
+                <w:sz w:val="16"/>
+                <w:szCs w:val="16"/>
+              </w:rPr>
+              <w:t xml:space="preserve">    public static ClienteEureka Instancia =&gt; _instancia.Value;</w:t>
+            </w:r>
+          </w:p>
+          <w:p>
+            <w:pPr>
+              <w:spacing w:after="0" w:line="240"/>
+            </w:pPr>
+            <w:r>
+              <w:rPr>
+                <w:rFonts w:ascii="Consolas" w:cs="Consolas" w:eastAsia="Consolas" w:hAnsi="Consolas"/>
+                <w:sz w:val="16"/>
+                <w:szCs w:val="16"/>
+              </w:rPr>
+              <w:t xml:space="preserve"> </w:t>
+            </w:r>
+          </w:p>
+          <w:p>
+            <w:pPr>
+              <w:spacing w:after="0" w:line="240"/>
+            </w:pPr>
+            <w:r>
+              <w:rPr>
+                <w:rFonts w:ascii="Consolas" w:cs="Consolas" w:eastAsia="Consolas" w:hAnsi="Consolas"/>
+                <w:sz w:val="16"/>
+                <w:szCs w:val="16"/>
+              </w:rPr>
+              <w:t xml:space="preserve">    private readonly ChannelFactory&lt;WSEureka&gt; _fabrica;</w:t>
+            </w:r>
+          </w:p>
+          <w:p>
+            <w:pPr>
+              <w:spacing w:after="0" w:line="240"/>
+            </w:pPr>
+            <w:r>
+              <w:rPr>
+                <w:rFonts w:ascii="Consolas" w:cs="Consolas" w:eastAsia="Consolas" w:hAnsi="Consolas"/>
+                <w:sz w:val="16"/>
+                <w:szCs w:val="16"/>
+              </w:rPr>
+              <w:t xml:space="preserve"> </w:t>
+            </w:r>
+          </w:p>
+          <w:p>
+            <w:pPr>
+              <w:spacing w:after="0" w:line="240"/>
+            </w:pPr>
+            <w:r>
+              <w:rPr>
+                <w:rFonts w:ascii="Consolas" w:cs="Consolas" w:eastAsia="Consolas" w:hAnsi="Consolas"/>
+                <w:sz w:val="16"/>
+                <w:szCs w:val="16"/>
+              </w:rPr>
+              <w:t xml:space="preserve">    // Constructor privado: solo la propia clase crea la instancia.</w:t>
+            </w:r>
+          </w:p>
+          <w:p>
+            <w:pPr>
+              <w:spacing w:after="0" w:line="240"/>
+            </w:pPr>
+            <w:r>
+              <w:rPr>
+                <w:rFonts w:ascii="Consolas" w:cs="Consolas" w:eastAsia="Consolas" w:hAnsi="Consolas"/>
+                <w:sz w:val="16"/>
+                <w:szCs w:val="16"/>
+              </w:rPr>
+              <w:t xml:space="preserve">    private ClienteEureka()</w:t>
+            </w:r>
+          </w:p>
+          <w:p>
+            <w:pPr>
+              <w:spacing w:after="0" w:line="240"/>
+            </w:pPr>
+            <w:r>
+              <w:rPr>
+                <w:rFonts w:ascii="Consolas" w:cs="Consolas" w:eastAsia="Consolas" w:hAnsi="Consolas"/>
+                <w:sz w:val="16"/>
+                <w:szCs w:val="16"/>
+              </w:rPr>
+              <w:t xml:space="preserve">    {</w:t>
+            </w:r>
+          </w:p>
+          <w:p>
+            <w:pPr>
+              <w:spacing w:after="0" w:line="240"/>
+            </w:pPr>
+            <w:r>
+              <w:rPr>
+                <w:rFonts w:ascii="Consolas" w:cs="Consolas" w:eastAsia="Consolas" w:hAnsi="Consolas"/>
+                <w:sz w:val="16"/>
+                <w:szCs w:val="16"/>
+              </w:rPr>
+              <w:t xml:space="preserve">        _fabrica = new ChannelFactory&lt;WSEureka&gt;(NombreEndpoint);</w:t>
+            </w:r>
+          </w:p>
+          <w:p>
+            <w:pPr>
+              <w:spacing w:after="0" w:line="240"/>
+            </w:pPr>
+            <w:r>
+              <w:rPr>
+                <w:rFonts w:ascii="Consolas" w:cs="Consolas" w:eastAsia="Consolas" w:hAnsi="Consolas"/>
+                <w:sz w:val="16"/>
+                <w:szCs w:val="16"/>
+              </w:rPr>
+              <w:t xml:space="preserve">    }</w:t>
+            </w:r>
+          </w:p>
+          <w:p>
+            <w:pPr>
+              <w:spacing w:after="0" w:line="240"/>
+            </w:pPr>
+            <w:r>
+              <w:rPr>
+                <w:rFonts w:ascii="Consolas" w:cs="Consolas" w:eastAsia="Consolas" w:hAnsi="Consolas"/>
+                <w:sz w:val="16"/>
+                <w:szCs w:val="16"/>
+              </w:rPr>
+              <w:t xml:space="preserve"> </w:t>
+            </w:r>
+          </w:p>
+          <w:p>
+            <w:pPr>
+              <w:spacing w:after="0" w:line="240"/>
+            </w:pPr>
+            <w:r>
+              <w:rPr>
+                <w:rFonts w:ascii="Consolas" w:cs="Consolas" w:eastAsia="Consolas" w:hAnsi="Consolas"/>
+                <w:sz w:val="16"/>
+                <w:szCs w:val="16"/>
+              </w:rPr>
+              <w:t xml:space="preserve">    public string UrlServidor =&gt; _fabrica.Endpoint.Address.Uri.ToString();</w:t>
+            </w:r>
+          </w:p>
+        </w:tc>
+      </w:tr>
+    </w:tbl>
+    <w:p>
+      <w:pPr>
+        <w:spacing w:after="120"/>
+      </w:pPr>
+    </w:p>
+    <w:p>
+      <w:pPr>
+        <w:keepNext/>
+        <w:spacing w:after="60" w:before="120"/>
+      </w:pPr>
+      <w:r>
+        <w:rPr>
+          <w:b/>
+          <w:bCs/>
+          <w:color w:val="082E54"/>
+          <w:sz w:val="18"/>
+          <w:szCs w:val="18"/>
+        </w:rPr>
+        <w:t xml:space="preserve">Código 19. App.config: dirección del servidor.</w:t>
+      </w:r>
+    </w:p>
+    <w:tbl>
+      <w:tblPr>
+        <w:tblW w:type="dxa" w:w="9026"/>
+        <w:tblBorders>
+          <w:top w:val="single" w:color="auto" w:sz="4"/>
+          <w:left w:val="single" w:color="auto" w:sz="4"/>
+          <w:bottom w:val="single" w:color="auto" w:sz="4"/>
+          <w:right w:val="single" w:color="auto" w:sz="4"/>
+          <w:insideH w:val="single" w:color="auto" w:sz="4"/>
+          <w:insideV w:val="single" w:color="auto" w:sz="4"/>
+        </w:tblBorders>
+      </w:tblPr>
+      <w:tblGrid>
+        <w:gridCol w:w="9026"/>
+      </w:tblGrid>
+      <w:tr>
+        <w:tc>
+          <w:tcPr>
+            <w:tcW w:type="dxa" w:w="9026"/>
+            <w:tcBorders>
+              <w:top w:val="single" w:color="C9D3DE" w:sz="4"/>
+              <w:left w:val="single" w:color="C9D3DE" w:sz="4"/>
+              <w:bottom w:val="single" w:color="C9D3DE" w:sz="4"/>
+              <w:right w:val="single" w:color="C9D3DE" w:sz="4"/>
+            </w:tcBorders>
+            <w:shd w:fill="F5F8FB" w:color="auto" w:val="clear"/>
+            <w:tcMar>
+              <w:top w:type="dxa" w:w="100"/>
+              <w:left w:type="dxa" w:w="140"/>
+              <w:bottom w:type="dxa" w:w="100"/>
+              <w:right w:type="dxa" w:w="140"/>
+            </w:tcMar>
+          </w:tcPr>
+          <w:p>
+            <w:pPr>
+              <w:spacing w:after="0" w:line="240"/>
+            </w:pPr>
+            <w:r>
+              <w:rPr>
+                <w:rFonts w:ascii="Consolas" w:cs="Consolas" w:eastAsia="Consolas" w:hAnsi="Consolas"/>
+                <w:sz w:val="16"/>
+                <w:szCs w:val="16"/>
+              </w:rPr>
+              <w:t xml:space="preserve">&lt;client&gt;</w:t>
+            </w:r>
+          </w:p>
+          <w:p>
+            <w:pPr>
+              <w:spacing w:after="0" w:line="240"/>
+            </w:pPr>
+            <w:r>
+              <w:rPr>
+                <w:rFonts w:ascii="Consolas" w:cs="Consolas" w:eastAsia="Consolas" w:hAnsi="Consolas"/>
+                <w:sz w:val="16"/>
+                <w:szCs w:val="16"/>
+              </w:rPr>
+              <w:t xml:space="preserve">  &lt;!-- Cambiar SOLO esta dirección para apuntar a otro servidor (por ejemplo http://192.168.1.10:8087/WSEureka.svc). --&gt;</w:t>
+            </w:r>
+          </w:p>
+          <w:p>
+            <w:pPr>
+              <w:spacing w:after="0" w:line="240"/>
+            </w:pPr>
+            <w:r>
+              <w:rPr>
+                <w:rFonts w:ascii="Consolas" w:cs="Consolas" w:eastAsia="Consolas" w:hAnsi="Consolas"/>
+                <w:sz w:val="16"/>
+                <w:szCs w:val="16"/>
+              </w:rPr>
+              <w:t xml:space="preserve">  &lt;endpoint name="WSEureka"</w:t>
+            </w:r>
+          </w:p>
+          <w:p>
+            <w:pPr>
+              <w:spacing w:after="0" w:line="240"/>
+            </w:pPr>
+            <w:r>
+              <w:rPr>
+                <w:rFonts w:ascii="Consolas" w:cs="Consolas" w:eastAsia="Consolas" w:hAnsi="Consolas"/>
+                <w:sz w:val="16"/>
+                <w:szCs w:val="16"/>
+              </w:rPr>
+              <w:t xml:space="preserve">            address="http://192.168.100.3:8087/WSEureka.svc"</w:t>
+            </w:r>
+          </w:p>
+          <w:p>
+            <w:pPr>
+              <w:spacing w:after="0" w:line="240"/>
+            </w:pPr>
+            <w:r>
+              <w:rPr>
+                <w:rFonts w:ascii="Consolas" w:cs="Consolas" w:eastAsia="Consolas" w:hAnsi="Consolas"/>
+                <w:sz w:val="16"/>
+                <w:szCs w:val="16"/>
+              </w:rPr>
+              <w:t xml:space="preserve">            binding="basicHttpBinding"</w:t>
+            </w:r>
+          </w:p>
+          <w:p>
+            <w:pPr>
+              <w:spacing w:after="0" w:line="240"/>
+            </w:pPr>
+            <w:r>
+              <w:rPr>
+                <w:rFonts w:ascii="Consolas" w:cs="Consolas" w:eastAsia="Consolas" w:hAnsi="Consolas"/>
+                <w:sz w:val="16"/>
+                <w:szCs w:val="16"/>
+              </w:rPr>
+              <w:t xml:space="preserve">            bindingConfiguration="EurekaBinding"</w:t>
+            </w:r>
+          </w:p>
+          <w:p>
+            <w:pPr>
+              <w:spacing w:after="0" w:line="240"/>
+            </w:pPr>
+            <w:r>
+              <w:rPr>
+                <w:rFonts w:ascii="Consolas" w:cs="Consolas" w:eastAsia="Consolas" w:hAnsi="Consolas"/>
+                <w:sz w:val="16"/>
+                <w:szCs w:val="16"/>
+              </w:rPr>
+              <w:t xml:space="preserve">            contract="ec.edu.monster.servicio.WSEureka" /&gt;</w:t>
+            </w:r>
+          </w:p>
+          <w:p>
+            <w:pPr>
+              <w:spacing w:after="0" w:line="240"/>
+            </w:pPr>
+            <w:r>
+              <w:rPr>
+                <w:rFonts w:ascii="Consolas" w:cs="Consolas" w:eastAsia="Consolas" w:hAnsi="Consolas"/>
+                <w:sz w:val="16"/>
+                <w:szCs w:val="16"/>
+              </w:rPr>
+              <w:t xml:space="preserve">&lt;/client&gt;</w:t>
+            </w:r>
+          </w:p>
+        </w:tc>
+      </w:tr>
+    </w:tbl>
+    <w:p>
+      <w:pPr>
+        <w:spacing w:after="120"/>
+      </w:pPr>
+    </w:p>
+    <w:p>
+      <w:pPr>
+        <w:pStyle w:val="Heading3"/>
+      </w:pPr>
+      <w:r>
+        <w:t xml:space="preserve">6.2.3 Paso 3: Controlador</w:t>
+      </w:r>
+    </w:p>
+    <w:p>
+      <w:pPr>
+        <w:spacing w:after="120" w:line="300"/>
+        <w:jc w:val="both"/>
+      </w:pPr>
+      <w:r>
+        <w:t xml:space="preserve">El controlador no aplica reglas del banco: la cuenta, el importe, el saldo y la moneda los valida el servidor; si algo no cumple, el SOAP Fault trae el mensaje y la vista lo muestra en rojo.</w:t>
+      </w:r>
+    </w:p>
+    <w:p>
+      <w:pPr>
+        <w:keepNext/>
+        <w:spacing w:after="60" w:before="120"/>
+      </w:pPr>
+      <w:r>
+        <w:rPr>
+          <w:b/>
+          <w:bCs/>
+          <w:color w:val="082E54"/>
+          <w:sz w:val="18"/>
+          <w:szCs w:val="18"/>
+        </w:rPr>
+        <w:t xml:space="preserve">Código 20. ec/edu/monster/controlador/ControladorConsola.cs: registro de la operación (fragmento).</w:t>
       </w:r>
     </w:p>
     <w:tbl>
@@ -8151,7 +8899,7 @@
         <w:spacing w:after="40" w:line="264"/>
       </w:pPr>
       <w:r>
-        <w:t xml:space="preserve">Agregar las mismas referencias y copiar modelo y servicio de la consola (ClienteEureka es idéntico).</w:t>
+        <w:t xml:space="preserve">Agregar las mismas referencias y el servicio de la consola (ClienteEureka y WSEurekaReference.cs, generado desde el WSDL, son idénticos).</w:t>
       </w:r>
     </w:p>
     <w:p>
@@ -8188,7 +8936,7 @@
           <w:sz w:val="18"/>
           <w:szCs w:val="18"/>
         </w:rPr>
-        <w:t xml:space="preserve">Código 18. ec/edu/monster/controlador/ControladorEureka.cs: el empleado de la sesión va en cada operación.</w:t>
+        <w:t xml:space="preserve">Código 21. ec/edu/monster/controlador/ControladorEureka.cs: el empleado de la sesión va en cada operación.</w:t>
       </w:r>
     </w:p>
     <w:tbl>
@@ -8422,7 +9170,7 @@
           <w:sz w:val="18"/>
           <w:szCs w:val="18"/>
         </w:rPr>
-        <w:t xml:space="preserve">Código 19. ec/edu/monster/vista/PanelOperacion.cs (fragmento).</w:t>
+        <w:t xml:space="preserve">Código 22. ec/edu/monster/vista/PanelOperacion.cs (fragmento).</w:t>
       </w:r>
     </w:p>
     <w:tbl>
@@ -8934,7 +9682,7 @@
         <w:spacing w:after="40" w:line="264"/>
       </w:pPr>
       <w:r>
-        <w:t xml:space="preserve">Agregar los paquetes NuGet System.ServiceModel.Http y System.ServiceModel.Primitives (cliente WCF para .NET moderno).</w:t>
+        <w:t xml:space="preserve">Generar el proxy desde el WSDL con dotnet-svcutil (dotnet tool install --global dotnet-svcutil; dotnet-svcutil http://localhost:8087/WSEureka.svc?wsdl --namespace "*,ec.edu.monster.servicio" --outputFile WSEurekaReference.cs). Usa los paquetes System.ServiceModel.Http y System.ServiceModel.Primitives.</w:t>
       </w:r>
     </w:p>
     <w:p>
@@ -8980,7 +9728,7 @@
           <w:sz w:val="18"/>
           <w:szCs w:val="18"/>
         </w:rPr>
-        <w:t xml:space="preserve">Código 20. Program.cs (fragmento).</w:t>
+        <w:t xml:space="preserve">Código 23. Program.cs (fragmento).</w:t>
       </w:r>
     </w:p>
     <w:tbl>
@@ -9240,7 +9988,7 @@
           <w:sz w:val="18"/>
           <w:szCs w:val="18"/>
         </w:rPr>
-        <w:t xml:space="preserve">Código 21. ec/edu/monster/servicio/IWSEureka.cs: versión asíncrona (fragmento).</w:t>
+        <w:t xml:space="preserve">Código 24. servicio/WSEurekaReference.cs: contrato asíncrono generado con dotnet-svcutil (fragmento).</w:t>
       </w:r>
     </w:p>
     <w:tbl>
@@ -9286,20 +10034,7 @@
                 <w:sz w:val="16"/>
                 <w:szCs w:val="16"/>
               </w:rPr>
-              <w:t xml:space="preserve">[ServiceContract(Name = "WSEureka", Namespace = ConstantesServicio.Namespace)]</w:t>
-            </w:r>
-          </w:p>
-          <w:p>
-            <w:pPr>
-              <w:spacing w:after="0" w:line="240"/>
-            </w:pPr>
-            <w:r>
-              <w:rPr>
-                <w:rFonts w:ascii="Consolas" w:cs="Consolas" w:eastAsia="Consolas" w:hAnsi="Consolas"/>
-                <w:sz w:val="16"/>
-                <w:szCs w:val="16"/>
-              </w:rPr>
-              <w:t xml:space="preserve">public interface IWSEureka</w:t>
+              <w:t xml:space="preserve">public interface WSEureka</w:t>
             </w:r>
           </w:p>
           <w:p>
@@ -9325,150 +10060,306 @@
                 <w:sz w:val="16"/>
                 <w:szCs w:val="16"/>
               </w:rPr>
-              <w:t xml:space="preserve">    [OperationContract(Name = "login")]</w:t>
-            </w:r>
-          </w:p>
-          <w:p>
-            <w:pPr>
-              <w:spacing w:after="0" w:line="240"/>
-            </w:pPr>
-            <w:r>
-              <w:rPr>
-                <w:rFonts w:ascii="Consolas" w:cs="Consolas" w:eastAsia="Consolas" w:hAnsi="Consolas"/>
-                <w:sz w:val="16"/>
-                <w:szCs w:val="16"/>
-              </w:rPr>
-              <w:t xml:space="preserve">    [FaultContract(typeof(ErrorServicio))]</w:t>
-            </w:r>
-          </w:p>
-          <w:p>
-            <w:pPr>
-              <w:spacing w:after="0" w:line="240"/>
-            </w:pPr>
-            <w:r>
-              <w:rPr>
-                <w:rFonts w:ascii="Consolas" w:cs="Consolas" w:eastAsia="Consolas" w:hAnsi="Consolas"/>
-                <w:sz w:val="16"/>
-                <w:szCs w:val="16"/>
-              </w:rPr>
-              <w:t xml:space="preserve">    Task&lt;Empleado?&gt; LoginAsync(string usuario, string clave);</w:t>
-            </w:r>
-          </w:p>
-          <w:p>
-            <w:pPr>
-              <w:spacing w:after="0" w:line="240"/>
-            </w:pPr>
-            <w:r>
-              <w:rPr>
-                <w:rFonts w:ascii="Consolas" w:cs="Consolas" w:eastAsia="Consolas" w:hAnsi="Consolas"/>
-                <w:sz w:val="16"/>
-                <w:szCs w:val="16"/>
-              </w:rPr>
-              <w:t xml:space="preserve"> </w:t>
-            </w:r>
-          </w:p>
-          <w:p>
-            <w:pPr>
-              <w:spacing w:after="0" w:line="240"/>
-            </w:pPr>
-            <w:r>
-              <w:rPr>
-                <w:rFonts w:ascii="Consolas" w:cs="Consolas" w:eastAsia="Consolas" w:hAnsi="Consolas"/>
-                <w:sz w:val="16"/>
-                <w:szCs w:val="16"/>
-              </w:rPr>
-              <w:t xml:space="preserve">    [OperationContract(Name = "consultarCuenta")]</w:t>
-            </w:r>
-          </w:p>
-          <w:p>
-            <w:pPr>
-              <w:spacing w:after="0" w:line="240"/>
-            </w:pPr>
-            <w:r>
-              <w:rPr>
-                <w:rFonts w:ascii="Consolas" w:cs="Consolas" w:eastAsia="Consolas" w:hAnsi="Consolas"/>
-                <w:sz w:val="16"/>
-                <w:szCs w:val="16"/>
-              </w:rPr>
-              <w:t xml:space="preserve">    [FaultContract(typeof(ErrorServicio))]</w:t>
-            </w:r>
-          </w:p>
-          <w:p>
-            <w:pPr>
-              <w:spacing w:after="0" w:line="240"/>
-            </w:pPr>
-            <w:r>
-              <w:rPr>
-                <w:rFonts w:ascii="Consolas" w:cs="Consolas" w:eastAsia="Consolas" w:hAnsi="Consolas"/>
-                <w:sz w:val="16"/>
-                <w:szCs w:val="16"/>
-              </w:rPr>
-              <w:t xml:space="preserve">    Task&lt;Cuenta&gt; ConsultarCuentaAsync(string cuenta);</w:t>
-            </w:r>
-          </w:p>
-          <w:p>
-            <w:pPr>
-              <w:spacing w:after="0" w:line="240"/>
-            </w:pPr>
-            <w:r>
-              <w:rPr>
-                <w:rFonts w:ascii="Consolas" w:cs="Consolas" w:eastAsia="Consolas" w:hAnsi="Consolas"/>
-                <w:sz w:val="16"/>
-                <w:szCs w:val="16"/>
-              </w:rPr>
-              <w:t xml:space="preserve"> </w:t>
-            </w:r>
-          </w:p>
-          <w:p>
-            <w:pPr>
-              <w:spacing w:after="0" w:line="240"/>
-            </w:pPr>
-            <w:r>
-              <w:rPr>
-                <w:rFonts w:ascii="Consolas" w:cs="Consolas" w:eastAsia="Consolas" w:hAnsi="Consolas"/>
-                <w:sz w:val="16"/>
-                <w:szCs w:val="16"/>
-              </w:rPr>
-              <w:t xml:space="preserve">    [OperationContract(Name = "traerMovimientos")]</w:t>
-            </w:r>
-          </w:p>
-          <w:p>
-            <w:pPr>
-              <w:spacing w:after="0" w:line="240"/>
-            </w:pPr>
-            <w:r>
-              <w:rPr>
-                <w:rFonts w:ascii="Consolas" w:cs="Consolas" w:eastAsia="Consolas" w:hAnsi="Consolas"/>
-                <w:sz w:val="16"/>
-                <w:szCs w:val="16"/>
-              </w:rPr>
-              <w:t xml:space="preserve">    [FaultContract(typeof(ErrorServicio))]</w:t>
-            </w:r>
-          </w:p>
-          <w:p>
-            <w:pPr>
-              <w:spacing w:after="0" w:line="240"/>
-            </w:pPr>
-            <w:r>
-              <w:rPr>
-                <w:rFonts w:ascii="Consolas" w:cs="Consolas" w:eastAsia="Consolas" w:hAnsi="Consolas"/>
-                <w:sz w:val="16"/>
-                <w:szCs w:val="16"/>
-              </w:rPr>
-              <w:t xml:space="preserve">    Task&lt;Movimiento[]&gt; TraerMovimientosAsync(string cuenta);</w:t>
-            </w:r>
-          </w:p>
-          <w:p>
-            <w:pPr>
-              <w:spacing w:after="0" w:line="240"/>
-            </w:pPr>
-            <w:r>
-              <w:rPr>
-                <w:rFonts w:ascii="Consolas" w:cs="Consolas" w:eastAsia="Consolas" w:hAnsi="Consolas"/>
-                <w:sz w:val="16"/>
-                <w:szCs w:val="16"/>
-              </w:rPr>
-              <w:t xml:space="preserve">    // ... registrarDeposito, registrarRetiro, registrarTransferencia</w:t>
+              <w:t xml:space="preserve">    </w:t>
+            </w:r>
+          </w:p>
+          <w:p>
+            <w:pPr>
+              <w:spacing w:after="0" w:line="240"/>
+            </w:pPr>
+            <w:r>
+              <w:rPr>
+                <w:rFonts w:ascii="Consolas" w:cs="Consolas" w:eastAsia="Consolas" w:hAnsi="Consolas"/>
+                <w:sz w:val="16"/>
+                <w:szCs w:val="16"/>
+              </w:rPr>
+              <w:t xml:space="preserve">    [System.ServiceModel.OperationContractAttribute(Action="http://espe.edu.ec/eureka/WSEureka/login", ReplyAction="http://espe.edu.ec/eureka/WSEureka/loginResponse")]</w:t>
+            </w:r>
+          </w:p>
+          <w:p>
+            <w:pPr>
+              <w:spacing w:after="0" w:line="240"/>
+            </w:pPr>
+            <w:r>
+              <w:rPr>
+                <w:rFonts w:ascii="Consolas" w:cs="Consolas" w:eastAsia="Consolas" w:hAnsi="Consolas"/>
+                <w:sz w:val="16"/>
+                <w:szCs w:val="16"/>
+              </w:rPr>
+              <w:t xml:space="preserve">    [System.ServiceModel.FaultContractAttribute(typeof(ec.edu.monster.servicio.ErrorServicio), Action="http://espe.edu.ec/eureka/WSEureka/loginErrorServicioFault", Name="ErrorServicio")]</w:t>
+            </w:r>
+          </w:p>
+          <w:p>
+            <w:pPr>
+              <w:spacing w:after="0" w:line="240"/>
+            </w:pPr>
+            <w:r>
+              <w:rPr>
+                <w:rFonts w:ascii="Consolas" w:cs="Consolas" w:eastAsia="Consolas" w:hAnsi="Consolas"/>
+                <w:sz w:val="16"/>
+                <w:szCs w:val="16"/>
+              </w:rPr>
+              <w:t xml:space="preserve">    System.Threading.Tasks.Task&lt;ec.edu.monster.servicio.Empleado&gt; loginAsync(string usuario, string clave);</w:t>
+            </w:r>
+          </w:p>
+          <w:p>
+            <w:pPr>
+              <w:spacing w:after="0" w:line="240"/>
+            </w:pPr>
+            <w:r>
+              <w:rPr>
+                <w:rFonts w:ascii="Consolas" w:cs="Consolas" w:eastAsia="Consolas" w:hAnsi="Consolas"/>
+                <w:sz w:val="16"/>
+                <w:szCs w:val="16"/>
+              </w:rPr>
+              <w:t xml:space="preserve">    </w:t>
+            </w:r>
+          </w:p>
+          <w:p>
+            <w:pPr>
+              <w:spacing w:after="0" w:line="240"/>
+            </w:pPr>
+            <w:r>
+              <w:rPr>
+                <w:rFonts w:ascii="Consolas" w:cs="Consolas" w:eastAsia="Consolas" w:hAnsi="Consolas"/>
+                <w:sz w:val="16"/>
+                <w:szCs w:val="16"/>
+              </w:rPr>
+              <w:t xml:space="preserve">    [System.ServiceModel.OperationContractAttribute(Action="http://espe.edu.ec/eureka/WSEureka/consultarCuenta", ReplyAction="http://espe.edu.ec/eureka/WSEureka/consultarCuentaResponse")]</w:t>
+            </w:r>
+          </w:p>
+          <w:p>
+            <w:pPr>
+              <w:spacing w:after="0" w:line="240"/>
+            </w:pPr>
+            <w:r>
+              <w:rPr>
+                <w:rFonts w:ascii="Consolas" w:cs="Consolas" w:eastAsia="Consolas" w:hAnsi="Consolas"/>
+                <w:sz w:val="16"/>
+                <w:szCs w:val="16"/>
+              </w:rPr>
+              <w:t xml:space="preserve">    [System.ServiceModel.FaultContractAttribute(typeof(ec.edu.monster.servicio.ErrorServicio), Action="http://espe.edu.ec/eureka/WSEureka/consultarCuentaErrorServicioFault", Name="ErrorServicio")]</w:t>
+            </w:r>
+          </w:p>
+          <w:p>
+            <w:pPr>
+              <w:spacing w:after="0" w:line="240"/>
+            </w:pPr>
+            <w:r>
+              <w:rPr>
+                <w:rFonts w:ascii="Consolas" w:cs="Consolas" w:eastAsia="Consolas" w:hAnsi="Consolas"/>
+                <w:sz w:val="16"/>
+                <w:szCs w:val="16"/>
+              </w:rPr>
+              <w:t xml:space="preserve">    System.Threading.Tasks.Task&lt;ec.edu.monster.servicio.Cuenta&gt; consultarCuentaAsync(string cuenta);</w:t>
+            </w:r>
+          </w:p>
+          <w:p>
+            <w:pPr>
+              <w:spacing w:after="0" w:line="240"/>
+            </w:pPr>
+            <w:r>
+              <w:rPr>
+                <w:rFonts w:ascii="Consolas" w:cs="Consolas" w:eastAsia="Consolas" w:hAnsi="Consolas"/>
+                <w:sz w:val="16"/>
+                <w:szCs w:val="16"/>
+              </w:rPr>
+              <w:t xml:space="preserve">    </w:t>
+            </w:r>
+          </w:p>
+          <w:p>
+            <w:pPr>
+              <w:spacing w:after="0" w:line="240"/>
+            </w:pPr>
+            <w:r>
+              <w:rPr>
+                <w:rFonts w:ascii="Consolas" w:cs="Consolas" w:eastAsia="Consolas" w:hAnsi="Consolas"/>
+                <w:sz w:val="16"/>
+                <w:szCs w:val="16"/>
+              </w:rPr>
+              <w:t xml:space="preserve">    [System.ServiceModel.OperationContractAttribute(Action="http://espe.edu.ec/eureka/WSEureka/traerMovimientos", ReplyAction="http://espe.edu.ec/eureka/WSEureka/traerMovimientosResponse")]</w:t>
+            </w:r>
+          </w:p>
+          <w:p>
+            <w:pPr>
+              <w:spacing w:after="0" w:line="240"/>
+            </w:pPr>
+            <w:r>
+              <w:rPr>
+                <w:rFonts w:ascii="Consolas" w:cs="Consolas" w:eastAsia="Consolas" w:hAnsi="Consolas"/>
+                <w:sz w:val="16"/>
+                <w:szCs w:val="16"/>
+              </w:rPr>
+              <w:t xml:space="preserve">    [System.ServiceModel.FaultContractAttribute(typeof(ec.edu.monster.servicio.ErrorServicio), Action="http://espe.edu.ec/eureka/WSEureka/traerMovimientosErrorServicioFault", Name="ErrorServicio")]</w:t>
+            </w:r>
+          </w:p>
+          <w:p>
+            <w:pPr>
+              <w:spacing w:after="0" w:line="240"/>
+            </w:pPr>
+            <w:r>
+              <w:rPr>
+                <w:rFonts w:ascii="Consolas" w:cs="Consolas" w:eastAsia="Consolas" w:hAnsi="Consolas"/>
+                <w:sz w:val="16"/>
+                <w:szCs w:val="16"/>
+              </w:rPr>
+              <w:t xml:space="preserve">    System.Threading.Tasks.Task&lt;ec.edu.monster.servicio.Movimiento[]&gt; traerMovimientosAsync(string cuenta);</w:t>
+            </w:r>
+          </w:p>
+          <w:p>
+            <w:pPr>
+              <w:spacing w:after="0" w:line="240"/>
+            </w:pPr>
+            <w:r>
+              <w:rPr>
+                <w:rFonts w:ascii="Consolas" w:cs="Consolas" w:eastAsia="Consolas" w:hAnsi="Consolas"/>
+                <w:sz w:val="16"/>
+                <w:szCs w:val="16"/>
+              </w:rPr>
+              <w:t xml:space="preserve">    </w:t>
+            </w:r>
+          </w:p>
+          <w:p>
+            <w:pPr>
+              <w:spacing w:after="0" w:line="240"/>
+            </w:pPr>
+            <w:r>
+              <w:rPr>
+                <w:rFonts w:ascii="Consolas" w:cs="Consolas" w:eastAsia="Consolas" w:hAnsi="Consolas"/>
+                <w:sz w:val="16"/>
+                <w:szCs w:val="16"/>
+              </w:rPr>
+              <w:t xml:space="preserve">    [System.ServiceModel.OperationContractAttribute(Action="http://espe.edu.ec/eureka/WSEureka/registrarDeposito", ReplyAction="http://espe.edu.ec/eureka/WSEureka/registrarDepositoResponse")]</w:t>
+            </w:r>
+          </w:p>
+          <w:p>
+            <w:pPr>
+              <w:spacing w:after="0" w:line="240"/>
+            </w:pPr>
+            <w:r>
+              <w:rPr>
+                <w:rFonts w:ascii="Consolas" w:cs="Consolas" w:eastAsia="Consolas" w:hAnsi="Consolas"/>
+                <w:sz w:val="16"/>
+                <w:szCs w:val="16"/>
+              </w:rPr>
+              <w:t xml:space="preserve">    [System.ServiceModel.FaultContractAttribute(typeof(ec.edu.monster.servicio.ErrorServicio), Action="http://espe.edu.ec/eureka/WSEureka/registrarDepositoErrorServicioFault", Name="ErrorServicio")]</w:t>
+            </w:r>
+          </w:p>
+          <w:p>
+            <w:pPr>
+              <w:spacing w:after="0" w:line="240"/>
+            </w:pPr>
+            <w:r>
+              <w:rPr>
+                <w:rFonts w:ascii="Consolas" w:cs="Consolas" w:eastAsia="Consolas" w:hAnsi="Consolas"/>
+                <w:sz w:val="16"/>
+                <w:szCs w:val="16"/>
+              </w:rPr>
+              <w:t xml:space="preserve">    System.Threading.Tasks.Task&lt;decimal&gt; registrarDepositoAsync(string cuenta, decimal importe, string codEmpleado);</w:t>
+            </w:r>
+          </w:p>
+          <w:p>
+            <w:pPr>
+              <w:spacing w:after="0" w:line="240"/>
+            </w:pPr>
+            <w:r>
+              <w:rPr>
+                <w:rFonts w:ascii="Consolas" w:cs="Consolas" w:eastAsia="Consolas" w:hAnsi="Consolas"/>
+                <w:sz w:val="16"/>
+                <w:szCs w:val="16"/>
+              </w:rPr>
+              <w:t xml:space="preserve">    </w:t>
+            </w:r>
+          </w:p>
+          <w:p>
+            <w:pPr>
+              <w:spacing w:after="0" w:line="240"/>
+            </w:pPr>
+            <w:r>
+              <w:rPr>
+                <w:rFonts w:ascii="Consolas" w:cs="Consolas" w:eastAsia="Consolas" w:hAnsi="Consolas"/>
+                <w:sz w:val="16"/>
+                <w:szCs w:val="16"/>
+              </w:rPr>
+              <w:t xml:space="preserve">    [System.ServiceModel.OperationContractAttribute(Action="http://espe.edu.ec/eureka/WSEureka/registrarRetiro", ReplyAction="http://espe.edu.ec/eureka/WSEureka/registrarRetiroResponse")]</w:t>
+            </w:r>
+          </w:p>
+          <w:p>
+            <w:pPr>
+              <w:spacing w:after="0" w:line="240"/>
+            </w:pPr>
+            <w:r>
+              <w:rPr>
+                <w:rFonts w:ascii="Consolas" w:cs="Consolas" w:eastAsia="Consolas" w:hAnsi="Consolas"/>
+                <w:sz w:val="16"/>
+                <w:szCs w:val="16"/>
+              </w:rPr>
+              <w:t xml:space="preserve">    [System.ServiceModel.FaultContractAttribute(typeof(ec.edu.monster.servicio.ErrorServicio), Action="http://espe.edu.ec/eureka/WSEureka/registrarRetiroErrorServicioFault", Name="ErrorServicio")]</w:t>
+            </w:r>
+          </w:p>
+          <w:p>
+            <w:pPr>
+              <w:spacing w:after="0" w:line="240"/>
+            </w:pPr>
+            <w:r>
+              <w:rPr>
+                <w:rFonts w:ascii="Consolas" w:cs="Consolas" w:eastAsia="Consolas" w:hAnsi="Consolas"/>
+                <w:sz w:val="16"/>
+                <w:szCs w:val="16"/>
+              </w:rPr>
+              <w:t xml:space="preserve">    System.Threading.Tasks.Task&lt;decimal&gt; registrarRetiroAsync(string cuenta, decimal importe, string codEmpleado);</w:t>
+            </w:r>
+          </w:p>
+          <w:p>
+            <w:pPr>
+              <w:spacing w:after="0" w:line="240"/>
+            </w:pPr>
+            <w:r>
+              <w:rPr>
+                <w:rFonts w:ascii="Consolas" w:cs="Consolas" w:eastAsia="Consolas" w:hAnsi="Consolas"/>
+                <w:sz w:val="16"/>
+                <w:szCs w:val="16"/>
+              </w:rPr>
+              <w:t xml:space="preserve">    </w:t>
+            </w:r>
+          </w:p>
+          <w:p>
+            <w:pPr>
+              <w:spacing w:after="0" w:line="240"/>
+            </w:pPr>
+            <w:r>
+              <w:rPr>
+                <w:rFonts w:ascii="Consolas" w:cs="Consolas" w:eastAsia="Consolas" w:hAnsi="Consolas"/>
+                <w:sz w:val="16"/>
+                <w:szCs w:val="16"/>
+              </w:rPr>
+              <w:t xml:space="preserve">    [System.ServiceModel.OperationContractAttribute(Action="http://espe.edu.ec/eureka/WSEureka/registrarTransferencia", ReplyAction="http://espe.edu.ec/eureka/WSEureka/registrarTransferenciaResponse")]</w:t>
+            </w:r>
+          </w:p>
+          <w:p>
+            <w:pPr>
+              <w:spacing w:after="0" w:line="240"/>
+            </w:pPr>
+            <w:r>
+              <w:rPr>
+                <w:rFonts w:ascii="Consolas" w:cs="Consolas" w:eastAsia="Consolas" w:hAnsi="Consolas"/>
+                <w:sz w:val="16"/>
+                <w:szCs w:val="16"/>
+              </w:rPr>
+              <w:t xml:space="preserve">    [System.ServiceModel.FaultContractAttribute(typeof(ec.edu.monster.servicio.ErrorServicio), Action="http://espe.edu.ec/eureka/WSEureka/registrarTransferenciaErrorServicioFault", Name="ErrorServicio")]</w:t>
+            </w:r>
+          </w:p>
+          <w:p>
+            <w:pPr>
+              <w:spacing w:after="0" w:line="240"/>
+            </w:pPr>
+            <w:r>
+              <w:rPr>
+                <w:rFonts w:ascii="Consolas" w:cs="Consolas" w:eastAsia="Consolas" w:hAnsi="Consolas"/>
+                <w:sz w:val="16"/>
+                <w:szCs w:val="16"/>
+              </w:rPr>
+              <w:t xml:space="preserve">    System.Threading.Tasks.Task&lt;decimal&gt; registrarTransferenciaAsync(string cuentaOrigen, string cuentaDestino, decimal importe, string codEmpleado);</w:t>
             </w:r>
           </w:p>
           <w:p>
@@ -9505,7 +10396,7 @@
           <w:sz w:val="18"/>
           <w:szCs w:val="18"/>
         </w:rPr>
-        <w:t xml:space="preserve">Código 22. ec/edu/monster/controlador/BancoController.cs: acción Registrar (fragmento).</w:t>
+        <w:t xml:space="preserve">Código 25. ec/edu/monster/controlador/BancoController.cs: acción Registrar (fragmento).</w:t>
       </w:r>
     </w:p>
     <w:tbl>
@@ -10222,7 +11113,7 @@
           <w:sz w:val="18"/>
           <w:szCs w:val="18"/>
         </w:rPr>
-        <w:t xml:space="preserve">Código 23. AndroidManifest.xml: permiso de Internet y tráfico HTTP.</w:t>
+        <w:t xml:space="preserve">Código 26. AndroidManifest.xml: permiso de Internet y tráfico HTTP.</w:t>
       </w:r>
     </w:p>
     <w:tbl>
@@ -10310,7 +11201,16 @@
         <w:pStyle w:val="Heading3"/>
       </w:pPr>
       <w:r>
-        <w:t xml:space="preserve">6.5.2 Paso 2: Cliente SOAP con HttpClient (Singleton)</w:t>
+        <w:t xml:space="preserve">6.5.2 Paso 2: Cliente SOAP con el proxy del WSDL (Singleton)</w:t>
+      </w:r>
+    </w:p>
+    <w:p>
+      <w:pPr>
+        <w:spacing w:after="120" w:line="300"/>
+        <w:jc w:val="both"/>
+      </w:pPr>
+      <w:r>
+        <w:t xml:space="preserve">El móvil usa el mismo WSEurekaReference.cs de la web, generado con dotnet-svcutil, y los paquetes System.ServiceModel.Http y System.ServiceModel.Primitives. ClienteSoap crea la ChannelFactory&lt;WSEureka&gt; con la URL guardada en el teléfono y solo la vuelve a crear si el usuario cambia la URL.</w:t>
       </w:r>
     </w:p>
     <w:p>
@@ -10326,7 +11226,7 @@
           <w:sz w:val="18"/>
           <w:szCs w:val="18"/>
         </w:rPr>
-        <w:t xml:space="preserve">Código 24. ec/edu/monster/servicio/ClienteSoap.cs: armado del sobre SOAP.</w:t>
+        <w:t xml:space="preserve">Código 27. ec/edu/monster/servicio/ClienteSoap.cs: ChannelFactory por URL.</w:t>
       </w:r>
     </w:p>
     <w:tbl>
@@ -10372,7 +11272,7 @@
                 <w:sz w:val="16"/>
                 <w:szCs w:val="16"/>
               </w:rPr>
-              <w:t xml:space="preserve">private static string ConstruirSobre(string operacion, (string Nombre, string Valor)[] parametros)</w:t>
+              <w:t xml:space="preserve">private ChannelFactory&lt;WSEureka&gt; Fabrica()</w:t>
             </w:r>
           </w:p>
           <w:p>
@@ -10398,20 +11298,20 @@
                 <w:sz w:val="16"/>
                 <w:szCs w:val="16"/>
               </w:rPr>
-              <w:t xml:space="preserve">    var cuerpo = new StringBuilder();</w:t>
-            </w:r>
-          </w:p>
-          <w:p>
-            <w:pPr>
-              <w:spacing w:after="0" w:line="240"/>
-            </w:pPr>
-            <w:r>
-              <w:rPr>
-                <w:rFonts w:ascii="Consolas" w:cs="Consolas" w:eastAsia="Consolas" w:hAnsi="Consolas"/>
-                <w:sz w:val="16"/>
-                <w:szCs w:val="16"/>
-              </w:rPr>
-              <w:t xml:space="preserve">    foreach (var (nombre, valor) in parametros)</w:t>
+              <w:t xml:space="preserve">    string url = Url;</w:t>
+            </w:r>
+          </w:p>
+          <w:p>
+            <w:pPr>
+              <w:spacing w:after="0" w:line="240"/>
+            </w:pPr>
+            <w:r>
+              <w:rPr>
+                <w:rFonts w:ascii="Consolas" w:cs="Consolas" w:eastAsia="Consolas" w:hAnsi="Consolas"/>
+                <w:sz w:val="16"/>
+                <w:szCs w:val="16"/>
+              </w:rPr>
+              <w:t xml:space="preserve">    if (_fabrica == null || _urlFabrica != url)</w:t>
             </w:r>
           </w:p>
           <w:p>
@@ -10437,7 +11337,176 @@
                 <w:sz w:val="16"/>
                 <w:szCs w:val="16"/>
               </w:rPr>
-              <w:t xml:space="preserve">        cuerpo.Append($"&lt;{nombre}&gt;{SecurityElement.Escape(valor)}&lt;/{nombre}&gt;");</w:t>
+              <w:t xml:space="preserve">        if (!Uri.TryCreate(url, UriKind.Absolute, out Uri? destino))</w:t>
+            </w:r>
+          </w:p>
+          <w:p>
+            <w:pPr>
+              <w:spacing w:after="0" w:line="240"/>
+            </w:pPr>
+            <w:r>
+              <w:rPr>
+                <w:rFonts w:ascii="Consolas" w:cs="Consolas" w:eastAsia="Consolas" w:hAnsi="Consolas"/>
+                <w:sz w:val="16"/>
+                <w:szCs w:val="16"/>
+              </w:rPr>
+              <w:t xml:space="preserve">        {</w:t>
+            </w:r>
+          </w:p>
+          <w:p>
+            <w:pPr>
+              <w:spacing w:after="0" w:line="240"/>
+            </w:pPr>
+            <w:r>
+              <w:rPr>
+                <w:rFonts w:ascii="Consolas" w:cs="Consolas" w:eastAsia="Consolas" w:hAnsi="Consolas"/>
+                <w:sz w:val="16"/>
+                <w:szCs w:val="16"/>
+              </w:rPr>
+              <w:t xml:space="preserve">            throw new ErrorServicioException($"La URL del servidor no es válida: {url}");</w:t>
+            </w:r>
+          </w:p>
+          <w:p>
+            <w:pPr>
+              <w:spacing w:after="0" w:line="240"/>
+            </w:pPr>
+            <w:r>
+              <w:rPr>
+                <w:rFonts w:ascii="Consolas" w:cs="Consolas" w:eastAsia="Consolas" w:hAnsi="Consolas"/>
+                <w:sz w:val="16"/>
+                <w:szCs w:val="16"/>
+              </w:rPr>
+              <w:t xml:space="preserve">        }</w:t>
+            </w:r>
+          </w:p>
+          <w:p>
+            <w:pPr>
+              <w:spacing w:after="0" w:line="240"/>
+            </w:pPr>
+            <w:r>
+              <w:rPr>
+                <w:rFonts w:ascii="Consolas" w:cs="Consolas" w:eastAsia="Consolas" w:hAnsi="Consolas"/>
+                <w:sz w:val="16"/>
+                <w:szCs w:val="16"/>
+              </w:rPr>
+              <w:t xml:space="preserve">        _fabrica?.Abort();</w:t>
+            </w:r>
+          </w:p>
+          <w:p>
+            <w:pPr>
+              <w:spacing w:after="0" w:line="240"/>
+            </w:pPr>
+            <w:r>
+              <w:rPr>
+                <w:rFonts w:ascii="Consolas" w:cs="Consolas" w:eastAsia="Consolas" w:hAnsi="Consolas"/>
+                <w:sz w:val="16"/>
+                <w:szCs w:val="16"/>
+              </w:rPr>
+              <w:t xml:space="preserve">        var binding = new BasicHttpBinding</w:t>
+            </w:r>
+          </w:p>
+          <w:p>
+            <w:pPr>
+              <w:spacing w:after="0" w:line="240"/>
+            </w:pPr>
+            <w:r>
+              <w:rPr>
+                <w:rFonts w:ascii="Consolas" w:cs="Consolas" w:eastAsia="Consolas" w:hAnsi="Consolas"/>
+                <w:sz w:val="16"/>
+                <w:szCs w:val="16"/>
+              </w:rPr>
+              <w:t xml:space="preserve">        {</w:t>
+            </w:r>
+          </w:p>
+          <w:p>
+            <w:pPr>
+              <w:spacing w:after="0" w:line="240"/>
+            </w:pPr>
+            <w:r>
+              <w:rPr>
+                <w:rFonts w:ascii="Consolas" w:cs="Consolas" w:eastAsia="Consolas" w:hAnsi="Consolas"/>
+                <w:sz w:val="16"/>
+                <w:szCs w:val="16"/>
+              </w:rPr>
+              <w:t xml:space="preserve">            OpenTimeout = TimeSpan.FromSeconds(10),</w:t>
+            </w:r>
+          </w:p>
+          <w:p>
+            <w:pPr>
+              <w:spacing w:after="0" w:line="240"/>
+            </w:pPr>
+            <w:r>
+              <w:rPr>
+                <w:rFonts w:ascii="Consolas" w:cs="Consolas" w:eastAsia="Consolas" w:hAnsi="Consolas"/>
+                <w:sz w:val="16"/>
+                <w:szCs w:val="16"/>
+              </w:rPr>
+              <w:t xml:space="preserve">            SendTimeout = TimeSpan.FromSeconds(20),</w:t>
+            </w:r>
+          </w:p>
+          <w:p>
+            <w:pPr>
+              <w:spacing w:after="0" w:line="240"/>
+            </w:pPr>
+            <w:r>
+              <w:rPr>
+                <w:rFonts w:ascii="Consolas" w:cs="Consolas" w:eastAsia="Consolas" w:hAnsi="Consolas"/>
+                <w:sz w:val="16"/>
+                <w:szCs w:val="16"/>
+              </w:rPr>
+              <w:t xml:space="preserve">            ReceiveTimeout = TimeSpan.FromSeconds(20),</w:t>
+            </w:r>
+          </w:p>
+          <w:p>
+            <w:pPr>
+              <w:spacing w:after="0" w:line="240"/>
+            </w:pPr>
+            <w:r>
+              <w:rPr>
+                <w:rFonts w:ascii="Consolas" w:cs="Consolas" w:eastAsia="Consolas" w:hAnsi="Consolas"/>
+                <w:sz w:val="16"/>
+                <w:szCs w:val="16"/>
+              </w:rPr>
+              <w:t xml:space="preserve">            MaxReceivedMessageSize = 10 * 1024 * 1024</w:t>
+            </w:r>
+          </w:p>
+          <w:p>
+            <w:pPr>
+              <w:spacing w:after="0" w:line="240"/>
+            </w:pPr>
+            <w:r>
+              <w:rPr>
+                <w:rFonts w:ascii="Consolas" w:cs="Consolas" w:eastAsia="Consolas" w:hAnsi="Consolas"/>
+                <w:sz w:val="16"/>
+                <w:szCs w:val="16"/>
+              </w:rPr>
+              <w:t xml:space="preserve">        };</w:t>
+            </w:r>
+          </w:p>
+          <w:p>
+            <w:pPr>
+              <w:spacing w:after="0" w:line="240"/>
+            </w:pPr>
+            <w:r>
+              <w:rPr>
+                <w:rFonts w:ascii="Consolas" w:cs="Consolas" w:eastAsia="Consolas" w:hAnsi="Consolas"/>
+                <w:sz w:val="16"/>
+                <w:szCs w:val="16"/>
+              </w:rPr>
+              <w:t xml:space="preserve">        _fabrica = new ChannelFactory&lt;WSEureka&gt;(binding, new EndpointAddress(destino));</w:t>
+            </w:r>
+          </w:p>
+          <w:p>
+            <w:pPr>
+              <w:spacing w:after="0" w:line="240"/>
+            </w:pPr>
+            <w:r>
+              <w:rPr>
+                <w:rFonts w:ascii="Consolas" w:cs="Consolas" w:eastAsia="Consolas" w:hAnsi="Consolas"/>
+                <w:sz w:val="16"/>
+                <w:szCs w:val="16"/>
+              </w:rPr>
+              <w:t xml:space="preserve">        _urlFabrica = url;</w:t>
             </w:r>
           </w:p>
           <w:p>
@@ -10463,46 +11532,7 @@
                 <w:sz w:val="16"/>
                 <w:szCs w:val="16"/>
               </w:rPr>
-              <w:t xml:space="preserve">    return "&lt;?xml version=\"1.0\" encoding=\"utf-8\"?&gt;"</w:t>
-            </w:r>
-          </w:p>
-          <w:p>
-            <w:pPr>
-              <w:spacing w:after="0" w:line="240"/>
-            </w:pPr>
-            <w:r>
-              <w:rPr>
-                <w:rFonts w:ascii="Consolas" w:cs="Consolas" w:eastAsia="Consolas" w:hAnsi="Consolas"/>
-                <w:sz w:val="16"/>
-                <w:szCs w:val="16"/>
-              </w:rPr>
-              <w:t xml:space="preserve">        + "&lt;s:Envelope xmlns:s=\"http://schemas.xmlsoap.org/soap/envelope/\"&gt;"</w:t>
-            </w:r>
-          </w:p>
-          <w:p>
-            <w:pPr>
-              <w:spacing w:after="0" w:line="240"/>
-            </w:pPr>
-            <w:r>
-              <w:rPr>
-                <w:rFonts w:ascii="Consolas" w:cs="Consolas" w:eastAsia="Consolas" w:hAnsi="Consolas"/>
-                <w:sz w:val="16"/>
-                <w:szCs w:val="16"/>
-              </w:rPr>
-              <w:t xml:space="preserve">        + $"&lt;s:Body&gt;&lt;{operacion} xmlns=\"{Namespace}\"&gt;{cuerpo}&lt;/{operacion}&gt;&lt;/s:Body&gt;"</w:t>
-            </w:r>
-          </w:p>
-          <w:p>
-            <w:pPr>
-              <w:spacing w:after="0" w:line="240"/>
-            </w:pPr>
-            <w:r>
-              <w:rPr>
-                <w:rFonts w:ascii="Consolas" w:cs="Consolas" w:eastAsia="Consolas" w:hAnsi="Consolas"/>
-                <w:sz w:val="16"/>
-                <w:szCs w:val="16"/>
-              </w:rPr>
-              <w:t xml:space="preserve">        + "&lt;/s:Envelope&gt;";</w:t>
+              <w:t xml:space="preserve">    return _fabrica;</w:t>
             </w:r>
           </w:p>
           <w:p>
@@ -10539,181 +11569,7 @@
           <w:sz w:val="18"/>
           <w:szCs w:val="18"/>
         </w:rPr>
-        <w:t xml:space="preserve">Código 25. ClienteSoap.LoginAsync: loginResult nil = credenciales incorrectas.</w:t>
-      </w:r>
-    </w:p>
-    <w:tbl>
-      <w:tblPr>
-        <w:tblW w:type="dxa" w:w="9026"/>
-        <w:tblBorders>
-          <w:top w:val="single" w:color="auto" w:sz="4"/>
-          <w:left w:val="single" w:color="auto" w:sz="4"/>
-          <w:bottom w:val="single" w:color="auto" w:sz="4"/>
-          <w:right w:val="single" w:color="auto" w:sz="4"/>
-          <w:insideH w:val="single" w:color="auto" w:sz="4"/>
-          <w:insideV w:val="single" w:color="auto" w:sz="4"/>
-        </w:tblBorders>
-      </w:tblPr>
-      <w:tblGrid>
-        <w:gridCol w:w="9026"/>
-      </w:tblGrid>
-      <w:tr>
-        <w:tc>
-          <w:tcPr>
-            <w:tcW w:type="dxa" w:w="9026"/>
-            <w:tcBorders>
-              <w:top w:val="single" w:color="C9D3DE" w:sz="4"/>
-              <w:left w:val="single" w:color="C9D3DE" w:sz="4"/>
-              <w:bottom w:val="single" w:color="C9D3DE" w:sz="4"/>
-              <w:right w:val="single" w:color="C9D3DE" w:sz="4"/>
-            </w:tcBorders>
-            <w:shd w:fill="F5F8FB" w:color="auto" w:val="clear"/>
-            <w:tcMar>
-              <w:top w:type="dxa" w:w="100"/>
-              <w:left w:type="dxa" w:w="140"/>
-              <w:bottom w:type="dxa" w:w="100"/>
-              <w:right w:type="dxa" w:w="140"/>
-            </w:tcMar>
-          </w:tcPr>
-          <w:p>
-            <w:pPr>
-              <w:spacing w:after="0" w:line="240"/>
-            </w:pPr>
-            <w:r>
-              <w:rPr>
-                <w:rFonts w:ascii="Consolas" w:cs="Consolas" w:eastAsia="Consolas" w:hAnsi="Consolas"/>
-                <w:sz w:val="16"/>
-                <w:szCs w:val="16"/>
-              </w:rPr>
-              <w:t xml:space="preserve">public async Task&lt;Empleado?&gt; LoginAsync(string usuario, string clave)</w:t>
-            </w:r>
-          </w:p>
-          <w:p>
-            <w:pPr>
-              <w:spacing w:after="0" w:line="240"/>
-            </w:pPr>
-            <w:r>
-              <w:rPr>
-                <w:rFonts w:ascii="Consolas" w:cs="Consolas" w:eastAsia="Consolas" w:hAnsi="Consolas"/>
-                <w:sz w:val="16"/>
-                <w:szCs w:val="16"/>
-              </w:rPr>
-              <w:t xml:space="preserve">{</w:t>
-            </w:r>
-          </w:p>
-          <w:p>
-            <w:pPr>
-              <w:spacing w:after="0" w:line="240"/>
-            </w:pPr>
-            <w:r>
-              <w:rPr>
-                <w:rFonts w:ascii="Consolas" w:cs="Consolas" w:eastAsia="Consolas" w:hAnsi="Consolas"/>
-                <w:sz w:val="16"/>
-                <w:szCs w:val="16"/>
-              </w:rPr>
-              <w:t xml:space="preserve">    XElement? r = await InvocarAsync("login", ("usuario", usuario), ("clave", clave));</w:t>
-            </w:r>
-          </w:p>
-          <w:p>
-            <w:pPr>
-              <w:spacing w:after="0" w:line="240"/>
-            </w:pPr>
-            <w:r>
-              <w:rPr>
-                <w:rFonts w:ascii="Consolas" w:cs="Consolas" w:eastAsia="Consolas" w:hAnsi="Consolas"/>
-                <w:sz w:val="16"/>
-                <w:szCs w:val="16"/>
-              </w:rPr>
-              <w:t xml:space="preserve">    if (r == null || !r.HasElements)</w:t>
-            </w:r>
-          </w:p>
-          <w:p>
-            <w:pPr>
-              <w:spacing w:after="0" w:line="240"/>
-            </w:pPr>
-            <w:r>
-              <w:rPr>
-                <w:rFonts w:ascii="Consolas" w:cs="Consolas" w:eastAsia="Consolas" w:hAnsi="Consolas"/>
-                <w:sz w:val="16"/>
-                <w:szCs w:val="16"/>
-              </w:rPr>
-              <w:t xml:space="preserve">    {</w:t>
-            </w:r>
-          </w:p>
-          <w:p>
-            <w:pPr>
-              <w:spacing w:after="0" w:line="240"/>
-            </w:pPr>
-            <w:r>
-              <w:rPr>
-                <w:rFonts w:ascii="Consolas" w:cs="Consolas" w:eastAsia="Consolas" w:hAnsi="Consolas"/>
-                <w:sz w:val="16"/>
-                <w:szCs w:val="16"/>
-              </w:rPr>
-              <w:t xml:space="preserve">        return null;</w:t>
-            </w:r>
-          </w:p>
-          <w:p>
-            <w:pPr>
-              <w:spacing w:after="0" w:line="240"/>
-            </w:pPr>
-            <w:r>
-              <w:rPr>
-                <w:rFonts w:ascii="Consolas" w:cs="Consolas" w:eastAsia="Consolas" w:hAnsi="Consolas"/>
-                <w:sz w:val="16"/>
-                <w:szCs w:val="16"/>
-              </w:rPr>
-              <w:t xml:space="preserve">    }</w:t>
-            </w:r>
-          </w:p>
-          <w:p>
-            <w:pPr>
-              <w:spacing w:after="0" w:line="240"/>
-            </w:pPr>
-            <w:r>
-              <w:rPr>
-                <w:rFonts w:ascii="Consolas" w:cs="Consolas" w:eastAsia="Consolas" w:hAnsi="Consolas"/>
-                <w:sz w:val="16"/>
-                <w:szCs w:val="16"/>
-              </w:rPr>
-              <w:t xml:space="preserve">    return new Empleado(Texto(r, "Codigo"), Texto(r, "Usuario"), Texto(r, "Nombre"));</w:t>
-            </w:r>
-          </w:p>
-          <w:p>
-            <w:pPr>
-              <w:spacing w:after="0" w:line="240"/>
-            </w:pPr>
-            <w:r>
-              <w:rPr>
-                <w:rFonts w:ascii="Consolas" w:cs="Consolas" w:eastAsia="Consolas" w:hAnsi="Consolas"/>
-                <w:sz w:val="16"/>
-                <w:szCs w:val="16"/>
-              </w:rPr>
-              <w:t xml:space="preserve">}</w:t>
-            </w:r>
-          </w:p>
-        </w:tc>
-      </w:tr>
-    </w:tbl>
-    <w:p>
-      <w:pPr>
-        <w:spacing w:after="120"/>
-      </w:pPr>
-    </w:p>
-    <w:p>
-      <w:pPr>
-        <w:keepNext/>
-        <w:spacing w:after="60" w:before="120"/>
-      </w:pPr>
-      <w:r>
-        <w:rPr>
-          <w:b/>
-          <w:bCs/>
-          <w:color w:val="082E54"/>
-          <w:sz w:val="18"/>
-          <w:szCs w:val="18"/>
-        </w:rPr>
-        <w:t xml:space="preserve">Código 26. ec/edu/monster/controlador/ControladorEureka.cs: Singleton compartido por las cuatro pantallas.</w:t>
+        <w:t xml:space="preserve">Código 28. ec/edu/monster/controlador/ControladorEureka.cs: Singleton compartido por las cuatro pantallas.</w:t>
       </w:r>
     </w:p>
     <w:tbl>
@@ -12379,7 +13235,7 @@
                 <w:sz w:val="20"/>
                 <w:szCs w:val="20"/>
               </w:rPr>
-              <w:t xml:space="preserve">«La cuenta debe tener 8 dígitos» (sin llamar al servidor)</w:t>
+              <w:t xml:space="preserve">«La cuenta debe tener 8 dígitos» (respuesta del servidor)</w:t>
             </w:r>
           </w:p>
         </w:tc>

--- a/05. DOCUMENTACIÓN/WS_EUREKABANK_SOAP_DOTNET_BDD_GR01.docx
+++ b/05. DOCUMENTACIÓN/WS_EUREKABANK_SOAP_DOTNET_BDD_GR01.docx
@@ -1398,7 +1398,7 @@
         <w:jc w:val="both"/>
       </w:pPr>
       <w:r>
-        <w:t xml:space="preserve">.NET MAUI es la evolución oficial de Xamarin.Forms para crear aplicaciones Android con C# y XAML desde Visual Studio; Xamarin dejó de tener soporte en mayo de 2024. El cliente móvil usa el cliente WCF para .NET moderno (System.ServiceModel.Http) con el mismo proxy generado desde el WSDL que la web.</w:t>
+        <w:t xml:space="preserve">.NET MAUI es la evolución oficial de Xamarin.Forms para crear aplicaciones Android con C# y XAML desde Visual Studio; Xamarin dejó de tener soporte en mayo de 2024. El cliente móvil arma el sobre SOAP con HttpClient y llena los mismos modelos get/set que los demás clientes.</w:t>
       </w:r>
     </w:p>
     <w:p>
@@ -2490,7 +2490,7 @@
                 <w:sz w:val="20"/>
                 <w:szCs w:val="20"/>
               </w:rPr>
-              <w:t xml:space="preserve">Empleado o nil</w:t>
+              <w:t xml:space="preserve">Empleado o Fault (intentos restantes / bloqueo)</w:t>
             </w:r>
           </w:p>
         </w:tc>
@@ -3595,7 +3595,7 @@
                 <w:sz w:val="16"/>
                 <w:szCs w:val="16"/>
               </w:rPr>
-              <w:t xml:space="preserve">-- Usuario del sistema (convencion del curso: monster / monster)</w:t>
+              <w:t xml:space="preserve">-- Usuario del sistema: monster / monster69</w:t>
             </w:r>
           </w:p>
           <w:p>
@@ -3647,7 +3647,7 @@
                 <w:sz w:val="16"/>
                 <w:szCs w:val="16"/>
               </w:rPr>
-              <w:t xml:space="preserve">INSERT INTO empleado VALUES( '0012', 'Monster', 'Inc', 'Monster', 'Quito', 'ESPE - Sangolqui', 'monster', 'monster' );</w:t>
+              <w:t xml:space="preserve">INSERT INTO empleado VALUES( '0012', 'Monster', 'Inc', 'Monster', 'Quito', 'ESPE - Sangolqui', 'monster', 'monster69' );</w:t>
             </w:r>
           </w:p>
         </w:tc>
@@ -5405,7 +5405,7 @@
                 <w:sz w:val="16"/>
                 <w:szCs w:val="16"/>
               </w:rPr>
-              <w:t xml:space="preserve">    /// &lt;summary&gt;Devuelve el empleado si usuario y clave son correctos; si no, null.&lt;/summary&gt;</w:t>
+              <w:t xml:space="preserve">    /// &lt;summary&gt;Devuelve el empleado; si usuario o clave no coinciden responde un Fault con los intentos restantes.&lt;/summary&gt;</w:t>
             </w:r>
           </w:p>
           <w:p>
@@ -6881,7 +6881,7 @@
                 <w:sz w:val="16"/>
                 <w:szCs w:val="16"/>
               </w:rPr>
-              <w:t xml:space="preserve">    [WebMethod(Description = "Devuelve el empleado si usuario y clave son correctos; si no, vacío.")]</w:t>
+              <w:t xml:space="preserve">    [WebMethod(Description = "Devuelve el empleado. Si usuario o clave no coinciden responde un error con los intentos restantes (bloqueo de 2 minutos al tercero).")]</w:t>
             </w:r>
           </w:p>
           <w:p>
@@ -7257,7 +7257,7 @@
         <w:jc w:val="both"/>
       </w:pPr>
       <w:r>
-        <w:t xml:space="preserve">El cliente no define sus propias clases de datos ni el contrato: se generan desde el WSDL del servicio con SvcUtil.exe (la misma herramienta de «Agregar referencia de servicio» de Visual Studio) en servicio/WSEurekaReference.cs. ClienteEureka crea una sola ChannelFactory&lt;WSEureka&gt; con el endpoint de App.config y convierte cada SOAP Fault en ErrorServicioException con el mensaje del servidor.</w:t>
+        <w:t xml:space="preserve">Como en el proyecto del GR05, el cliente tiene en modelo/ las clases Empleado, Cuenta, Movimiento y ErrorServicio con solo get/set (mismo namespace http://espe.edu.ec/eureka/ que el servidor) y en servicio/ la interfaz IWSEureka con las 6 operaciones. ClienteEureka crea una sola ChannelFactory&lt;IWSEureka&gt; con el endpoint de App.config y convierte cada SOAP Fault en ErrorServicioException con el mensaje del servidor.</w:t>
       </w:r>
     </w:p>
     <w:p>
@@ -7273,7 +7273,7 @@
           <w:sz w:val="18"/>
           <w:szCs w:val="18"/>
         </w:rPr>
-        <w:t xml:space="preserve">Código 16. Generación del proxy desde el WSDL (SvcUtil.exe está en Microsoft SDKs\Windows\v10.0A\bin\NETFX 4.8 Tools).</w:t>
+        <w:t xml:space="preserve">Código 16. ec/edu/monster/modelo/Empleado.cs: solo get/set.</w:t>
       </w:r>
     </w:p>
     <w:tbl>
@@ -7319,20 +7319,85 @@
                 <w:sz w:val="16"/>
                 <w:szCs w:val="16"/>
               </w:rPr>
-              <w:t xml:space="preserve">SvcUtil.exe http://localhost:8087/WSEureka.svc?wsdl /language:C# /out:WSEurekaReference.cs</w:t>
-            </w:r>
-          </w:p>
-          <w:p>
-            <w:pPr>
-              <w:spacing w:after="0" w:line="240"/>
-            </w:pPr>
-            <w:r>
-              <w:rPr>
-                <w:rFonts w:ascii="Consolas" w:cs="Consolas" w:eastAsia="Consolas" w:hAnsi="Consolas"/>
-                <w:sz w:val="16"/>
-                <w:szCs w:val="16"/>
-              </w:rPr>
-              <w:t xml:space="preserve">            /namespace:*,ec.edu.monster.servicio /noConfig /syncOnly</w:t>
+              <w:t xml:space="preserve">[DataContract(Namespace = "http://espe.edu.ec/eureka/")]</w:t>
+            </w:r>
+          </w:p>
+          <w:p>
+            <w:pPr>
+              <w:spacing w:after="0" w:line="240"/>
+            </w:pPr>
+            <w:r>
+              <w:rPr>
+                <w:rFonts w:ascii="Consolas" w:cs="Consolas" w:eastAsia="Consolas" w:hAnsi="Consolas"/>
+                <w:sz w:val="16"/>
+                <w:szCs w:val="16"/>
+              </w:rPr>
+              <w:t xml:space="preserve">public class Empleado</w:t>
+            </w:r>
+          </w:p>
+          <w:p>
+            <w:pPr>
+              <w:spacing w:after="0" w:line="240"/>
+            </w:pPr>
+            <w:r>
+              <w:rPr>
+                <w:rFonts w:ascii="Consolas" w:cs="Consolas" w:eastAsia="Consolas" w:hAnsi="Consolas"/>
+                <w:sz w:val="16"/>
+                <w:szCs w:val="16"/>
+              </w:rPr>
+              <w:t xml:space="preserve">{</w:t>
+            </w:r>
+          </w:p>
+          <w:p>
+            <w:pPr>
+              <w:spacing w:after="0" w:line="240"/>
+            </w:pPr>
+            <w:r>
+              <w:rPr>
+                <w:rFonts w:ascii="Consolas" w:cs="Consolas" w:eastAsia="Consolas" w:hAnsi="Consolas"/>
+                <w:sz w:val="16"/>
+                <w:szCs w:val="16"/>
+              </w:rPr>
+              <w:t xml:space="preserve">    [DataMember(Order = 1)] public string Codigo { get; set; }</w:t>
+            </w:r>
+          </w:p>
+          <w:p>
+            <w:pPr>
+              <w:spacing w:after="0" w:line="240"/>
+            </w:pPr>
+            <w:r>
+              <w:rPr>
+                <w:rFonts w:ascii="Consolas" w:cs="Consolas" w:eastAsia="Consolas" w:hAnsi="Consolas"/>
+                <w:sz w:val="16"/>
+                <w:szCs w:val="16"/>
+              </w:rPr>
+              <w:t xml:space="preserve">    [DataMember(Order = 2)] public string Usuario { get; set; }</w:t>
+            </w:r>
+          </w:p>
+          <w:p>
+            <w:pPr>
+              <w:spacing w:after="0" w:line="240"/>
+            </w:pPr>
+            <w:r>
+              <w:rPr>
+                <w:rFonts w:ascii="Consolas" w:cs="Consolas" w:eastAsia="Consolas" w:hAnsi="Consolas"/>
+                <w:sz w:val="16"/>
+                <w:szCs w:val="16"/>
+              </w:rPr>
+              <w:t xml:space="preserve">    [DataMember(Order = 3)] public string Nombre { get; set; }</w:t>
+            </w:r>
+          </w:p>
+          <w:p>
+            <w:pPr>
+              <w:spacing w:after="0" w:line="240"/>
+            </w:pPr>
+            <w:r>
+              <w:rPr>
+                <w:rFonts w:ascii="Consolas" w:cs="Consolas" w:eastAsia="Consolas" w:hAnsi="Consolas"/>
+                <w:sz w:val="16"/>
+                <w:szCs w:val="16"/>
+              </w:rPr>
+              <w:t xml:space="preserve">}</w:t>
             </w:r>
           </w:p>
         </w:tc>
@@ -7356,7 +7421,7 @@
           <w:sz w:val="18"/>
           <w:szCs w:val="18"/>
         </w:rPr>
-        <w:t xml:space="preserve">Código 17. servicio/WSEurekaReference.cs: contrato generado desde el WSDL (fragmento).</w:t>
+        <w:t xml:space="preserve">Código 17. ec/edu/monster/servicio/IWSEureka.cs: contrato (fragmento).</w:t>
       </w:r>
     </w:p>
     <w:tbl>
@@ -7402,7 +7467,20 @@
                 <w:sz w:val="16"/>
                 <w:szCs w:val="16"/>
               </w:rPr>
-              <w:t xml:space="preserve">public interface WSEureka</w:t>
+              <w:t xml:space="preserve">[ServiceContract(Name = "WSEureka", Namespace = "http://espe.edu.ec/eureka/")]</w:t>
+            </w:r>
+          </w:p>
+          <w:p>
+            <w:pPr>
+              <w:spacing w:after="0" w:line="240"/>
+            </w:pPr>
+            <w:r>
+              <w:rPr>
+                <w:rFonts w:ascii="Consolas" w:cs="Consolas" w:eastAsia="Consolas" w:hAnsi="Consolas"/>
+                <w:sz w:val="16"/>
+                <w:szCs w:val="16"/>
+              </w:rPr>
+              <w:t xml:space="preserve">public interface IWSEureka</w:t>
             </w:r>
           </w:p>
           <w:p>
@@ -7428,319 +7506,33 @@
                 <w:sz w:val="16"/>
                 <w:szCs w:val="16"/>
               </w:rPr>
-              <w:t xml:space="preserve">    </w:t>
-            </w:r>
-          </w:p>
-          <w:p>
-            <w:pPr>
-              <w:spacing w:after="0" w:line="240"/>
-            </w:pPr>
-            <w:r>
-              <w:rPr>
-                <w:rFonts w:ascii="Consolas" w:cs="Consolas" w:eastAsia="Consolas" w:hAnsi="Consolas"/>
-                <w:sz w:val="16"/>
-                <w:szCs w:val="16"/>
-              </w:rPr>
-              <w:t xml:space="preserve">    [System.ServiceModel.OperationContractAttribute(Action="http://espe.edu.ec/eureka/WSEureka/login", ReplyAction="http://espe.edu.ec/eureka/WSEureka/loginResponse")]</w:t>
-            </w:r>
-          </w:p>
-          <w:p>
-            <w:pPr>
-              <w:spacing w:after="0" w:line="240"/>
-            </w:pPr>
-            <w:r>
-              <w:rPr>
-                <w:rFonts w:ascii="Consolas" w:cs="Consolas" w:eastAsia="Consolas" w:hAnsi="Consolas"/>
-                <w:sz w:val="16"/>
-                <w:szCs w:val="16"/>
-              </w:rPr>
-              <w:t xml:space="preserve">    [System.ServiceModel.FaultContractAttribute(typeof(ec.edu.monster.servicio.ErrorServicio), Action="http://espe.edu.ec/eureka/WSEureka/loginErrorServicioFault", Name="ErrorServicio")]</w:t>
-            </w:r>
-          </w:p>
-          <w:p>
-            <w:pPr>
-              <w:spacing w:after="0" w:line="240"/>
-            </w:pPr>
-            <w:r>
-              <w:rPr>
-                <w:rFonts w:ascii="Consolas" w:cs="Consolas" w:eastAsia="Consolas" w:hAnsi="Consolas"/>
-                <w:sz w:val="16"/>
-                <w:szCs w:val="16"/>
-              </w:rPr>
-              <w:t xml:space="preserve">    ec.edu.monster.servicio.Empleado login(string usuario, string clave);</w:t>
-            </w:r>
-          </w:p>
-          <w:p>
-            <w:pPr>
-              <w:spacing w:after="0" w:line="240"/>
-            </w:pPr>
-            <w:r>
-              <w:rPr>
-                <w:rFonts w:ascii="Consolas" w:cs="Consolas" w:eastAsia="Consolas" w:hAnsi="Consolas"/>
-                <w:sz w:val="16"/>
-                <w:szCs w:val="16"/>
-              </w:rPr>
-              <w:t xml:space="preserve">    </w:t>
-            </w:r>
-          </w:p>
-          <w:p>
-            <w:pPr>
-              <w:spacing w:after="0" w:line="240"/>
-            </w:pPr>
-            <w:r>
-              <w:rPr>
-                <w:rFonts w:ascii="Consolas" w:cs="Consolas" w:eastAsia="Consolas" w:hAnsi="Consolas"/>
-                <w:sz w:val="16"/>
-                <w:szCs w:val="16"/>
-              </w:rPr>
-              <w:t xml:space="preserve">    [System.ServiceModel.OperationContractAttribute(Action="http://espe.edu.ec/eureka/WSEureka/consultarCuenta", ReplyAction="http://espe.edu.ec/eureka/WSEureka/consultarCuentaResponse")]</w:t>
-            </w:r>
-          </w:p>
-          <w:p>
-            <w:pPr>
-              <w:spacing w:after="0" w:line="240"/>
-            </w:pPr>
-            <w:r>
-              <w:rPr>
-                <w:rFonts w:ascii="Consolas" w:cs="Consolas" w:eastAsia="Consolas" w:hAnsi="Consolas"/>
-                <w:sz w:val="16"/>
-                <w:szCs w:val="16"/>
-              </w:rPr>
-              <w:t xml:space="preserve">    [System.ServiceModel.FaultContractAttribute(typeof(ec.edu.monster.servicio.ErrorServicio), Action="http://espe.edu.ec/eureka/WSEureka/consultarCuentaErrorServicioFault", Name="ErrorServicio")]</w:t>
-            </w:r>
-          </w:p>
-          <w:p>
-            <w:pPr>
-              <w:spacing w:after="0" w:line="240"/>
-            </w:pPr>
-            <w:r>
-              <w:rPr>
-                <w:rFonts w:ascii="Consolas" w:cs="Consolas" w:eastAsia="Consolas" w:hAnsi="Consolas"/>
-                <w:sz w:val="16"/>
-                <w:szCs w:val="16"/>
-              </w:rPr>
-              <w:t xml:space="preserve">    ec.edu.monster.servicio.Cuenta consultarCuenta(string cuenta);</w:t>
-            </w:r>
-          </w:p>
-          <w:p>
-            <w:pPr>
-              <w:spacing w:after="0" w:line="240"/>
-            </w:pPr>
-            <w:r>
-              <w:rPr>
-                <w:rFonts w:ascii="Consolas" w:cs="Consolas" w:eastAsia="Consolas" w:hAnsi="Consolas"/>
-                <w:sz w:val="16"/>
-                <w:szCs w:val="16"/>
-              </w:rPr>
-              <w:t xml:space="preserve">    </w:t>
-            </w:r>
-          </w:p>
-          <w:p>
-            <w:pPr>
-              <w:spacing w:after="0" w:line="240"/>
-            </w:pPr>
-            <w:r>
-              <w:rPr>
-                <w:rFonts w:ascii="Consolas" w:cs="Consolas" w:eastAsia="Consolas" w:hAnsi="Consolas"/>
-                <w:sz w:val="16"/>
-                <w:szCs w:val="16"/>
-              </w:rPr>
-              <w:t xml:space="preserve">    [System.ServiceModel.OperationContractAttribute(Action="http://espe.edu.ec/eureka/WSEureka/traerMovimientos", ReplyAction="http://espe.edu.ec/eureka/WSEureka/traerMovimientosResponse")]</w:t>
-            </w:r>
-          </w:p>
-          <w:p>
-            <w:pPr>
-              <w:spacing w:after="0" w:line="240"/>
-            </w:pPr>
-            <w:r>
-              <w:rPr>
-                <w:rFonts w:ascii="Consolas" w:cs="Consolas" w:eastAsia="Consolas" w:hAnsi="Consolas"/>
-                <w:sz w:val="16"/>
-                <w:szCs w:val="16"/>
-              </w:rPr>
-              <w:t xml:space="preserve">    [System.ServiceModel.FaultContractAttribute(typeof(ec.edu.monster.servicio.ErrorServicio), Action="http://espe.edu.ec/eureka/WSEureka/traerMovimientosErrorServicioFault", Name="ErrorServicio")]</w:t>
-            </w:r>
-          </w:p>
-          <w:p>
-            <w:pPr>
-              <w:spacing w:after="0" w:line="240"/>
-            </w:pPr>
-            <w:r>
-              <w:rPr>
-                <w:rFonts w:ascii="Consolas" w:cs="Consolas" w:eastAsia="Consolas" w:hAnsi="Consolas"/>
-                <w:sz w:val="16"/>
-                <w:szCs w:val="16"/>
-              </w:rPr>
-              <w:t xml:space="preserve">    ec.edu.monster.servicio.Movimiento[] traerMovimientos(string cuenta);</w:t>
-            </w:r>
-          </w:p>
-          <w:p>
-            <w:pPr>
-              <w:spacing w:after="0" w:line="240"/>
-            </w:pPr>
-            <w:r>
-              <w:rPr>
-                <w:rFonts w:ascii="Consolas" w:cs="Consolas" w:eastAsia="Consolas" w:hAnsi="Consolas"/>
-                <w:sz w:val="16"/>
-                <w:szCs w:val="16"/>
-              </w:rPr>
-              <w:t xml:space="preserve">    </w:t>
-            </w:r>
-          </w:p>
-          <w:p>
-            <w:pPr>
-              <w:spacing w:after="0" w:line="240"/>
-            </w:pPr>
-            <w:r>
-              <w:rPr>
-                <w:rFonts w:ascii="Consolas" w:cs="Consolas" w:eastAsia="Consolas" w:hAnsi="Consolas"/>
-                <w:sz w:val="16"/>
-                <w:szCs w:val="16"/>
-              </w:rPr>
-              <w:t xml:space="preserve">    [System.ServiceModel.OperationContractAttribute(Action="http://espe.edu.ec/eureka/WSEureka/registrarDeposito", ReplyAction="http://espe.edu.ec/eureka/WSEureka/registrarDepositoResponse")]</w:t>
-            </w:r>
-          </w:p>
-          <w:p>
-            <w:pPr>
-              <w:spacing w:after="0" w:line="240"/>
-            </w:pPr>
-            <w:r>
-              <w:rPr>
-                <w:rFonts w:ascii="Consolas" w:cs="Consolas" w:eastAsia="Consolas" w:hAnsi="Consolas"/>
-                <w:sz w:val="16"/>
-                <w:szCs w:val="16"/>
-              </w:rPr>
-              <w:t xml:space="preserve">    [System.ServiceModel.FaultContractAttribute(typeof(ec.edu.monster.servicio.ErrorServicio), Action="http://espe.edu.ec/eureka/WSEureka/registrarDepositoErrorServicioFault", Name="ErrorServicio")]</w:t>
-            </w:r>
-          </w:p>
-          <w:p>
-            <w:pPr>
-              <w:spacing w:after="0" w:line="240"/>
-            </w:pPr>
-            <w:r>
-              <w:rPr>
-                <w:rFonts w:ascii="Consolas" w:cs="Consolas" w:eastAsia="Consolas" w:hAnsi="Consolas"/>
-                <w:sz w:val="16"/>
-                <w:szCs w:val="16"/>
-              </w:rPr>
-              <w:t xml:space="preserve">    decimal registrarDeposito(string cuenta, decimal importe, string codEmpleado);</w:t>
-            </w:r>
-          </w:p>
-          <w:p>
-            <w:pPr>
-              <w:spacing w:after="0" w:line="240"/>
-            </w:pPr>
-            <w:r>
-              <w:rPr>
-                <w:rFonts w:ascii="Consolas" w:cs="Consolas" w:eastAsia="Consolas" w:hAnsi="Consolas"/>
-                <w:sz w:val="16"/>
-                <w:szCs w:val="16"/>
-              </w:rPr>
-              <w:t xml:space="preserve">    </w:t>
-            </w:r>
-          </w:p>
-          <w:p>
-            <w:pPr>
-              <w:spacing w:after="0" w:line="240"/>
-            </w:pPr>
-            <w:r>
-              <w:rPr>
-                <w:rFonts w:ascii="Consolas" w:cs="Consolas" w:eastAsia="Consolas" w:hAnsi="Consolas"/>
-                <w:sz w:val="16"/>
-                <w:szCs w:val="16"/>
-              </w:rPr>
-              <w:t xml:space="preserve">    [System.ServiceModel.OperationContractAttribute(Action="http://espe.edu.ec/eureka/WSEureka/registrarRetiro", ReplyAction="http://espe.edu.ec/eureka/WSEureka/registrarRetiroResponse")]</w:t>
-            </w:r>
-          </w:p>
-          <w:p>
-            <w:pPr>
-              <w:spacing w:after="0" w:line="240"/>
-            </w:pPr>
-            <w:r>
-              <w:rPr>
-                <w:rFonts w:ascii="Consolas" w:cs="Consolas" w:eastAsia="Consolas" w:hAnsi="Consolas"/>
-                <w:sz w:val="16"/>
-                <w:szCs w:val="16"/>
-              </w:rPr>
-              <w:t xml:space="preserve">    [System.ServiceModel.FaultContractAttribute(typeof(ec.edu.monster.servicio.ErrorServicio), Action="http://espe.edu.ec/eureka/WSEureka/registrarRetiroErrorServicioFault", Name="ErrorServicio")]</w:t>
-            </w:r>
-          </w:p>
-          <w:p>
-            <w:pPr>
-              <w:spacing w:after="0" w:line="240"/>
-            </w:pPr>
-            <w:r>
-              <w:rPr>
-                <w:rFonts w:ascii="Consolas" w:cs="Consolas" w:eastAsia="Consolas" w:hAnsi="Consolas"/>
-                <w:sz w:val="16"/>
-                <w:szCs w:val="16"/>
-              </w:rPr>
-              <w:t xml:space="preserve">    decimal registrarRetiro(string cuenta, decimal importe, string codEmpleado);</w:t>
-            </w:r>
-          </w:p>
-          <w:p>
-            <w:pPr>
-              <w:spacing w:after="0" w:line="240"/>
-            </w:pPr>
-            <w:r>
-              <w:rPr>
-                <w:rFonts w:ascii="Consolas" w:cs="Consolas" w:eastAsia="Consolas" w:hAnsi="Consolas"/>
-                <w:sz w:val="16"/>
-                <w:szCs w:val="16"/>
-              </w:rPr>
-              <w:t xml:space="preserve">    </w:t>
-            </w:r>
-          </w:p>
-          <w:p>
-            <w:pPr>
-              <w:spacing w:after="0" w:line="240"/>
-            </w:pPr>
-            <w:r>
-              <w:rPr>
-                <w:rFonts w:ascii="Consolas" w:cs="Consolas" w:eastAsia="Consolas" w:hAnsi="Consolas"/>
-                <w:sz w:val="16"/>
-                <w:szCs w:val="16"/>
-              </w:rPr>
-              <w:t xml:space="preserve">    [System.ServiceModel.OperationContractAttribute(Action="http://espe.edu.ec/eureka/WSEureka/registrarTransferencia", ReplyAction="http://espe.edu.ec/eureka/WSEureka/registrarTransferenciaResponse")]</w:t>
-            </w:r>
-          </w:p>
-          <w:p>
-            <w:pPr>
-              <w:spacing w:after="0" w:line="240"/>
-            </w:pPr>
-            <w:r>
-              <w:rPr>
-                <w:rFonts w:ascii="Consolas" w:cs="Consolas" w:eastAsia="Consolas" w:hAnsi="Consolas"/>
-                <w:sz w:val="16"/>
-                <w:szCs w:val="16"/>
-              </w:rPr>
-              <w:t xml:space="preserve">    [System.ServiceModel.FaultContractAttribute(typeof(ec.edu.monster.servicio.ErrorServicio), Action="http://espe.edu.ec/eureka/WSEureka/registrarTransferenciaErrorServicioFault", Name="ErrorServicio")]</w:t>
-            </w:r>
-          </w:p>
-          <w:p>
-            <w:pPr>
-              <w:spacing w:after="0" w:line="240"/>
-            </w:pPr>
-            <w:r>
-              <w:rPr>
-                <w:rFonts w:ascii="Consolas" w:cs="Consolas" w:eastAsia="Consolas" w:hAnsi="Consolas"/>
-                <w:sz w:val="16"/>
-                <w:szCs w:val="16"/>
-              </w:rPr>
-              <w:t xml:space="preserve">    decimal registrarTransferencia(string cuentaOrigen, string cuentaDestino, decimal importe, string codEmpleado);</w:t>
-            </w:r>
-          </w:p>
-          <w:p>
-            <w:pPr>
-              <w:spacing w:after="0" w:line="240"/>
-            </w:pPr>
-            <w:r>
-              <w:rPr>
-                <w:rFonts w:ascii="Consolas" w:cs="Consolas" w:eastAsia="Consolas" w:hAnsi="Consolas"/>
-                <w:sz w:val="16"/>
-                <w:szCs w:val="16"/>
-              </w:rPr>
-              <w:t xml:space="preserve">}</w:t>
+              <w:t xml:space="preserve">    [OperationContract(Name = "login")]</w:t>
+            </w:r>
+          </w:p>
+          <w:p>
+            <w:pPr>
+              <w:spacing w:after="0" w:line="240"/>
+            </w:pPr>
+            <w:r>
+              <w:rPr>
+                <w:rFonts w:ascii="Consolas" w:cs="Consolas" w:eastAsia="Consolas" w:hAnsi="Consolas"/>
+                <w:sz w:val="16"/>
+                <w:szCs w:val="16"/>
+              </w:rPr>
+              <w:t xml:space="preserve">    [FaultContract(typeof(ErrorServicio))]</w:t>
+            </w:r>
+          </w:p>
+          <w:p>
+            <w:pPr>
+              <w:spacing w:after="0" w:line="240"/>
+            </w:pPr>
+            <w:r>
+              <w:rPr>
+                <w:rFonts w:ascii="Consolas" w:cs="Consolas" w:eastAsia="Consolas" w:hAnsi="Consolas"/>
+                <w:sz w:val="16"/>
+                <w:szCs w:val="16"/>
+              </w:rPr>
+              <w:t xml:space="preserve">    Empleado Login(string usuario, string clave);</w:t>
             </w:r>
           </w:p>
         </w:tc>
@@ -7940,7 +7732,7 @@
                 <w:sz w:val="16"/>
                 <w:szCs w:val="16"/>
               </w:rPr>
-              <w:t xml:space="preserve">    private readonly ChannelFactory&lt;WSEureka&gt; _fabrica;</w:t>
+              <w:t xml:space="preserve">    private readonly ChannelFactory&lt;IWSEureka&gt; _fabrica;</w:t>
             </w:r>
           </w:p>
           <w:p>
@@ -8005,7 +7797,7 @@
                 <w:sz w:val="16"/>
                 <w:szCs w:val="16"/>
               </w:rPr>
-              <w:t xml:space="preserve">        _fabrica = new ChannelFactory&lt;WSEureka&gt;(NombreEndpoint);</w:t>
+              <w:t xml:space="preserve">        _fabrica = new ChannelFactory&lt;IWSEureka&gt;(NombreEndpoint);</w:t>
             </w:r>
           </w:p>
           <w:p>
@@ -8192,7 +7984,7 @@
                 <w:sz w:val="16"/>
                 <w:szCs w:val="16"/>
               </w:rPr>
-              <w:t xml:space="preserve">            contract="ec.edu.monster.servicio.WSEureka" /&gt;</w:t>
+              <w:t xml:space="preserve">            contract="ec.edu.monster.servicio.IWSEureka" /&gt;</w:t>
             </w:r>
           </w:p>
           <w:p>
@@ -8230,7 +8022,7 @@
         <w:jc w:val="both"/>
       </w:pPr>
       <w:r>
-        <w:t xml:space="preserve">El controlador no aplica reglas del banco: la cuenta, el importe, el saldo y la moneda los valida el servidor; si algo no cumple, el SOAP Fault trae el mensaje y la vista lo muestra en rojo.</w:t>
+        <w:t xml:space="preserve">El controlador solo pasa las llamadas y guarda el empleado de la sesión. Los 3 intentos de login, la cuenta, el importe, el saldo y la moneda los valida el servidor; si algo no cumple, el SOAP Fault trae el mensaje y la vista lo muestra en rojo.</w:t>
       </w:r>
     </w:p>
     <w:p>
@@ -8246,7 +8038,7 @@
           <w:sz w:val="18"/>
           <w:szCs w:val="18"/>
         </w:rPr>
-        <w:t xml:space="preserve">Código 20. ec/edu/monster/controlador/ControladorConsola.cs: registro de la operación (fragmento).</w:t>
+        <w:t xml:space="preserve">Código 20. ec/edu/monster/controlador/ControladorConsola.cs (fragmento).</w:t>
       </w:r>
     </w:p>
     <w:tbl>
@@ -8292,20 +8084,7 @@
                 <w:sz w:val="16"/>
                 <w:szCs w:val="16"/>
               </w:rPr>
-              <w:t xml:space="preserve">decimal saldo;</w:t>
-            </w:r>
-          </w:p>
-          <w:p>
-            <w:pPr>
-              <w:spacing w:after="0" w:line="240"/>
-            </w:pPr>
-            <w:r>
-              <w:rPr>
-                <w:rFonts w:ascii="Consolas" w:cs="Consolas" w:eastAsia="Consolas" w:hAnsi="Consolas"/>
-                <w:sz w:val="16"/>
-                <w:szCs w:val="16"/>
-              </w:rPr>
-              <w:t xml:space="preserve">switch (tipo)</w:t>
+              <w:t xml:space="preserve">public Empleado IniciarSesion(string usuario, string clave)</w:t>
             </w:r>
           </w:p>
           <w:p>
@@ -8331,111 +8110,20 @@
                 <w:sz w:val="16"/>
                 <w:szCs w:val="16"/>
               </w:rPr>
-              <w:t xml:space="preserve">    case TipoOperacion.Deposito:</w:t>
-            </w:r>
-          </w:p>
-          <w:p>
-            <w:pPr>
-              <w:spacing w:after="0" w:line="240"/>
-            </w:pPr>
-            <w:r>
-              <w:rPr>
-                <w:rFonts w:ascii="Consolas" w:cs="Consolas" w:eastAsia="Consolas" w:hAnsi="Consolas"/>
-                <w:sz w:val="16"/>
-                <w:szCs w:val="16"/>
-              </w:rPr>
-              <w:t xml:space="preserve">        saldo = _cliente.RegistrarDeposito(cuenta, importe, _empleado.Codigo);</w:t>
-            </w:r>
-          </w:p>
-          <w:p>
-            <w:pPr>
-              <w:spacing w:after="0" w:line="240"/>
-            </w:pPr>
-            <w:r>
-              <w:rPr>
-                <w:rFonts w:ascii="Consolas" w:cs="Consolas" w:eastAsia="Consolas" w:hAnsi="Consolas"/>
-                <w:sz w:val="16"/>
-                <w:szCs w:val="16"/>
-              </w:rPr>
-              <w:t xml:space="preserve">        break;</w:t>
-            </w:r>
-          </w:p>
-          <w:p>
-            <w:pPr>
-              <w:spacing w:after="0" w:line="240"/>
-            </w:pPr>
-            <w:r>
-              <w:rPr>
-                <w:rFonts w:ascii="Consolas" w:cs="Consolas" w:eastAsia="Consolas" w:hAnsi="Consolas"/>
-                <w:sz w:val="16"/>
-                <w:szCs w:val="16"/>
-              </w:rPr>
-              <w:t xml:space="preserve">    case TipoOperacion.Retiro:</w:t>
-            </w:r>
-          </w:p>
-          <w:p>
-            <w:pPr>
-              <w:spacing w:after="0" w:line="240"/>
-            </w:pPr>
-            <w:r>
-              <w:rPr>
-                <w:rFonts w:ascii="Consolas" w:cs="Consolas" w:eastAsia="Consolas" w:hAnsi="Consolas"/>
-                <w:sz w:val="16"/>
-                <w:szCs w:val="16"/>
-              </w:rPr>
-              <w:t xml:space="preserve">        saldo = _cliente.RegistrarRetiro(cuenta, importe, _empleado.Codigo);</w:t>
-            </w:r>
-          </w:p>
-          <w:p>
-            <w:pPr>
-              <w:spacing w:after="0" w:line="240"/>
-            </w:pPr>
-            <w:r>
-              <w:rPr>
-                <w:rFonts w:ascii="Consolas" w:cs="Consolas" w:eastAsia="Consolas" w:hAnsi="Consolas"/>
-                <w:sz w:val="16"/>
-                <w:szCs w:val="16"/>
-              </w:rPr>
-              <w:t xml:space="preserve">        break;</w:t>
-            </w:r>
-          </w:p>
-          <w:p>
-            <w:pPr>
-              <w:spacing w:after="0" w:line="240"/>
-            </w:pPr>
-            <w:r>
-              <w:rPr>
-                <w:rFonts w:ascii="Consolas" w:cs="Consolas" w:eastAsia="Consolas" w:hAnsi="Consolas"/>
-                <w:sz w:val="16"/>
-                <w:szCs w:val="16"/>
-              </w:rPr>
-              <w:t xml:space="preserve">    default:</w:t>
-            </w:r>
-          </w:p>
-          <w:p>
-            <w:pPr>
-              <w:spacing w:after="0" w:line="240"/>
-            </w:pPr>
-            <w:r>
-              <w:rPr>
-                <w:rFonts w:ascii="Consolas" w:cs="Consolas" w:eastAsia="Consolas" w:hAnsi="Consolas"/>
-                <w:sz w:val="16"/>
-                <w:szCs w:val="16"/>
-              </w:rPr>
-              <w:t xml:space="preserve">        saldo = _cliente.RegistrarTransferencia(cuenta, destino, importe, _empleado.Codigo);</w:t>
-            </w:r>
-          </w:p>
-          <w:p>
-            <w:pPr>
-              <w:spacing w:after="0" w:line="240"/>
-            </w:pPr>
-            <w:r>
-              <w:rPr>
-                <w:rFonts w:ascii="Consolas" w:cs="Consolas" w:eastAsia="Consolas" w:hAnsi="Consolas"/>
-                <w:sz w:val="16"/>
-                <w:szCs w:val="16"/>
-              </w:rPr>
-              <w:t xml:space="preserve">        break;</w:t>
+              <w:t xml:space="preserve">    Empleado = _servicio.Login(usuario, clave);</w:t>
+            </w:r>
+          </w:p>
+          <w:p>
+            <w:pPr>
+              <w:spacing w:after="0" w:line="240"/>
+            </w:pPr>
+            <w:r>
+              <w:rPr>
+                <w:rFonts w:ascii="Consolas" w:cs="Consolas" w:eastAsia="Consolas" w:hAnsi="Consolas"/>
+                <w:sz w:val="16"/>
+                <w:szCs w:val="16"/>
+              </w:rPr>
+              <w:t xml:space="preserve">    return Empleado;</w:t>
             </w:r>
           </w:p>
           <w:p>
@@ -8461,7 +8149,189 @@
                 <w:sz w:val="16"/>
                 <w:szCs w:val="16"/>
               </w:rPr>
-              <w:t xml:space="preserve">_vista.MostrarOperacionExitosa(tipo, cuenta, destino, importe, saldo);</w:t>
+              <w:t xml:space="preserve"> </w:t>
+            </w:r>
+          </w:p>
+          <w:p>
+            <w:pPr>
+              <w:spacing w:after="0" w:line="240"/>
+            </w:pPr>
+            <w:r>
+              <w:rPr>
+                <w:rFonts w:ascii="Consolas" w:cs="Consolas" w:eastAsia="Consolas" w:hAnsi="Consolas"/>
+                <w:sz w:val="16"/>
+                <w:szCs w:val="16"/>
+              </w:rPr>
+              <w:t xml:space="preserve">public void CerrarSesion() =&gt; Empleado = null;</w:t>
+            </w:r>
+          </w:p>
+          <w:p>
+            <w:pPr>
+              <w:spacing w:after="0" w:line="240"/>
+            </w:pPr>
+            <w:r>
+              <w:rPr>
+                <w:rFonts w:ascii="Consolas" w:cs="Consolas" w:eastAsia="Consolas" w:hAnsi="Consolas"/>
+                <w:sz w:val="16"/>
+                <w:szCs w:val="16"/>
+              </w:rPr>
+              <w:t xml:space="preserve"> </w:t>
+            </w:r>
+          </w:p>
+          <w:p>
+            <w:pPr>
+              <w:spacing w:after="0" w:line="240"/>
+            </w:pPr>
+            <w:r>
+              <w:rPr>
+                <w:rFonts w:ascii="Consolas" w:cs="Consolas" w:eastAsia="Consolas" w:hAnsi="Consolas"/>
+                <w:sz w:val="16"/>
+                <w:szCs w:val="16"/>
+              </w:rPr>
+              <w:t xml:space="preserve">public Cuenta ConsultarCuenta(string cuenta) =&gt; _servicio.ConsultarCuenta(cuenta);</w:t>
+            </w:r>
+          </w:p>
+          <w:p>
+            <w:pPr>
+              <w:spacing w:after="0" w:line="240"/>
+            </w:pPr>
+            <w:r>
+              <w:rPr>
+                <w:rFonts w:ascii="Consolas" w:cs="Consolas" w:eastAsia="Consolas" w:hAnsi="Consolas"/>
+                <w:sz w:val="16"/>
+                <w:szCs w:val="16"/>
+              </w:rPr>
+              <w:t xml:space="preserve"> </w:t>
+            </w:r>
+          </w:p>
+          <w:p>
+            <w:pPr>
+              <w:spacing w:after="0" w:line="240"/>
+            </w:pPr>
+            <w:r>
+              <w:rPr>
+                <w:rFonts w:ascii="Consolas" w:cs="Consolas" w:eastAsia="Consolas" w:hAnsi="Consolas"/>
+                <w:sz w:val="16"/>
+                <w:szCs w:val="16"/>
+              </w:rPr>
+              <w:t xml:space="preserve">public Movimiento[] TraerMovimientos(string cuenta) =&gt; _servicio.TraerMovimientos(cuenta);</w:t>
+            </w:r>
+          </w:p>
+          <w:p>
+            <w:pPr>
+              <w:spacing w:after="0" w:line="240"/>
+            </w:pPr>
+            <w:r>
+              <w:rPr>
+                <w:rFonts w:ascii="Consolas" w:cs="Consolas" w:eastAsia="Consolas" w:hAnsi="Consolas"/>
+                <w:sz w:val="16"/>
+                <w:szCs w:val="16"/>
+              </w:rPr>
+              <w:t xml:space="preserve"> </w:t>
+            </w:r>
+          </w:p>
+          <w:p>
+            <w:pPr>
+              <w:spacing w:after="0" w:line="240"/>
+            </w:pPr>
+            <w:r>
+              <w:rPr>
+                <w:rFonts w:ascii="Consolas" w:cs="Consolas" w:eastAsia="Consolas" w:hAnsi="Consolas"/>
+                <w:sz w:val="16"/>
+                <w:szCs w:val="16"/>
+              </w:rPr>
+              <w:t xml:space="preserve">public decimal RegistrarDeposito(string cuenta, decimal importe) =&gt;</w:t>
+            </w:r>
+          </w:p>
+          <w:p>
+            <w:pPr>
+              <w:spacing w:after="0" w:line="240"/>
+            </w:pPr>
+            <w:r>
+              <w:rPr>
+                <w:rFonts w:ascii="Consolas" w:cs="Consolas" w:eastAsia="Consolas" w:hAnsi="Consolas"/>
+                <w:sz w:val="16"/>
+                <w:szCs w:val="16"/>
+              </w:rPr>
+              <w:t xml:space="preserve">    _servicio.RegistrarDeposito(cuenta, importe, Empleado.Codigo);</w:t>
+            </w:r>
+          </w:p>
+          <w:p>
+            <w:pPr>
+              <w:spacing w:after="0" w:line="240"/>
+            </w:pPr>
+            <w:r>
+              <w:rPr>
+                <w:rFonts w:ascii="Consolas" w:cs="Consolas" w:eastAsia="Consolas" w:hAnsi="Consolas"/>
+                <w:sz w:val="16"/>
+                <w:szCs w:val="16"/>
+              </w:rPr>
+              <w:t xml:space="preserve"> </w:t>
+            </w:r>
+          </w:p>
+          <w:p>
+            <w:pPr>
+              <w:spacing w:after="0" w:line="240"/>
+            </w:pPr>
+            <w:r>
+              <w:rPr>
+                <w:rFonts w:ascii="Consolas" w:cs="Consolas" w:eastAsia="Consolas" w:hAnsi="Consolas"/>
+                <w:sz w:val="16"/>
+                <w:szCs w:val="16"/>
+              </w:rPr>
+              <w:t xml:space="preserve">public decimal RegistrarRetiro(string cuenta, decimal importe) =&gt;</w:t>
+            </w:r>
+          </w:p>
+          <w:p>
+            <w:pPr>
+              <w:spacing w:after="0" w:line="240"/>
+            </w:pPr>
+            <w:r>
+              <w:rPr>
+                <w:rFonts w:ascii="Consolas" w:cs="Consolas" w:eastAsia="Consolas" w:hAnsi="Consolas"/>
+                <w:sz w:val="16"/>
+                <w:szCs w:val="16"/>
+              </w:rPr>
+              <w:t xml:space="preserve">    _servicio.RegistrarRetiro(cuenta, importe, Empleado.Codigo);</w:t>
+            </w:r>
+          </w:p>
+          <w:p>
+            <w:pPr>
+              <w:spacing w:after="0" w:line="240"/>
+            </w:pPr>
+            <w:r>
+              <w:rPr>
+                <w:rFonts w:ascii="Consolas" w:cs="Consolas" w:eastAsia="Consolas" w:hAnsi="Consolas"/>
+                <w:sz w:val="16"/>
+                <w:szCs w:val="16"/>
+              </w:rPr>
+              <w:t xml:space="preserve"> </w:t>
+            </w:r>
+          </w:p>
+          <w:p>
+            <w:pPr>
+              <w:spacing w:after="0" w:line="240"/>
+            </w:pPr>
+            <w:r>
+              <w:rPr>
+                <w:rFonts w:ascii="Consolas" w:cs="Consolas" w:eastAsia="Consolas" w:hAnsi="Consolas"/>
+                <w:sz w:val="16"/>
+                <w:szCs w:val="16"/>
+              </w:rPr>
+              <w:t xml:space="preserve">public decimal RegistrarTransferencia(string origen, string destino, decimal importe) =&gt;</w:t>
+            </w:r>
+          </w:p>
+          <w:p>
+            <w:pPr>
+              <w:spacing w:after="0" w:line="240"/>
+            </w:pPr>
+            <w:r>
+              <w:rPr>
+                <w:rFonts w:ascii="Consolas" w:cs="Consolas" w:eastAsia="Consolas" w:hAnsi="Consolas"/>
+                <w:sz w:val="16"/>
+                <w:szCs w:val="16"/>
+              </w:rPr>
+              <w:t xml:space="preserve">    _servicio.RegistrarTransferencia(origen, destino, importe, Empleado.Codigo);</w:t>
             </w:r>
           </w:p>
         </w:tc>
@@ -8899,7 +8769,7 @@
         <w:spacing w:after="40" w:line="264"/>
       </w:pPr>
       <w:r>
-        <w:t xml:space="preserve">Agregar las mismas referencias y el servicio de la consola (ClienteEureka y WSEurekaReference.cs, generado desde el WSDL, son idénticos).</w:t>
+        <w:t xml:space="preserve">Agregar las mismas referencias, el modelo (Empleado, Cuenta, Movimiento, ErrorServicio) y el servicio de la consola (IWSEureka y ClienteEureka son idénticos).</w:t>
       </w:r>
     </w:p>
     <w:p>
@@ -8912,7 +8782,7 @@
         <w:spacing w:after="40" w:line="264"/>
       </w:pPr>
       <w:r>
-        <w:t xml:space="preserve">Crear vista (FormLogin, FormPrincipal, PanelMovimientos, PanelOperacion, Tema) y controlador (ControladorEureka).</w:t>
+        <w:t xml:space="preserve">Crear vista (FormLogin, FormPrincipal, PanelMovimientos, PanelOperacion, Formato, Tema) y controlador (ControladorEureka). La imagen Recursos/monster.jpg se agrega como recurso incrustado.</w:t>
       </w:r>
     </w:p>
     <w:p>
@@ -8982,163 +8852,98 @@
                 <w:sz w:val="16"/>
                 <w:szCs w:val="16"/>
               </w:rPr>
-              <w:t xml:space="preserve">public Task&lt;decimal&gt; RegistrarAsync(TipoOperacion tipo, string cuenta, string destino, decimal importe)</w:t>
-            </w:r>
-          </w:p>
-          <w:p>
-            <w:pPr>
-              <w:spacing w:after="0" w:line="240"/>
-            </w:pPr>
-            <w:r>
-              <w:rPr>
-                <w:rFonts w:ascii="Consolas" w:cs="Consolas" w:eastAsia="Consolas" w:hAnsi="Consolas"/>
-                <w:sz w:val="16"/>
-                <w:szCs w:val="16"/>
-              </w:rPr>
-              <w:t xml:space="preserve">{</w:t>
-            </w:r>
-          </w:p>
-          <w:p>
-            <w:pPr>
-              <w:spacing w:after="0" w:line="240"/>
-            </w:pPr>
-            <w:r>
-              <w:rPr>
-                <w:rFonts w:ascii="Consolas" w:cs="Consolas" w:eastAsia="Consolas" w:hAnsi="Consolas"/>
-                <w:sz w:val="16"/>
-                <w:szCs w:val="16"/>
-              </w:rPr>
-              <w:t xml:space="preserve">    string empleado = Empleado?.Codigo;</w:t>
-            </w:r>
-          </w:p>
-          <w:p>
-            <w:pPr>
-              <w:spacing w:after="0" w:line="240"/>
-            </w:pPr>
-            <w:r>
-              <w:rPr>
-                <w:rFonts w:ascii="Consolas" w:cs="Consolas" w:eastAsia="Consolas" w:hAnsi="Consolas"/>
-                <w:sz w:val="16"/>
-                <w:szCs w:val="16"/>
-              </w:rPr>
-              <w:t xml:space="preserve">    switch (tipo)</w:t>
-            </w:r>
-          </w:p>
-          <w:p>
-            <w:pPr>
-              <w:spacing w:after="0" w:line="240"/>
-            </w:pPr>
-            <w:r>
-              <w:rPr>
-                <w:rFonts w:ascii="Consolas" w:cs="Consolas" w:eastAsia="Consolas" w:hAnsi="Consolas"/>
-                <w:sz w:val="16"/>
-                <w:szCs w:val="16"/>
-              </w:rPr>
-              <w:t xml:space="preserve">    {</w:t>
-            </w:r>
-          </w:p>
-          <w:p>
-            <w:pPr>
-              <w:spacing w:after="0" w:line="240"/>
-            </w:pPr>
-            <w:r>
-              <w:rPr>
-                <w:rFonts w:ascii="Consolas" w:cs="Consolas" w:eastAsia="Consolas" w:hAnsi="Consolas"/>
-                <w:sz w:val="16"/>
-                <w:szCs w:val="16"/>
-              </w:rPr>
-              <w:t xml:space="preserve">        case TipoOperacion.Deposito:</w:t>
-            </w:r>
-          </w:p>
-          <w:p>
-            <w:pPr>
-              <w:spacing w:after="0" w:line="240"/>
-            </w:pPr>
-            <w:r>
-              <w:rPr>
-                <w:rFonts w:ascii="Consolas" w:cs="Consolas" w:eastAsia="Consolas" w:hAnsi="Consolas"/>
-                <w:sz w:val="16"/>
-                <w:szCs w:val="16"/>
-              </w:rPr>
-              <w:t xml:space="preserve">            return Task.Run(() =&gt; _cliente.RegistrarDeposito(cuenta, importe, empleado));</w:t>
-            </w:r>
-          </w:p>
-          <w:p>
-            <w:pPr>
-              <w:spacing w:after="0" w:line="240"/>
-            </w:pPr>
-            <w:r>
-              <w:rPr>
-                <w:rFonts w:ascii="Consolas" w:cs="Consolas" w:eastAsia="Consolas" w:hAnsi="Consolas"/>
-                <w:sz w:val="16"/>
-                <w:szCs w:val="16"/>
-              </w:rPr>
-              <w:t xml:space="preserve">        case TipoOperacion.Retiro:</w:t>
-            </w:r>
-          </w:p>
-          <w:p>
-            <w:pPr>
-              <w:spacing w:after="0" w:line="240"/>
-            </w:pPr>
-            <w:r>
-              <w:rPr>
-                <w:rFonts w:ascii="Consolas" w:cs="Consolas" w:eastAsia="Consolas" w:hAnsi="Consolas"/>
-                <w:sz w:val="16"/>
-                <w:szCs w:val="16"/>
-              </w:rPr>
-              <w:t xml:space="preserve">            return Task.Run(() =&gt; _cliente.RegistrarRetiro(cuenta, importe, empleado));</w:t>
-            </w:r>
-          </w:p>
-          <w:p>
-            <w:pPr>
-              <w:spacing w:after="0" w:line="240"/>
-            </w:pPr>
-            <w:r>
-              <w:rPr>
-                <w:rFonts w:ascii="Consolas" w:cs="Consolas" w:eastAsia="Consolas" w:hAnsi="Consolas"/>
-                <w:sz w:val="16"/>
-                <w:szCs w:val="16"/>
-              </w:rPr>
-              <w:t xml:space="preserve">        default:</w:t>
-            </w:r>
-          </w:p>
-          <w:p>
-            <w:pPr>
-              <w:spacing w:after="0" w:line="240"/>
-            </w:pPr>
-            <w:r>
-              <w:rPr>
-                <w:rFonts w:ascii="Consolas" w:cs="Consolas" w:eastAsia="Consolas" w:hAnsi="Consolas"/>
-                <w:sz w:val="16"/>
-                <w:szCs w:val="16"/>
-              </w:rPr>
-              <w:t xml:space="preserve">            return Task.Run(() =&gt; _cliente.RegistrarTransferencia(cuenta, destino, importe, empleado));</w:t>
-            </w:r>
-          </w:p>
-          <w:p>
-            <w:pPr>
-              <w:spacing w:after="0" w:line="240"/>
-            </w:pPr>
-            <w:r>
-              <w:rPr>
-                <w:rFonts w:ascii="Consolas" w:cs="Consolas" w:eastAsia="Consolas" w:hAnsi="Consolas"/>
-                <w:sz w:val="16"/>
-                <w:szCs w:val="16"/>
-              </w:rPr>
-              <w:t xml:space="preserve">    }</w:t>
-            </w:r>
-          </w:p>
-          <w:p>
-            <w:pPr>
-              <w:spacing w:after="0" w:line="240"/>
-            </w:pPr>
-            <w:r>
-              <w:rPr>
-                <w:rFonts w:ascii="Consolas" w:cs="Consolas" w:eastAsia="Consolas" w:hAnsi="Consolas"/>
-                <w:sz w:val="16"/>
-                <w:szCs w:val="16"/>
-              </w:rPr>
-              <w:t xml:space="preserve">}</w:t>
+              <w:t xml:space="preserve">public Task&lt;decimal&gt; RegistrarDepositoAsync(string cuenta, decimal importe) =&gt;</w:t>
+            </w:r>
+          </w:p>
+          <w:p>
+            <w:pPr>
+              <w:spacing w:after="0" w:line="240"/>
+            </w:pPr>
+            <w:r>
+              <w:rPr>
+                <w:rFonts w:ascii="Consolas" w:cs="Consolas" w:eastAsia="Consolas" w:hAnsi="Consolas"/>
+                <w:sz w:val="16"/>
+                <w:szCs w:val="16"/>
+              </w:rPr>
+              <w:t xml:space="preserve">    Task.Run(() =&gt; _servicio.RegistrarDeposito(cuenta, importe, Empleado.Codigo));</w:t>
+            </w:r>
+          </w:p>
+          <w:p>
+            <w:pPr>
+              <w:spacing w:after="0" w:line="240"/>
+            </w:pPr>
+            <w:r>
+              <w:rPr>
+                <w:rFonts w:ascii="Consolas" w:cs="Consolas" w:eastAsia="Consolas" w:hAnsi="Consolas"/>
+                <w:sz w:val="16"/>
+                <w:szCs w:val="16"/>
+              </w:rPr>
+              <w:t xml:space="preserve"> </w:t>
+            </w:r>
+          </w:p>
+          <w:p>
+            <w:pPr>
+              <w:spacing w:after="0" w:line="240"/>
+            </w:pPr>
+            <w:r>
+              <w:rPr>
+                <w:rFonts w:ascii="Consolas" w:cs="Consolas" w:eastAsia="Consolas" w:hAnsi="Consolas"/>
+                <w:sz w:val="16"/>
+                <w:szCs w:val="16"/>
+              </w:rPr>
+              <w:t xml:space="preserve">public Task&lt;decimal&gt; RegistrarRetiroAsync(string cuenta, decimal importe) =&gt;</w:t>
+            </w:r>
+          </w:p>
+          <w:p>
+            <w:pPr>
+              <w:spacing w:after="0" w:line="240"/>
+            </w:pPr>
+            <w:r>
+              <w:rPr>
+                <w:rFonts w:ascii="Consolas" w:cs="Consolas" w:eastAsia="Consolas" w:hAnsi="Consolas"/>
+                <w:sz w:val="16"/>
+                <w:szCs w:val="16"/>
+              </w:rPr>
+              <w:t xml:space="preserve">    Task.Run(() =&gt; _servicio.RegistrarRetiro(cuenta, importe, Empleado.Codigo));</w:t>
+            </w:r>
+          </w:p>
+          <w:p>
+            <w:pPr>
+              <w:spacing w:after="0" w:line="240"/>
+            </w:pPr>
+            <w:r>
+              <w:rPr>
+                <w:rFonts w:ascii="Consolas" w:cs="Consolas" w:eastAsia="Consolas" w:hAnsi="Consolas"/>
+                <w:sz w:val="16"/>
+                <w:szCs w:val="16"/>
+              </w:rPr>
+              <w:t xml:space="preserve"> </w:t>
+            </w:r>
+          </w:p>
+          <w:p>
+            <w:pPr>
+              <w:spacing w:after="0" w:line="240"/>
+            </w:pPr>
+            <w:r>
+              <w:rPr>
+                <w:rFonts w:ascii="Consolas" w:cs="Consolas" w:eastAsia="Consolas" w:hAnsi="Consolas"/>
+                <w:sz w:val="16"/>
+                <w:szCs w:val="16"/>
+              </w:rPr>
+              <w:t xml:space="preserve">public Task&lt;decimal&gt; RegistrarTransferenciaAsync(string origen, string destino, decimal importe) =&gt;</w:t>
+            </w:r>
+          </w:p>
+          <w:p>
+            <w:pPr>
+              <w:spacing w:after="0" w:line="240"/>
+            </w:pPr>
+            <w:r>
+              <w:rPr>
+                <w:rFonts w:ascii="Consolas" w:cs="Consolas" w:eastAsia="Consolas" w:hAnsi="Consolas"/>
+                <w:sz w:val="16"/>
+                <w:szCs w:val="16"/>
+              </w:rPr>
+              <w:t xml:space="preserve">    Task.Run(() =&gt; _servicio.RegistrarTransferencia(origen, destino, importe, Empleado.Codigo));</w:t>
             </w:r>
           </w:p>
         </w:tc>
@@ -9216,7 +9021,33 @@
                 <w:sz w:val="16"/>
                 <w:szCs w:val="16"/>
               </w:rPr>
-              <w:t xml:space="preserve">decimal saldo = await _controlador.RegistrarAsync(_tipo, cuenta, destino, importe);</w:t>
+              <w:t xml:space="preserve">decimal saldo = _tipo == TipoOperacion.Deposito ? await _controlador.RegistrarDepositoAsync(cuenta, importe)</w:t>
+            </w:r>
+          </w:p>
+          <w:p>
+            <w:pPr>
+              <w:spacing w:after="0" w:line="240"/>
+            </w:pPr>
+            <w:r>
+              <w:rPr>
+                <w:rFonts w:ascii="Consolas" w:cs="Consolas" w:eastAsia="Consolas" w:hAnsi="Consolas"/>
+                <w:sz w:val="16"/>
+                <w:szCs w:val="16"/>
+              </w:rPr>
+              <w:t xml:space="preserve">              : _tipo == TipoOperacion.Retiro ? await _controlador.RegistrarRetiroAsync(cuenta, importe)</w:t>
+            </w:r>
+          </w:p>
+          <w:p>
+            <w:pPr>
+              <w:spacing w:after="0" w:line="240"/>
+            </w:pPr>
+            <w:r>
+              <w:rPr>
+                <w:rFonts w:ascii="Consolas" w:cs="Consolas" w:eastAsia="Consolas" w:hAnsi="Consolas"/>
+                <w:sz w:val="16"/>
+                <w:szCs w:val="16"/>
+              </w:rPr>
+              <w:t xml:space="preserve">              : await _controlador.RegistrarTransferenciaAsync(cuenta, destino, importe);</w:t>
             </w:r>
           </w:p>
           <w:p>
@@ -9268,7 +9099,7 @@
                 <w:sz w:val="16"/>
                 <w:szCs w:val="16"/>
               </w:rPr>
-              <w:t xml:space="preserve">_lblDetalle.Text = $"Importe: {ControladorEureka.Dinero(importe)}\nNuevo saldo de {cuenta}: {ControladorEureka.Dinero(saldo)}";</w:t>
+              <w:t xml:space="preserve">_lblDetalle.Text = $"Importe: {Formato.Dinero(importe)}\nNuevo saldo de {cuenta}: {Formato.Dinero(saldo)}";</w:t>
             </w:r>
           </w:p>
           <w:p>
@@ -9294,7 +9125,7 @@
                 <w:sz w:val="16"/>
                 <w:szCs w:val="16"/>
               </w:rPr>
-              <w:t xml:space="preserve">               $"  {ControladorEureka.Dinero(importe)}  (saldo {ControladorEureka.Dinero(saldo)})";</w:t>
+              <w:t xml:space="preserve">               $"  {Formato.Dinero(importe)}  (saldo {Formato.Dinero(saldo)})";</w:t>
             </w:r>
           </w:p>
           <w:p>
@@ -9337,7 +9168,7 @@
           <wp:inline distT="0" distB="0" distL="0" distR="0">
             <wp:extent cx="3190875" cy="3810000"/>
             <wp:effectExtent t="0" r="0" b="0" l="0"/>
-            <wp:docPr id="14" name="01_login_error.png" descr="CLIESC: inicio de sesión con intentos restantes." title="CLIESC: inicio de sesión con intentos restantes."/>
+            <wp:docPr id="14" name="01_login_error.png" descr="CLIESC: inicio de sesión con el mensaje de intentos restantes que envía el servidor." title="CLIESC: inicio de sesión con el mensaje de intentos restantes que envía el servidor."/>
             <wp:cNvGraphicFramePr>
               <a:graphicFrameLocks xmlns:a="http://schemas.openxmlformats.org/drawingml/2006/main" noChangeAspect="1"/>
             </wp:cNvGraphicFramePr>
@@ -9386,7 +9217,7 @@
           <w:sz w:val="18"/>
           <w:szCs w:val="18"/>
         </w:rPr>
-        <w:t xml:space="preserve">Figura 14. CLIESC: inicio de sesión con intentos restantes.</w:t>
+        <w:t xml:space="preserve">Figura 14. CLIESC: inicio de sesión con el mensaje de intentos restantes que envía el servidor.</w:t>
       </w:r>
     </w:p>
     <w:p>
@@ -9682,7 +9513,7 @@
         <w:spacing w:after="40" w:line="264"/>
       </w:pPr>
       <w:r>
-        <w:t xml:space="preserve">Generar el proxy desde el WSDL con dotnet-svcutil (dotnet tool install --global dotnet-svcutil; dotnet-svcutil http://localhost:8087/WSEureka.svc?wsdl --namespace "*,ec.edu.monster.servicio" --outputFile WSEurekaReference.cs). Usa los paquetes System.ServiceModel.Http y System.ServiceModel.Primitives.</w:t>
+        <w:t xml:space="preserve">Agregar los paquetes System.ServiceModel.Http y System.ServiceModel.Primitives; crear modelo/ (Empleado, Cuenta, Movimiento, ErrorServicio con get/set) y servicio/IWSEureka.cs (contrato asíncrono). La imagen va en wwwroot/img/monster.jpg.</w:t>
       </w:r>
     </w:p>
     <w:p>
@@ -9988,7 +9819,7 @@
           <w:sz w:val="18"/>
           <w:szCs w:val="18"/>
         </w:rPr>
-        <w:t xml:space="preserve">Código 24. servicio/WSEurekaReference.cs: contrato asíncrono generado con dotnet-svcutil (fragmento).</w:t>
+        <w:t xml:space="preserve">Código 24. ec/edu/monster/servicio/IWSEureka.cs: contrato asíncrono.</w:t>
       </w:r>
     </w:p>
     <w:tbl>
@@ -10034,7 +9865,7 @@
                 <w:sz w:val="16"/>
                 <w:szCs w:val="16"/>
               </w:rPr>
-              <w:t xml:space="preserve">public interface WSEureka</w:t>
+              <w:t xml:space="preserve">public interface IWSEureka</w:t>
             </w:r>
           </w:p>
           <w:p>
@@ -10060,306 +9891,293 @@
                 <w:sz w:val="16"/>
                 <w:szCs w:val="16"/>
               </w:rPr>
-              <w:t xml:space="preserve">    </w:t>
-            </w:r>
-          </w:p>
-          <w:p>
-            <w:pPr>
-              <w:spacing w:after="0" w:line="240"/>
-            </w:pPr>
-            <w:r>
-              <w:rPr>
-                <w:rFonts w:ascii="Consolas" w:cs="Consolas" w:eastAsia="Consolas" w:hAnsi="Consolas"/>
-                <w:sz w:val="16"/>
-                <w:szCs w:val="16"/>
-              </w:rPr>
-              <w:t xml:space="preserve">    [System.ServiceModel.OperationContractAttribute(Action="http://espe.edu.ec/eureka/WSEureka/login", ReplyAction="http://espe.edu.ec/eureka/WSEureka/loginResponse")]</w:t>
-            </w:r>
-          </w:p>
-          <w:p>
-            <w:pPr>
-              <w:spacing w:after="0" w:line="240"/>
-            </w:pPr>
-            <w:r>
-              <w:rPr>
-                <w:rFonts w:ascii="Consolas" w:cs="Consolas" w:eastAsia="Consolas" w:hAnsi="Consolas"/>
-                <w:sz w:val="16"/>
-                <w:szCs w:val="16"/>
-              </w:rPr>
-              <w:t xml:space="preserve">    [System.ServiceModel.FaultContractAttribute(typeof(ec.edu.monster.servicio.ErrorServicio), Action="http://espe.edu.ec/eureka/WSEureka/loginErrorServicioFault", Name="ErrorServicio")]</w:t>
-            </w:r>
-          </w:p>
-          <w:p>
-            <w:pPr>
-              <w:spacing w:after="0" w:line="240"/>
-            </w:pPr>
-            <w:r>
-              <w:rPr>
-                <w:rFonts w:ascii="Consolas" w:cs="Consolas" w:eastAsia="Consolas" w:hAnsi="Consolas"/>
-                <w:sz w:val="16"/>
-                <w:szCs w:val="16"/>
-              </w:rPr>
-              <w:t xml:space="preserve">    System.Threading.Tasks.Task&lt;ec.edu.monster.servicio.Empleado&gt; loginAsync(string usuario, string clave);</w:t>
-            </w:r>
-          </w:p>
-          <w:p>
-            <w:pPr>
-              <w:spacing w:after="0" w:line="240"/>
-            </w:pPr>
-            <w:r>
-              <w:rPr>
-                <w:rFonts w:ascii="Consolas" w:cs="Consolas" w:eastAsia="Consolas" w:hAnsi="Consolas"/>
-                <w:sz w:val="16"/>
-                <w:szCs w:val="16"/>
-              </w:rPr>
-              <w:t xml:space="preserve">    </w:t>
-            </w:r>
-          </w:p>
-          <w:p>
-            <w:pPr>
-              <w:spacing w:after="0" w:line="240"/>
-            </w:pPr>
-            <w:r>
-              <w:rPr>
-                <w:rFonts w:ascii="Consolas" w:cs="Consolas" w:eastAsia="Consolas" w:hAnsi="Consolas"/>
-                <w:sz w:val="16"/>
-                <w:szCs w:val="16"/>
-              </w:rPr>
-              <w:t xml:space="preserve">    [System.ServiceModel.OperationContractAttribute(Action="http://espe.edu.ec/eureka/WSEureka/consultarCuenta", ReplyAction="http://espe.edu.ec/eureka/WSEureka/consultarCuentaResponse")]</w:t>
-            </w:r>
-          </w:p>
-          <w:p>
-            <w:pPr>
-              <w:spacing w:after="0" w:line="240"/>
-            </w:pPr>
-            <w:r>
-              <w:rPr>
-                <w:rFonts w:ascii="Consolas" w:cs="Consolas" w:eastAsia="Consolas" w:hAnsi="Consolas"/>
-                <w:sz w:val="16"/>
-                <w:szCs w:val="16"/>
-              </w:rPr>
-              <w:t xml:space="preserve">    [System.ServiceModel.FaultContractAttribute(typeof(ec.edu.monster.servicio.ErrorServicio), Action="http://espe.edu.ec/eureka/WSEureka/consultarCuentaErrorServicioFault", Name="ErrorServicio")]</w:t>
-            </w:r>
-          </w:p>
-          <w:p>
-            <w:pPr>
-              <w:spacing w:after="0" w:line="240"/>
-            </w:pPr>
-            <w:r>
-              <w:rPr>
-                <w:rFonts w:ascii="Consolas" w:cs="Consolas" w:eastAsia="Consolas" w:hAnsi="Consolas"/>
-                <w:sz w:val="16"/>
-                <w:szCs w:val="16"/>
-              </w:rPr>
-              <w:t xml:space="preserve">    System.Threading.Tasks.Task&lt;ec.edu.monster.servicio.Cuenta&gt; consultarCuentaAsync(string cuenta);</w:t>
-            </w:r>
-          </w:p>
-          <w:p>
-            <w:pPr>
-              <w:spacing w:after="0" w:line="240"/>
-            </w:pPr>
-            <w:r>
-              <w:rPr>
-                <w:rFonts w:ascii="Consolas" w:cs="Consolas" w:eastAsia="Consolas" w:hAnsi="Consolas"/>
-                <w:sz w:val="16"/>
-                <w:szCs w:val="16"/>
-              </w:rPr>
-              <w:t xml:space="preserve">    </w:t>
-            </w:r>
-          </w:p>
-          <w:p>
-            <w:pPr>
-              <w:spacing w:after="0" w:line="240"/>
-            </w:pPr>
-            <w:r>
-              <w:rPr>
-                <w:rFonts w:ascii="Consolas" w:cs="Consolas" w:eastAsia="Consolas" w:hAnsi="Consolas"/>
-                <w:sz w:val="16"/>
-                <w:szCs w:val="16"/>
-              </w:rPr>
-              <w:t xml:space="preserve">    [System.ServiceModel.OperationContractAttribute(Action="http://espe.edu.ec/eureka/WSEureka/traerMovimientos", ReplyAction="http://espe.edu.ec/eureka/WSEureka/traerMovimientosResponse")]</w:t>
-            </w:r>
-          </w:p>
-          <w:p>
-            <w:pPr>
-              <w:spacing w:after="0" w:line="240"/>
-            </w:pPr>
-            <w:r>
-              <w:rPr>
-                <w:rFonts w:ascii="Consolas" w:cs="Consolas" w:eastAsia="Consolas" w:hAnsi="Consolas"/>
-                <w:sz w:val="16"/>
-                <w:szCs w:val="16"/>
-              </w:rPr>
-              <w:t xml:space="preserve">    [System.ServiceModel.FaultContractAttribute(typeof(ec.edu.monster.servicio.ErrorServicio), Action="http://espe.edu.ec/eureka/WSEureka/traerMovimientosErrorServicioFault", Name="ErrorServicio")]</w:t>
-            </w:r>
-          </w:p>
-          <w:p>
-            <w:pPr>
-              <w:spacing w:after="0" w:line="240"/>
-            </w:pPr>
-            <w:r>
-              <w:rPr>
-                <w:rFonts w:ascii="Consolas" w:cs="Consolas" w:eastAsia="Consolas" w:hAnsi="Consolas"/>
-                <w:sz w:val="16"/>
-                <w:szCs w:val="16"/>
-              </w:rPr>
-              <w:t xml:space="preserve">    System.Threading.Tasks.Task&lt;ec.edu.monster.servicio.Movimiento[]&gt; traerMovimientosAsync(string cuenta);</w:t>
-            </w:r>
-          </w:p>
-          <w:p>
-            <w:pPr>
-              <w:spacing w:after="0" w:line="240"/>
-            </w:pPr>
-            <w:r>
-              <w:rPr>
-                <w:rFonts w:ascii="Consolas" w:cs="Consolas" w:eastAsia="Consolas" w:hAnsi="Consolas"/>
-                <w:sz w:val="16"/>
-                <w:szCs w:val="16"/>
-              </w:rPr>
-              <w:t xml:space="preserve">    </w:t>
-            </w:r>
-          </w:p>
-          <w:p>
-            <w:pPr>
-              <w:spacing w:after="0" w:line="240"/>
-            </w:pPr>
-            <w:r>
-              <w:rPr>
-                <w:rFonts w:ascii="Consolas" w:cs="Consolas" w:eastAsia="Consolas" w:hAnsi="Consolas"/>
-                <w:sz w:val="16"/>
-                <w:szCs w:val="16"/>
-              </w:rPr>
-              <w:t xml:space="preserve">    [System.ServiceModel.OperationContractAttribute(Action="http://espe.edu.ec/eureka/WSEureka/registrarDeposito", ReplyAction="http://espe.edu.ec/eureka/WSEureka/registrarDepositoResponse")]</w:t>
-            </w:r>
-          </w:p>
-          <w:p>
-            <w:pPr>
-              <w:spacing w:after="0" w:line="240"/>
-            </w:pPr>
-            <w:r>
-              <w:rPr>
-                <w:rFonts w:ascii="Consolas" w:cs="Consolas" w:eastAsia="Consolas" w:hAnsi="Consolas"/>
-                <w:sz w:val="16"/>
-                <w:szCs w:val="16"/>
-              </w:rPr>
-              <w:t xml:space="preserve">    [System.ServiceModel.FaultContractAttribute(typeof(ec.edu.monster.servicio.ErrorServicio), Action="http://espe.edu.ec/eureka/WSEureka/registrarDepositoErrorServicioFault", Name="ErrorServicio")]</w:t>
-            </w:r>
-          </w:p>
-          <w:p>
-            <w:pPr>
-              <w:spacing w:after="0" w:line="240"/>
-            </w:pPr>
-            <w:r>
-              <w:rPr>
-                <w:rFonts w:ascii="Consolas" w:cs="Consolas" w:eastAsia="Consolas" w:hAnsi="Consolas"/>
-                <w:sz w:val="16"/>
-                <w:szCs w:val="16"/>
-              </w:rPr>
-              <w:t xml:space="preserve">    System.Threading.Tasks.Task&lt;decimal&gt; registrarDepositoAsync(string cuenta, decimal importe, string codEmpleado);</w:t>
-            </w:r>
-          </w:p>
-          <w:p>
-            <w:pPr>
-              <w:spacing w:after="0" w:line="240"/>
-            </w:pPr>
-            <w:r>
-              <w:rPr>
-                <w:rFonts w:ascii="Consolas" w:cs="Consolas" w:eastAsia="Consolas" w:hAnsi="Consolas"/>
-                <w:sz w:val="16"/>
-                <w:szCs w:val="16"/>
-              </w:rPr>
-              <w:t xml:space="preserve">    </w:t>
-            </w:r>
-          </w:p>
-          <w:p>
-            <w:pPr>
-              <w:spacing w:after="0" w:line="240"/>
-            </w:pPr>
-            <w:r>
-              <w:rPr>
-                <w:rFonts w:ascii="Consolas" w:cs="Consolas" w:eastAsia="Consolas" w:hAnsi="Consolas"/>
-                <w:sz w:val="16"/>
-                <w:szCs w:val="16"/>
-              </w:rPr>
-              <w:t xml:space="preserve">    [System.ServiceModel.OperationContractAttribute(Action="http://espe.edu.ec/eureka/WSEureka/registrarRetiro", ReplyAction="http://espe.edu.ec/eureka/WSEureka/registrarRetiroResponse")]</w:t>
-            </w:r>
-          </w:p>
-          <w:p>
-            <w:pPr>
-              <w:spacing w:after="0" w:line="240"/>
-            </w:pPr>
-            <w:r>
-              <w:rPr>
-                <w:rFonts w:ascii="Consolas" w:cs="Consolas" w:eastAsia="Consolas" w:hAnsi="Consolas"/>
-                <w:sz w:val="16"/>
-                <w:szCs w:val="16"/>
-              </w:rPr>
-              <w:t xml:space="preserve">    [System.ServiceModel.FaultContractAttribute(typeof(ec.edu.monster.servicio.ErrorServicio), Action="http://espe.edu.ec/eureka/WSEureka/registrarRetiroErrorServicioFault", Name="ErrorServicio")]</w:t>
-            </w:r>
-          </w:p>
-          <w:p>
-            <w:pPr>
-              <w:spacing w:after="0" w:line="240"/>
-            </w:pPr>
-            <w:r>
-              <w:rPr>
-                <w:rFonts w:ascii="Consolas" w:cs="Consolas" w:eastAsia="Consolas" w:hAnsi="Consolas"/>
-                <w:sz w:val="16"/>
-                <w:szCs w:val="16"/>
-              </w:rPr>
-              <w:t xml:space="preserve">    System.Threading.Tasks.Task&lt;decimal&gt; registrarRetiroAsync(string cuenta, decimal importe, string codEmpleado);</w:t>
-            </w:r>
-          </w:p>
-          <w:p>
-            <w:pPr>
-              <w:spacing w:after="0" w:line="240"/>
-            </w:pPr>
-            <w:r>
-              <w:rPr>
-                <w:rFonts w:ascii="Consolas" w:cs="Consolas" w:eastAsia="Consolas" w:hAnsi="Consolas"/>
-                <w:sz w:val="16"/>
-                <w:szCs w:val="16"/>
-              </w:rPr>
-              <w:t xml:space="preserve">    </w:t>
-            </w:r>
-          </w:p>
-          <w:p>
-            <w:pPr>
-              <w:spacing w:after="0" w:line="240"/>
-            </w:pPr>
-            <w:r>
-              <w:rPr>
-                <w:rFonts w:ascii="Consolas" w:cs="Consolas" w:eastAsia="Consolas" w:hAnsi="Consolas"/>
-                <w:sz w:val="16"/>
-                <w:szCs w:val="16"/>
-              </w:rPr>
-              <w:t xml:space="preserve">    [System.ServiceModel.OperationContractAttribute(Action="http://espe.edu.ec/eureka/WSEureka/registrarTransferencia", ReplyAction="http://espe.edu.ec/eureka/WSEureka/registrarTransferenciaResponse")]</w:t>
-            </w:r>
-          </w:p>
-          <w:p>
-            <w:pPr>
-              <w:spacing w:after="0" w:line="240"/>
-            </w:pPr>
-            <w:r>
-              <w:rPr>
-                <w:rFonts w:ascii="Consolas" w:cs="Consolas" w:eastAsia="Consolas" w:hAnsi="Consolas"/>
-                <w:sz w:val="16"/>
-                <w:szCs w:val="16"/>
-              </w:rPr>
-              <w:t xml:space="preserve">    [System.ServiceModel.FaultContractAttribute(typeof(ec.edu.monster.servicio.ErrorServicio), Action="http://espe.edu.ec/eureka/WSEureka/registrarTransferenciaErrorServicioFault", Name="ErrorServicio")]</w:t>
-            </w:r>
-          </w:p>
-          <w:p>
-            <w:pPr>
-              <w:spacing w:after="0" w:line="240"/>
-            </w:pPr>
-            <w:r>
-              <w:rPr>
-                <w:rFonts w:ascii="Consolas" w:cs="Consolas" w:eastAsia="Consolas" w:hAnsi="Consolas"/>
-                <w:sz w:val="16"/>
-                <w:szCs w:val="16"/>
-              </w:rPr>
-              <w:t xml:space="preserve">    System.Threading.Tasks.Task&lt;decimal&gt; registrarTransferenciaAsync(string cuentaOrigen, string cuentaDestino, decimal importe, string codEmpleado);</w:t>
+              <w:t xml:space="preserve">    [OperationContract(Name = "login")]</w:t>
+            </w:r>
+          </w:p>
+          <w:p>
+            <w:pPr>
+              <w:spacing w:after="0" w:line="240"/>
+            </w:pPr>
+            <w:r>
+              <w:rPr>
+                <w:rFonts w:ascii="Consolas" w:cs="Consolas" w:eastAsia="Consolas" w:hAnsi="Consolas"/>
+                <w:sz w:val="16"/>
+                <w:szCs w:val="16"/>
+              </w:rPr>
+              <w:t xml:space="preserve">    [FaultContract(typeof(ErrorServicio))]</w:t>
+            </w:r>
+          </w:p>
+          <w:p>
+            <w:pPr>
+              <w:spacing w:after="0" w:line="240"/>
+            </w:pPr>
+            <w:r>
+              <w:rPr>
+                <w:rFonts w:ascii="Consolas" w:cs="Consolas" w:eastAsia="Consolas" w:hAnsi="Consolas"/>
+                <w:sz w:val="16"/>
+                <w:szCs w:val="16"/>
+              </w:rPr>
+              <w:t xml:space="preserve">    Task&lt;Empleado&gt; LoginAsync(string usuario, string clave);</w:t>
+            </w:r>
+          </w:p>
+          <w:p>
+            <w:pPr>
+              <w:spacing w:after="0" w:line="240"/>
+            </w:pPr>
+            <w:r>
+              <w:rPr>
+                <w:rFonts w:ascii="Consolas" w:cs="Consolas" w:eastAsia="Consolas" w:hAnsi="Consolas"/>
+                <w:sz w:val="16"/>
+                <w:szCs w:val="16"/>
+              </w:rPr>
+              <w:t xml:space="preserve"> </w:t>
+            </w:r>
+          </w:p>
+          <w:p>
+            <w:pPr>
+              <w:spacing w:after="0" w:line="240"/>
+            </w:pPr>
+            <w:r>
+              <w:rPr>
+                <w:rFonts w:ascii="Consolas" w:cs="Consolas" w:eastAsia="Consolas" w:hAnsi="Consolas"/>
+                <w:sz w:val="16"/>
+                <w:szCs w:val="16"/>
+              </w:rPr>
+              <w:t xml:space="preserve">    [OperationContract(Name = "consultarCuenta")]</w:t>
+            </w:r>
+          </w:p>
+          <w:p>
+            <w:pPr>
+              <w:spacing w:after="0" w:line="240"/>
+            </w:pPr>
+            <w:r>
+              <w:rPr>
+                <w:rFonts w:ascii="Consolas" w:cs="Consolas" w:eastAsia="Consolas" w:hAnsi="Consolas"/>
+                <w:sz w:val="16"/>
+                <w:szCs w:val="16"/>
+              </w:rPr>
+              <w:t xml:space="preserve">    [FaultContract(typeof(ErrorServicio))]</w:t>
+            </w:r>
+          </w:p>
+          <w:p>
+            <w:pPr>
+              <w:spacing w:after="0" w:line="240"/>
+            </w:pPr>
+            <w:r>
+              <w:rPr>
+                <w:rFonts w:ascii="Consolas" w:cs="Consolas" w:eastAsia="Consolas" w:hAnsi="Consolas"/>
+                <w:sz w:val="16"/>
+                <w:szCs w:val="16"/>
+              </w:rPr>
+              <w:t xml:space="preserve">    Task&lt;Cuenta&gt; ConsultarCuentaAsync(string cuenta);</w:t>
+            </w:r>
+          </w:p>
+          <w:p>
+            <w:pPr>
+              <w:spacing w:after="0" w:line="240"/>
+            </w:pPr>
+            <w:r>
+              <w:rPr>
+                <w:rFonts w:ascii="Consolas" w:cs="Consolas" w:eastAsia="Consolas" w:hAnsi="Consolas"/>
+                <w:sz w:val="16"/>
+                <w:szCs w:val="16"/>
+              </w:rPr>
+              <w:t xml:space="preserve"> </w:t>
+            </w:r>
+          </w:p>
+          <w:p>
+            <w:pPr>
+              <w:spacing w:after="0" w:line="240"/>
+            </w:pPr>
+            <w:r>
+              <w:rPr>
+                <w:rFonts w:ascii="Consolas" w:cs="Consolas" w:eastAsia="Consolas" w:hAnsi="Consolas"/>
+                <w:sz w:val="16"/>
+                <w:szCs w:val="16"/>
+              </w:rPr>
+              <w:t xml:space="preserve">    [OperationContract(Name = "traerMovimientos")]</w:t>
+            </w:r>
+          </w:p>
+          <w:p>
+            <w:pPr>
+              <w:spacing w:after="0" w:line="240"/>
+            </w:pPr>
+            <w:r>
+              <w:rPr>
+                <w:rFonts w:ascii="Consolas" w:cs="Consolas" w:eastAsia="Consolas" w:hAnsi="Consolas"/>
+                <w:sz w:val="16"/>
+                <w:szCs w:val="16"/>
+              </w:rPr>
+              <w:t xml:space="preserve">    [FaultContract(typeof(ErrorServicio))]</w:t>
+            </w:r>
+          </w:p>
+          <w:p>
+            <w:pPr>
+              <w:spacing w:after="0" w:line="240"/>
+            </w:pPr>
+            <w:r>
+              <w:rPr>
+                <w:rFonts w:ascii="Consolas" w:cs="Consolas" w:eastAsia="Consolas" w:hAnsi="Consolas"/>
+                <w:sz w:val="16"/>
+                <w:szCs w:val="16"/>
+              </w:rPr>
+              <w:t xml:space="preserve">    Task&lt;Movimiento[]&gt; TraerMovimientosAsync(string cuenta);</w:t>
+            </w:r>
+          </w:p>
+          <w:p>
+            <w:pPr>
+              <w:spacing w:after="0" w:line="240"/>
+            </w:pPr>
+            <w:r>
+              <w:rPr>
+                <w:rFonts w:ascii="Consolas" w:cs="Consolas" w:eastAsia="Consolas" w:hAnsi="Consolas"/>
+                <w:sz w:val="16"/>
+                <w:szCs w:val="16"/>
+              </w:rPr>
+              <w:t xml:space="preserve"> </w:t>
+            </w:r>
+          </w:p>
+          <w:p>
+            <w:pPr>
+              <w:spacing w:after="0" w:line="240"/>
+            </w:pPr>
+            <w:r>
+              <w:rPr>
+                <w:rFonts w:ascii="Consolas" w:cs="Consolas" w:eastAsia="Consolas" w:hAnsi="Consolas"/>
+                <w:sz w:val="16"/>
+                <w:szCs w:val="16"/>
+              </w:rPr>
+              <w:t xml:space="preserve">    [OperationContract(Name = "registrarDeposito")]</w:t>
+            </w:r>
+          </w:p>
+          <w:p>
+            <w:pPr>
+              <w:spacing w:after="0" w:line="240"/>
+            </w:pPr>
+            <w:r>
+              <w:rPr>
+                <w:rFonts w:ascii="Consolas" w:cs="Consolas" w:eastAsia="Consolas" w:hAnsi="Consolas"/>
+                <w:sz w:val="16"/>
+                <w:szCs w:val="16"/>
+              </w:rPr>
+              <w:t xml:space="preserve">    [FaultContract(typeof(ErrorServicio))]</w:t>
+            </w:r>
+          </w:p>
+          <w:p>
+            <w:pPr>
+              <w:spacing w:after="0" w:line="240"/>
+            </w:pPr>
+            <w:r>
+              <w:rPr>
+                <w:rFonts w:ascii="Consolas" w:cs="Consolas" w:eastAsia="Consolas" w:hAnsi="Consolas"/>
+                <w:sz w:val="16"/>
+                <w:szCs w:val="16"/>
+              </w:rPr>
+              <w:t xml:space="preserve">    Task&lt;decimal&gt; RegistrarDepositoAsync(string cuenta, decimal importe, string codEmpleado);</w:t>
+            </w:r>
+          </w:p>
+          <w:p>
+            <w:pPr>
+              <w:spacing w:after="0" w:line="240"/>
+            </w:pPr>
+            <w:r>
+              <w:rPr>
+                <w:rFonts w:ascii="Consolas" w:cs="Consolas" w:eastAsia="Consolas" w:hAnsi="Consolas"/>
+                <w:sz w:val="16"/>
+                <w:szCs w:val="16"/>
+              </w:rPr>
+              <w:t xml:space="preserve"> </w:t>
+            </w:r>
+          </w:p>
+          <w:p>
+            <w:pPr>
+              <w:spacing w:after="0" w:line="240"/>
+            </w:pPr>
+            <w:r>
+              <w:rPr>
+                <w:rFonts w:ascii="Consolas" w:cs="Consolas" w:eastAsia="Consolas" w:hAnsi="Consolas"/>
+                <w:sz w:val="16"/>
+                <w:szCs w:val="16"/>
+              </w:rPr>
+              <w:t xml:space="preserve">    [OperationContract(Name = "registrarRetiro")]</w:t>
+            </w:r>
+          </w:p>
+          <w:p>
+            <w:pPr>
+              <w:spacing w:after="0" w:line="240"/>
+            </w:pPr>
+            <w:r>
+              <w:rPr>
+                <w:rFonts w:ascii="Consolas" w:cs="Consolas" w:eastAsia="Consolas" w:hAnsi="Consolas"/>
+                <w:sz w:val="16"/>
+                <w:szCs w:val="16"/>
+              </w:rPr>
+              <w:t xml:space="preserve">    [FaultContract(typeof(ErrorServicio))]</w:t>
+            </w:r>
+          </w:p>
+          <w:p>
+            <w:pPr>
+              <w:spacing w:after="0" w:line="240"/>
+            </w:pPr>
+            <w:r>
+              <w:rPr>
+                <w:rFonts w:ascii="Consolas" w:cs="Consolas" w:eastAsia="Consolas" w:hAnsi="Consolas"/>
+                <w:sz w:val="16"/>
+                <w:szCs w:val="16"/>
+              </w:rPr>
+              <w:t xml:space="preserve">    Task&lt;decimal&gt; RegistrarRetiroAsync(string cuenta, decimal importe, string codEmpleado);</w:t>
+            </w:r>
+          </w:p>
+          <w:p>
+            <w:pPr>
+              <w:spacing w:after="0" w:line="240"/>
+            </w:pPr>
+            <w:r>
+              <w:rPr>
+                <w:rFonts w:ascii="Consolas" w:cs="Consolas" w:eastAsia="Consolas" w:hAnsi="Consolas"/>
+                <w:sz w:val="16"/>
+                <w:szCs w:val="16"/>
+              </w:rPr>
+              <w:t xml:space="preserve"> </w:t>
+            </w:r>
+          </w:p>
+          <w:p>
+            <w:pPr>
+              <w:spacing w:after="0" w:line="240"/>
+            </w:pPr>
+            <w:r>
+              <w:rPr>
+                <w:rFonts w:ascii="Consolas" w:cs="Consolas" w:eastAsia="Consolas" w:hAnsi="Consolas"/>
+                <w:sz w:val="16"/>
+                <w:szCs w:val="16"/>
+              </w:rPr>
+              <w:t xml:space="preserve">    [OperationContract(Name = "registrarTransferencia")]</w:t>
+            </w:r>
+          </w:p>
+          <w:p>
+            <w:pPr>
+              <w:spacing w:after="0" w:line="240"/>
+            </w:pPr>
+            <w:r>
+              <w:rPr>
+                <w:rFonts w:ascii="Consolas" w:cs="Consolas" w:eastAsia="Consolas" w:hAnsi="Consolas"/>
+                <w:sz w:val="16"/>
+                <w:szCs w:val="16"/>
+              </w:rPr>
+              <w:t xml:space="preserve">    [FaultContract(typeof(ErrorServicio))]</w:t>
+            </w:r>
+          </w:p>
+          <w:p>
+            <w:pPr>
+              <w:spacing w:after="0" w:line="240"/>
+            </w:pPr>
+            <w:r>
+              <w:rPr>
+                <w:rFonts w:ascii="Consolas" w:cs="Consolas" w:eastAsia="Consolas" w:hAnsi="Consolas"/>
+                <w:sz w:val="16"/>
+                <w:szCs w:val="16"/>
+              </w:rPr>
+              <w:t xml:space="preserve">    Task&lt;decimal&gt; RegistrarTransferenciaAsync(string cuentaOrigen, string cuentaDestino, decimal importe, string codEmpleado);</w:t>
             </w:r>
           </w:p>
           <w:p>
@@ -10442,7 +10260,72 @@
                 <w:sz w:val="16"/>
                 <w:szCs w:val="16"/>
               </w:rPr>
-              <w:t xml:space="preserve">Formato.IntentarLeerImporte(modelo.Importe, out decimal importe);</w:t>
+              <w:t xml:space="preserve">if (!LeerImporte(modelo.Importe, out decimal importe))</w:t>
+            </w:r>
+          </w:p>
+          <w:p>
+            <w:pPr>
+              <w:spacing w:after="0" w:line="240"/>
+            </w:pPr>
+            <w:r>
+              <w:rPr>
+                <w:rFonts w:ascii="Consolas" w:cs="Consolas" w:eastAsia="Consolas" w:hAnsi="Consolas"/>
+                <w:sz w:val="16"/>
+                <w:szCs w:val="16"/>
+              </w:rPr>
+              <w:t xml:space="preserve">{</w:t>
+            </w:r>
+          </w:p>
+          <w:p>
+            <w:pPr>
+              <w:spacing w:after="0" w:line="240"/>
+            </w:pPr>
+            <w:r>
+              <w:rPr>
+                <w:rFonts w:ascii="Consolas" w:cs="Consolas" w:eastAsia="Consolas" w:hAnsi="Consolas"/>
+                <w:sz w:val="16"/>
+                <w:szCs w:val="16"/>
+              </w:rPr>
+              <w:t xml:space="preserve">    modelo.Error = "Escriba el importe con números (ejemplo: 150 o 75.50).";</w:t>
+            </w:r>
+          </w:p>
+          <w:p>
+            <w:pPr>
+              <w:spacing w:after="0" w:line="240"/>
+            </w:pPr>
+            <w:r>
+              <w:rPr>
+                <w:rFonts w:ascii="Consolas" w:cs="Consolas" w:eastAsia="Consolas" w:hAnsi="Consolas"/>
+                <w:sz w:val="16"/>
+                <w:szCs w:val="16"/>
+              </w:rPr>
+              <w:t xml:space="preserve">    return View("Operacion", modelo);</w:t>
+            </w:r>
+          </w:p>
+          <w:p>
+            <w:pPr>
+              <w:spacing w:after="0" w:line="240"/>
+            </w:pPr>
+            <w:r>
+              <w:rPr>
+                <w:rFonts w:ascii="Consolas" w:cs="Consolas" w:eastAsia="Consolas" w:hAnsi="Consolas"/>
+                <w:sz w:val="16"/>
+                <w:szCs w:val="16"/>
+              </w:rPr>
+              <w:t xml:space="preserve">}</w:t>
+            </w:r>
+          </w:p>
+          <w:p>
+            <w:pPr>
+              <w:spacing w:after="0" w:line="240"/>
+            </w:pPr>
+            <w:r>
+              <w:rPr>
+                <w:rFonts w:ascii="Consolas" w:cs="Consolas" w:eastAsia="Consolas" w:hAnsi="Consolas"/>
+                <w:sz w:val="16"/>
+                <w:szCs w:val="16"/>
+              </w:rPr>
+              <w:t xml:space="preserve"> </w:t>
             </w:r>
           </w:p>
           <w:p>
@@ -10468,6 +10351,32 @@
                 <w:sz w:val="16"/>
                 <w:szCs w:val="16"/>
               </w:rPr>
+              <w:t xml:space="preserve">string cuenta = modelo.Cuenta ?? "";</w:t>
+            </w:r>
+          </w:p>
+          <w:p>
+            <w:pPr>
+              <w:spacing w:after="0" w:line="240"/>
+            </w:pPr>
+            <w:r>
+              <w:rPr>
+                <w:rFonts w:ascii="Consolas" w:cs="Consolas" w:eastAsia="Consolas" w:hAnsi="Consolas"/>
+                <w:sz w:val="16"/>
+                <w:szCs w:val="16"/>
+              </w:rPr>
+              <w:t xml:space="preserve">string titulo = Formato.Titulo(modelo.Tipo);</w:t>
+            </w:r>
+          </w:p>
+          <w:p>
+            <w:pPr>
+              <w:spacing w:after="0" w:line="240"/>
+            </w:pPr>
+            <w:r>
+              <w:rPr>
+                <w:rFonts w:ascii="Consolas" w:cs="Consolas" w:eastAsia="Consolas" w:hAnsi="Consolas"/>
+                <w:sz w:val="16"/>
+                <w:szCs w:val="16"/>
+              </w:rPr>
               <w:t xml:space="preserve">try</w:t>
             </w:r>
           </w:p>
@@ -10494,7 +10403,72 @@
                 <w:sz w:val="16"/>
                 <w:szCs w:val="16"/>
               </w:rPr>
-              <w:t xml:space="preserve">    decimal saldo = await _cliente.RegistrarAsync(modelo.Tipo, modelo.Cuenta!, esTransferencia ? modelo.CuentaDestino : null, importe, empleado);</w:t>
+              <w:t xml:space="preserve">    decimal saldo = modelo.Tipo switch</w:t>
+            </w:r>
+          </w:p>
+          <w:p>
+            <w:pPr>
+              <w:spacing w:after="0" w:line="240"/>
+            </w:pPr>
+            <w:r>
+              <w:rPr>
+                <w:rFonts w:ascii="Consolas" w:cs="Consolas" w:eastAsia="Consolas" w:hAnsi="Consolas"/>
+                <w:sz w:val="16"/>
+                <w:szCs w:val="16"/>
+              </w:rPr>
+              <w:t xml:space="preserve">    {</w:t>
+            </w:r>
+          </w:p>
+          <w:p>
+            <w:pPr>
+              <w:spacing w:after="0" w:line="240"/>
+            </w:pPr>
+            <w:r>
+              <w:rPr>
+                <w:rFonts w:ascii="Consolas" w:cs="Consolas" w:eastAsia="Consolas" w:hAnsi="Consolas"/>
+                <w:sz w:val="16"/>
+                <w:szCs w:val="16"/>
+              </w:rPr>
+              <w:t xml:space="preserve">        TipoOperacion.Deposito =&gt; await _cliente.RegistrarDepositoAsync(cuenta, importe, empleado),</w:t>
+            </w:r>
+          </w:p>
+          <w:p>
+            <w:pPr>
+              <w:spacing w:after="0" w:line="240"/>
+            </w:pPr>
+            <w:r>
+              <w:rPr>
+                <w:rFonts w:ascii="Consolas" w:cs="Consolas" w:eastAsia="Consolas" w:hAnsi="Consolas"/>
+                <w:sz w:val="16"/>
+                <w:szCs w:val="16"/>
+              </w:rPr>
+              <w:t xml:space="preserve">        TipoOperacion.Retiro =&gt; await _cliente.RegistrarRetiroAsync(cuenta, importe, empleado),</w:t>
+            </w:r>
+          </w:p>
+          <w:p>
+            <w:pPr>
+              <w:spacing w:after="0" w:line="240"/>
+            </w:pPr>
+            <w:r>
+              <w:rPr>
+                <w:rFonts w:ascii="Consolas" w:cs="Consolas" w:eastAsia="Consolas" w:hAnsi="Consolas"/>
+                <w:sz w:val="16"/>
+                <w:szCs w:val="16"/>
+              </w:rPr>
+              <w:t xml:space="preserve">        _ =&gt; await _cliente.RegistrarTransferenciaAsync(cuenta, modelo.CuentaDestino ?? "", importe, empleado)</w:t>
+            </w:r>
+          </w:p>
+          <w:p>
+            <w:pPr>
+              <w:spacing w:after="0" w:line="240"/>
+            </w:pPr>
+            <w:r>
+              <w:rPr>
+                <w:rFonts w:ascii="Consolas" w:cs="Consolas" w:eastAsia="Consolas" w:hAnsi="Consolas"/>
+                <w:sz w:val="16"/>
+                <w:szCs w:val="16"/>
+              </w:rPr>
+              <w:t xml:space="preserve">    };</w:t>
             </w:r>
           </w:p>
           <w:p>
@@ -10520,7 +10494,7 @@
                 <w:sz w:val="16"/>
                 <w:szCs w:val="16"/>
               </w:rPr>
-              <w:t xml:space="preserve">    modelo.Exito = $"{modelo.Titulo} registrad{(esTransferencia ? "a" : "o")}";</w:t>
+              <w:t xml:space="preserve">    modelo.Exito = $"{titulo} registrad{(esTransferencia ? "a" : "o")}";</w:t>
             </w:r>
           </w:p>
         </w:tc>
@@ -10550,7 +10524,7 @@
           <wp:inline distT="0" distB="0" distL="0" distR="0">
             <wp:extent cx="5715000" cy="3571875"/>
             <wp:effectExtent t="0" r="0" b="0" l="0"/>
-            <wp:docPr id="19" name="01_login_error.png" descr="CLIWEB: login incorrecto con intentos restantes." title="CLIWEB: login incorrecto con intentos restantes."/>
+            <wp:docPr id="19" name="01_login_error.png" descr="CLIWEB: login incorrecto con el mensaje de intentos restantes que envía el servidor." title="CLIWEB: login incorrecto con el mensaje de intentos restantes que envía el servidor."/>
             <wp:cNvGraphicFramePr>
               <a:graphicFrameLocks xmlns:a="http://schemas.openxmlformats.org/drawingml/2006/main" noChangeAspect="1"/>
             </wp:cNvGraphicFramePr>
@@ -10599,7 +10573,7 @@
           <w:sz w:val="18"/>
           <w:szCs w:val="18"/>
         </w:rPr>
-        <w:t xml:space="preserve">Figura 19. CLIWEB: login incorrecto con intentos restantes.</w:t>
+        <w:t xml:space="preserve">Figura 19. CLIWEB: login incorrecto con el mensaje de intentos restantes que envía el servidor.</w:t>
       </w:r>
     </w:p>
     <w:p>
@@ -11097,7 +11071,7 @@
         <w:spacing w:after="40" w:line="264"/>
       </w:pPr>
       <w:r>
-        <w:t xml:space="preserve">Crear ec/edu/monster/modelo, servicio, controlador y vista. Directory.Build.props envía obj a %LOCALAPPDATA%\EUREKA_CLIMOV\obj (Android falla con rutas de más de 260 caracteres).</w:t>
+        <w:t xml:space="preserve">Crear ec/edu/monster/modelo (Empleado, Cuenta, Movimiento con get/set), servicio, controlador y vista. La imagen va en Resources/Images/monster.jpg. Directory.Build.props envía obj a %LOCALAPPDATA%\EUREKA_CLIMOV\obj (Android falla con rutas de más de 260 caracteres).</w:t>
       </w:r>
     </w:p>
     <w:p>
@@ -11201,7 +11175,7 @@
         <w:pStyle w:val="Heading3"/>
       </w:pPr>
       <w:r>
-        <w:t xml:space="preserve">6.5.2 Paso 2: Cliente SOAP con el proxy del WSDL (Singleton)</w:t>
+        <w:t xml:space="preserve">6.5.2 Paso 2: Cliente SOAP con HttpClient (Singleton)</w:t>
       </w:r>
     </w:p>
     <w:p>
@@ -11210,7 +11184,7 @@
         <w:jc w:val="both"/>
       </w:pPr>
       <w:r>
-        <w:t xml:space="preserve">El móvil usa el mismo WSEurekaReference.cs de la web, generado con dotnet-svcutil, y los paquetes System.ServiceModel.Http y System.ServiceModel.Primitives. ClienteSoap crea la ChannelFactory&lt;WSEureka&gt; con la URL guardada en el teléfono y solo la vuelve a crear si el usuario cambia la URL.</w:t>
+        <w:t xml:space="preserve">ClienteSoap arma el sobre SOAP de cada operación, lo envía por POST con la cabecera SOAPAction a la URL guardada en el teléfono y copia la respuesta en los modelos get/set. Si llega un SOAP Fault, lanza ErrorServicioException con el &lt;Mensaje&gt; del servidor.</w:t>
       </w:r>
     </w:p>
     <w:p>
@@ -11226,7 +11200,7 @@
           <w:sz w:val="18"/>
           <w:szCs w:val="18"/>
         </w:rPr>
-        <w:t xml:space="preserve">Código 27. ec/edu/monster/servicio/ClienteSoap.cs: ChannelFactory por URL.</w:t>
+        <w:t xml:space="preserve">Código 27. ec/edu/monster/servicio/ClienteSoap.cs: el login llena el modelo Empleado.</w:t>
       </w:r>
     </w:p>
     <w:tbl>
@@ -11272,7 +11246,7 @@
                 <w:sz w:val="16"/>
                 <w:szCs w:val="16"/>
               </w:rPr>
-              <w:t xml:space="preserve">private ChannelFactory&lt;WSEureka&gt; Fabrica()</w:t>
+              <w:t xml:space="preserve">public async Task&lt;Empleado&gt; LoginAsync(string usuario, string clave)</w:t>
             </w:r>
           </w:p>
           <w:p>
@@ -11298,20 +11272,20 @@
                 <w:sz w:val="16"/>
                 <w:szCs w:val="16"/>
               </w:rPr>
-              <w:t xml:space="preserve">    string url = Url;</w:t>
-            </w:r>
-          </w:p>
-          <w:p>
-            <w:pPr>
-              <w:spacing w:after="0" w:line="240"/>
-            </w:pPr>
-            <w:r>
-              <w:rPr>
-                <w:rFonts w:ascii="Consolas" w:cs="Consolas" w:eastAsia="Consolas" w:hAnsi="Consolas"/>
-                <w:sz w:val="16"/>
-                <w:szCs w:val="16"/>
-              </w:rPr>
-              <w:t xml:space="preserve">    if (_fabrica == null || _urlFabrica != url)</w:t>
+              <w:t xml:space="preserve">    XElement r = await InvocarAsync("login", ("usuario", usuario), ("clave", clave));</w:t>
+            </w:r>
+          </w:p>
+          <w:p>
+            <w:pPr>
+              <w:spacing w:after="0" w:line="240"/>
+            </w:pPr>
+            <w:r>
+              <w:rPr>
+                <w:rFonts w:ascii="Consolas" w:cs="Consolas" w:eastAsia="Consolas" w:hAnsi="Consolas"/>
+                <w:sz w:val="16"/>
+                <w:szCs w:val="16"/>
+              </w:rPr>
+              <w:t xml:space="preserve">    return new Empleado</w:t>
             </w:r>
           </w:p>
           <w:p>
@@ -11337,215 +11311,46 @@
                 <w:sz w:val="16"/>
                 <w:szCs w:val="16"/>
               </w:rPr>
-              <w:t xml:space="preserve">        if (!Uri.TryCreate(url, UriKind.Absolute, out Uri? destino))</w:t>
-            </w:r>
-          </w:p>
-          <w:p>
-            <w:pPr>
-              <w:spacing w:after="0" w:line="240"/>
-            </w:pPr>
-            <w:r>
-              <w:rPr>
-                <w:rFonts w:ascii="Consolas" w:cs="Consolas" w:eastAsia="Consolas" w:hAnsi="Consolas"/>
-                <w:sz w:val="16"/>
-                <w:szCs w:val="16"/>
-              </w:rPr>
-              <w:t xml:space="preserve">        {</w:t>
-            </w:r>
-          </w:p>
-          <w:p>
-            <w:pPr>
-              <w:spacing w:after="0" w:line="240"/>
-            </w:pPr>
-            <w:r>
-              <w:rPr>
-                <w:rFonts w:ascii="Consolas" w:cs="Consolas" w:eastAsia="Consolas" w:hAnsi="Consolas"/>
-                <w:sz w:val="16"/>
-                <w:szCs w:val="16"/>
-              </w:rPr>
-              <w:t xml:space="preserve">            throw new ErrorServicioException($"La URL del servidor no es válida: {url}");</w:t>
-            </w:r>
-          </w:p>
-          <w:p>
-            <w:pPr>
-              <w:spacing w:after="0" w:line="240"/>
-            </w:pPr>
-            <w:r>
-              <w:rPr>
-                <w:rFonts w:ascii="Consolas" w:cs="Consolas" w:eastAsia="Consolas" w:hAnsi="Consolas"/>
-                <w:sz w:val="16"/>
-                <w:szCs w:val="16"/>
-              </w:rPr>
-              <w:t xml:space="preserve">        }</w:t>
-            </w:r>
-          </w:p>
-          <w:p>
-            <w:pPr>
-              <w:spacing w:after="0" w:line="240"/>
-            </w:pPr>
-            <w:r>
-              <w:rPr>
-                <w:rFonts w:ascii="Consolas" w:cs="Consolas" w:eastAsia="Consolas" w:hAnsi="Consolas"/>
-                <w:sz w:val="16"/>
-                <w:szCs w:val="16"/>
-              </w:rPr>
-              <w:t xml:space="preserve">        _fabrica?.Abort();</w:t>
-            </w:r>
-          </w:p>
-          <w:p>
-            <w:pPr>
-              <w:spacing w:after="0" w:line="240"/>
-            </w:pPr>
-            <w:r>
-              <w:rPr>
-                <w:rFonts w:ascii="Consolas" w:cs="Consolas" w:eastAsia="Consolas" w:hAnsi="Consolas"/>
-                <w:sz w:val="16"/>
-                <w:szCs w:val="16"/>
-              </w:rPr>
-              <w:t xml:space="preserve">        var binding = new BasicHttpBinding</w:t>
-            </w:r>
-          </w:p>
-          <w:p>
-            <w:pPr>
-              <w:spacing w:after="0" w:line="240"/>
-            </w:pPr>
-            <w:r>
-              <w:rPr>
-                <w:rFonts w:ascii="Consolas" w:cs="Consolas" w:eastAsia="Consolas" w:hAnsi="Consolas"/>
-                <w:sz w:val="16"/>
-                <w:szCs w:val="16"/>
-              </w:rPr>
-              <w:t xml:space="preserve">        {</w:t>
-            </w:r>
-          </w:p>
-          <w:p>
-            <w:pPr>
-              <w:spacing w:after="0" w:line="240"/>
-            </w:pPr>
-            <w:r>
-              <w:rPr>
-                <w:rFonts w:ascii="Consolas" w:cs="Consolas" w:eastAsia="Consolas" w:hAnsi="Consolas"/>
-                <w:sz w:val="16"/>
-                <w:szCs w:val="16"/>
-              </w:rPr>
-              <w:t xml:space="preserve">            OpenTimeout = TimeSpan.FromSeconds(10),</w:t>
-            </w:r>
-          </w:p>
-          <w:p>
-            <w:pPr>
-              <w:spacing w:after="0" w:line="240"/>
-            </w:pPr>
-            <w:r>
-              <w:rPr>
-                <w:rFonts w:ascii="Consolas" w:cs="Consolas" w:eastAsia="Consolas" w:hAnsi="Consolas"/>
-                <w:sz w:val="16"/>
-                <w:szCs w:val="16"/>
-              </w:rPr>
-              <w:t xml:space="preserve">            SendTimeout = TimeSpan.FromSeconds(20),</w:t>
-            </w:r>
-          </w:p>
-          <w:p>
-            <w:pPr>
-              <w:spacing w:after="0" w:line="240"/>
-            </w:pPr>
-            <w:r>
-              <w:rPr>
-                <w:rFonts w:ascii="Consolas" w:cs="Consolas" w:eastAsia="Consolas" w:hAnsi="Consolas"/>
-                <w:sz w:val="16"/>
-                <w:szCs w:val="16"/>
-              </w:rPr>
-              <w:t xml:space="preserve">            ReceiveTimeout = TimeSpan.FromSeconds(20),</w:t>
-            </w:r>
-          </w:p>
-          <w:p>
-            <w:pPr>
-              <w:spacing w:after="0" w:line="240"/>
-            </w:pPr>
-            <w:r>
-              <w:rPr>
-                <w:rFonts w:ascii="Consolas" w:cs="Consolas" w:eastAsia="Consolas" w:hAnsi="Consolas"/>
-                <w:sz w:val="16"/>
-                <w:szCs w:val="16"/>
-              </w:rPr>
-              <w:t xml:space="preserve">            MaxReceivedMessageSize = 10 * 1024 * 1024</w:t>
-            </w:r>
-          </w:p>
-          <w:p>
-            <w:pPr>
-              <w:spacing w:after="0" w:line="240"/>
-            </w:pPr>
-            <w:r>
-              <w:rPr>
-                <w:rFonts w:ascii="Consolas" w:cs="Consolas" w:eastAsia="Consolas" w:hAnsi="Consolas"/>
-                <w:sz w:val="16"/>
-                <w:szCs w:val="16"/>
-              </w:rPr>
-              <w:t xml:space="preserve">        };</w:t>
-            </w:r>
-          </w:p>
-          <w:p>
-            <w:pPr>
-              <w:spacing w:after="0" w:line="240"/>
-            </w:pPr>
-            <w:r>
-              <w:rPr>
-                <w:rFonts w:ascii="Consolas" w:cs="Consolas" w:eastAsia="Consolas" w:hAnsi="Consolas"/>
-                <w:sz w:val="16"/>
-                <w:szCs w:val="16"/>
-              </w:rPr>
-              <w:t xml:space="preserve">        _fabrica = new ChannelFactory&lt;WSEureka&gt;(binding, new EndpointAddress(destino));</w:t>
-            </w:r>
-          </w:p>
-          <w:p>
-            <w:pPr>
-              <w:spacing w:after="0" w:line="240"/>
-            </w:pPr>
-            <w:r>
-              <w:rPr>
-                <w:rFonts w:ascii="Consolas" w:cs="Consolas" w:eastAsia="Consolas" w:hAnsi="Consolas"/>
-                <w:sz w:val="16"/>
-                <w:szCs w:val="16"/>
-              </w:rPr>
-              <w:t xml:space="preserve">        _urlFabrica = url;</w:t>
-            </w:r>
-          </w:p>
-          <w:p>
-            <w:pPr>
-              <w:spacing w:after="0" w:line="240"/>
-            </w:pPr>
-            <w:r>
-              <w:rPr>
-                <w:rFonts w:ascii="Consolas" w:cs="Consolas" w:eastAsia="Consolas" w:hAnsi="Consolas"/>
-                <w:sz w:val="16"/>
-                <w:szCs w:val="16"/>
-              </w:rPr>
-              <w:t xml:space="preserve">    }</w:t>
-            </w:r>
-          </w:p>
-          <w:p>
-            <w:pPr>
-              <w:spacing w:after="0" w:line="240"/>
-            </w:pPr>
-            <w:r>
-              <w:rPr>
-                <w:rFonts w:ascii="Consolas" w:cs="Consolas" w:eastAsia="Consolas" w:hAnsi="Consolas"/>
-                <w:sz w:val="16"/>
-                <w:szCs w:val="16"/>
-              </w:rPr>
-              <w:t xml:space="preserve">    return _fabrica;</w:t>
-            </w:r>
-          </w:p>
-          <w:p>
-            <w:pPr>
-              <w:spacing w:after="0" w:line="240"/>
-            </w:pPr>
-            <w:r>
-              <w:rPr>
-                <w:rFonts w:ascii="Consolas" w:cs="Consolas" w:eastAsia="Consolas" w:hAnsi="Consolas"/>
-                <w:sz w:val="16"/>
-                <w:szCs w:val="16"/>
-              </w:rPr>
-              <w:t xml:space="preserve">}</w:t>
+              <w:t xml:space="preserve">        Codigo = Texto(r, "Codigo"),</w:t>
+            </w:r>
+          </w:p>
+          <w:p>
+            <w:pPr>
+              <w:spacing w:after="0" w:line="240"/>
+            </w:pPr>
+            <w:r>
+              <w:rPr>
+                <w:rFonts w:ascii="Consolas" w:cs="Consolas" w:eastAsia="Consolas" w:hAnsi="Consolas"/>
+                <w:sz w:val="16"/>
+                <w:szCs w:val="16"/>
+              </w:rPr>
+              <w:t xml:space="preserve">        Usuario = Texto(r, "Usuario"),</w:t>
+            </w:r>
+          </w:p>
+          <w:p>
+            <w:pPr>
+              <w:spacing w:after="0" w:line="240"/>
+            </w:pPr>
+            <w:r>
+              <w:rPr>
+                <w:rFonts w:ascii="Consolas" w:cs="Consolas" w:eastAsia="Consolas" w:hAnsi="Consolas"/>
+                <w:sz w:val="16"/>
+                <w:szCs w:val="16"/>
+              </w:rPr>
+              <w:t xml:space="preserve">        Nombre = Texto(r, "Nombre")</w:t>
+            </w:r>
+          </w:p>
+          <w:p>
+            <w:pPr>
+              <w:spacing w:after="0" w:line="240"/>
+            </w:pPr>
+            <w:r>
+              <w:rPr>
+                <w:rFonts w:ascii="Consolas" w:cs="Consolas" w:eastAsia="Consolas" w:hAnsi="Consolas"/>
+                <w:sz w:val="16"/>
+                <w:szCs w:val="16"/>
+              </w:rPr>
+              <w:t xml:space="preserve">    };</w:t>
             </w:r>
           </w:p>
         </w:tc>
@@ -11569,7 +11374,298 @@
           <w:sz w:val="18"/>
           <w:szCs w:val="18"/>
         </w:rPr>
-        <w:t xml:space="preserve">Código 28. ec/edu/monster/controlador/ControladorEureka.cs: Singleton compartido por las cuatro pantallas.</w:t>
+        <w:t xml:space="preserve">Código 28. ec/edu/monster/servicio/ClienteSoap.cs: resultado o mensaje del Fault.</w:t>
+      </w:r>
+    </w:p>
+    <w:tbl>
+      <w:tblPr>
+        <w:tblW w:type="dxa" w:w="9026"/>
+        <w:tblBorders>
+          <w:top w:val="single" w:color="auto" w:sz="4"/>
+          <w:left w:val="single" w:color="auto" w:sz="4"/>
+          <w:bottom w:val="single" w:color="auto" w:sz="4"/>
+          <w:right w:val="single" w:color="auto" w:sz="4"/>
+          <w:insideH w:val="single" w:color="auto" w:sz="4"/>
+          <w:insideV w:val="single" w:color="auto" w:sz="4"/>
+        </w:tblBorders>
+      </w:tblPr>
+      <w:tblGrid>
+        <w:gridCol w:w="9026"/>
+      </w:tblGrid>
+      <w:tr>
+        <w:tc>
+          <w:tcPr>
+            <w:tcW w:type="dxa" w:w="9026"/>
+            <w:tcBorders>
+              <w:top w:val="single" w:color="C9D3DE" w:sz="4"/>
+              <w:left w:val="single" w:color="C9D3DE" w:sz="4"/>
+              <w:bottom w:val="single" w:color="C9D3DE" w:sz="4"/>
+              <w:right w:val="single" w:color="C9D3DE" w:sz="4"/>
+            </w:tcBorders>
+            <w:shd w:fill="F5F8FB" w:color="auto" w:val="clear"/>
+            <w:tcMar>
+              <w:top w:type="dxa" w:w="100"/>
+              <w:left w:type="dxa" w:w="140"/>
+              <w:bottom w:type="dxa" w:w="100"/>
+              <w:right w:type="dxa" w:w="140"/>
+            </w:tcMar>
+          </w:tcPr>
+          <w:p>
+            <w:pPr>
+              <w:spacing w:after="0" w:line="240"/>
+            </w:pPr>
+            <w:r>
+              <w:rPr>
+                <w:rFonts w:ascii="Consolas" w:cs="Consolas" w:eastAsia="Consolas" w:hAnsi="Consolas"/>
+                <w:sz w:val="16"/>
+                <w:szCs w:val="16"/>
+              </w:rPr>
+              <w:t xml:space="preserve">private static XElement LeerRespuesta(string xml, int codigoHttp, string operacion)</w:t>
+            </w:r>
+          </w:p>
+          <w:p>
+            <w:pPr>
+              <w:spacing w:after="0" w:line="240"/>
+            </w:pPr>
+            <w:r>
+              <w:rPr>
+                <w:rFonts w:ascii="Consolas" w:cs="Consolas" w:eastAsia="Consolas" w:hAnsi="Consolas"/>
+                <w:sz w:val="16"/>
+                <w:szCs w:val="16"/>
+              </w:rPr>
+              <w:t xml:space="preserve">{</w:t>
+            </w:r>
+          </w:p>
+          <w:p>
+            <w:pPr>
+              <w:spacing w:after="0" w:line="240"/>
+            </w:pPr>
+            <w:r>
+              <w:rPr>
+                <w:rFonts w:ascii="Consolas" w:cs="Consolas" w:eastAsia="Consolas" w:hAnsi="Consolas"/>
+                <w:sz w:val="16"/>
+                <w:szCs w:val="16"/>
+              </w:rPr>
+              <w:t xml:space="preserve">    XDocument documento;</w:t>
+            </w:r>
+          </w:p>
+          <w:p>
+            <w:pPr>
+              <w:spacing w:after="0" w:line="240"/>
+            </w:pPr>
+            <w:r>
+              <w:rPr>
+                <w:rFonts w:ascii="Consolas" w:cs="Consolas" w:eastAsia="Consolas" w:hAnsi="Consolas"/>
+                <w:sz w:val="16"/>
+                <w:szCs w:val="16"/>
+              </w:rPr>
+              <w:t xml:space="preserve">    try</w:t>
+            </w:r>
+          </w:p>
+          <w:p>
+            <w:pPr>
+              <w:spacing w:after="0" w:line="240"/>
+            </w:pPr>
+            <w:r>
+              <w:rPr>
+                <w:rFonts w:ascii="Consolas" w:cs="Consolas" w:eastAsia="Consolas" w:hAnsi="Consolas"/>
+                <w:sz w:val="16"/>
+                <w:szCs w:val="16"/>
+              </w:rPr>
+              <w:t xml:space="preserve">    {</w:t>
+            </w:r>
+          </w:p>
+          <w:p>
+            <w:pPr>
+              <w:spacing w:after="0" w:line="240"/>
+            </w:pPr>
+            <w:r>
+              <w:rPr>
+                <w:rFonts w:ascii="Consolas" w:cs="Consolas" w:eastAsia="Consolas" w:hAnsi="Consolas"/>
+                <w:sz w:val="16"/>
+                <w:szCs w:val="16"/>
+              </w:rPr>
+              <w:t xml:space="preserve">        documento = XDocument.Parse(xml);</w:t>
+            </w:r>
+          </w:p>
+          <w:p>
+            <w:pPr>
+              <w:spacing w:after="0" w:line="240"/>
+            </w:pPr>
+            <w:r>
+              <w:rPr>
+                <w:rFonts w:ascii="Consolas" w:cs="Consolas" w:eastAsia="Consolas" w:hAnsi="Consolas"/>
+                <w:sz w:val="16"/>
+                <w:szCs w:val="16"/>
+              </w:rPr>
+              <w:t xml:space="preserve">    }</w:t>
+            </w:r>
+          </w:p>
+          <w:p>
+            <w:pPr>
+              <w:spacing w:after="0" w:line="240"/>
+            </w:pPr>
+            <w:r>
+              <w:rPr>
+                <w:rFonts w:ascii="Consolas" w:cs="Consolas" w:eastAsia="Consolas" w:hAnsi="Consolas"/>
+                <w:sz w:val="16"/>
+                <w:szCs w:val="16"/>
+              </w:rPr>
+              <w:t xml:space="preserve">    catch (Exception)</w:t>
+            </w:r>
+          </w:p>
+          <w:p>
+            <w:pPr>
+              <w:spacing w:after="0" w:line="240"/>
+            </w:pPr>
+            <w:r>
+              <w:rPr>
+                <w:rFonts w:ascii="Consolas" w:cs="Consolas" w:eastAsia="Consolas" w:hAnsi="Consolas"/>
+                <w:sz w:val="16"/>
+                <w:szCs w:val="16"/>
+              </w:rPr>
+              <w:t xml:space="preserve">    {</w:t>
+            </w:r>
+          </w:p>
+          <w:p>
+            <w:pPr>
+              <w:spacing w:after="0" w:line="240"/>
+            </w:pPr>
+            <w:r>
+              <w:rPr>
+                <w:rFonts w:ascii="Consolas" w:cs="Consolas" w:eastAsia="Consolas" w:hAnsi="Consolas"/>
+                <w:sz w:val="16"/>
+                <w:szCs w:val="16"/>
+              </w:rPr>
+              <w:t xml:space="preserve">        throw new ErrorServicioException($"Respuesta inesperada del servidor (HTTP {codigoHttp}).");</w:t>
+            </w:r>
+          </w:p>
+          <w:p>
+            <w:pPr>
+              <w:spacing w:after="0" w:line="240"/>
+            </w:pPr>
+            <w:r>
+              <w:rPr>
+                <w:rFonts w:ascii="Consolas" w:cs="Consolas" w:eastAsia="Consolas" w:hAnsi="Consolas"/>
+                <w:sz w:val="16"/>
+                <w:szCs w:val="16"/>
+              </w:rPr>
+              <w:t xml:space="preserve">    }</w:t>
+            </w:r>
+          </w:p>
+          <w:p>
+            <w:pPr>
+              <w:spacing w:after="0" w:line="240"/>
+            </w:pPr>
+            <w:r>
+              <w:rPr>
+                <w:rFonts w:ascii="Consolas" w:cs="Consolas" w:eastAsia="Consolas" w:hAnsi="Consolas"/>
+                <w:sz w:val="16"/>
+                <w:szCs w:val="16"/>
+              </w:rPr>
+              <w:t xml:space="preserve"> </w:t>
+            </w:r>
+          </w:p>
+          <w:p>
+            <w:pPr>
+              <w:spacing w:after="0" w:line="240"/>
+            </w:pPr>
+            <w:r>
+              <w:rPr>
+                <w:rFonts w:ascii="Consolas" w:cs="Consolas" w:eastAsia="Consolas" w:hAnsi="Consolas"/>
+                <w:sz w:val="16"/>
+                <w:szCs w:val="16"/>
+              </w:rPr>
+              <w:t xml:space="preserve">    XElement? Buscar(string nombre) =&gt;</w:t>
+            </w:r>
+          </w:p>
+          <w:p>
+            <w:pPr>
+              <w:spacing w:after="0" w:line="240"/>
+            </w:pPr>
+            <w:r>
+              <w:rPr>
+                <w:rFonts w:ascii="Consolas" w:cs="Consolas" w:eastAsia="Consolas" w:hAnsi="Consolas"/>
+                <w:sz w:val="16"/>
+                <w:szCs w:val="16"/>
+              </w:rPr>
+              <w:t xml:space="preserve">        documento.Descendants().FirstOrDefault(e =&gt; e.Name.LocalName == nombre);</w:t>
+            </w:r>
+          </w:p>
+          <w:p>
+            <w:pPr>
+              <w:spacing w:after="0" w:line="240"/>
+            </w:pPr>
+            <w:r>
+              <w:rPr>
+                <w:rFonts w:ascii="Consolas" w:cs="Consolas" w:eastAsia="Consolas" w:hAnsi="Consolas"/>
+                <w:sz w:val="16"/>
+                <w:szCs w:val="16"/>
+              </w:rPr>
+              <w:t xml:space="preserve"> </w:t>
+            </w:r>
+          </w:p>
+          <w:p>
+            <w:pPr>
+              <w:spacing w:after="0" w:line="240"/>
+            </w:pPr>
+            <w:r>
+              <w:rPr>
+                <w:rFonts w:ascii="Consolas" w:cs="Consolas" w:eastAsia="Consolas" w:hAnsi="Consolas"/>
+                <w:sz w:val="16"/>
+                <w:szCs w:val="16"/>
+              </w:rPr>
+              <w:t xml:space="preserve">    return Buscar(operacion + "Result")</w:t>
+            </w:r>
+          </w:p>
+          <w:p>
+            <w:pPr>
+              <w:spacing w:after="0" w:line="240"/>
+            </w:pPr>
+            <w:r>
+              <w:rPr>
+                <w:rFonts w:ascii="Consolas" w:cs="Consolas" w:eastAsia="Consolas" w:hAnsi="Consolas"/>
+                <w:sz w:val="16"/>
+                <w:szCs w:val="16"/>
+              </w:rPr>
+              <w:t xml:space="preserve">        ?? throw new ErrorServicioException(</w:t>
+            </w:r>
+          </w:p>
+          <w:p>
+            <w:pPr>
+              <w:spacing w:after="0" w:line="240"/>
+            </w:pPr>
+            <w:r>
+              <w:rPr>
+                <w:rFonts w:ascii="Consolas" w:cs="Consolas" w:eastAsia="Consolas" w:hAnsi="Consolas"/>
+                <w:sz w:val="16"/>
+                <w:szCs w:val="16"/>
+              </w:rPr>
+              <w:t xml:space="preserve">            Buscar("Mensaje")?.Value ?? Buscar("faultstring")?.Value ?? $"Respuesta inesperada del servidor (HTTP {codigoHttp}).");</w:t>
+            </w:r>
+          </w:p>
+        </w:tc>
+      </w:tr>
+    </w:tbl>
+    <w:p>
+      <w:pPr>
+        <w:spacing w:after="120"/>
+      </w:pPr>
+    </w:p>
+    <w:p>
+      <w:pPr>
+        <w:keepNext/>
+        <w:spacing w:after="60" w:before="120"/>
+      </w:pPr>
+      <w:r>
+        <w:rPr>
+          <w:b/>
+          <w:bCs/>
+          <w:color w:val="082E54"/>
+          <w:sz w:val="18"/>
+          <w:szCs w:val="18"/>
+        </w:rPr>
+        <w:t xml:space="preserve">Código 29. ec/edu/monster/controlador/ControladorEureka.cs: Singleton compartido por las cuatro pantallas.</w:t>
       </w:r>
     </w:p>
     <w:tbl>
@@ -12566,7 +12662,7 @@
                 <w:sz w:val="20"/>
                 <w:szCs w:val="20"/>
               </w:rPr>
-              <w:t xml:space="preserve">monster / monster</w:t>
+              <w:t xml:space="preserve">monster / monster69</w:t>
             </w:r>
           </w:p>
         </w:tc>
@@ -12758,7 +12854,7 @@
                 <w:sz w:val="20"/>
                 <w:szCs w:val="20"/>
               </w:rPr>
-              <w:t xml:space="preserve">«Usuario o clave incorrectos» (3 intentos)</w:t>
+              <w:t xml:space="preserve">«Usuario o clave incorrectos. Intentos restantes: 2.» (lo cuenta el servidor)</w:t>
             </w:r>
           </w:p>
         </w:tc>
@@ -12823,7 +12919,7 @@
                 <w:sz w:val="20"/>
                 <w:szCs w:val="20"/>
               </w:rPr>
-              <w:t xml:space="preserve">3</w:t>
+              <w:t xml:space="preserve">2b</w:t>
             </w:r>
           </w:p>
         </w:tc>
@@ -12854,7 +12950,7 @@
                 <w:sz w:val="20"/>
                 <w:szCs w:val="20"/>
               </w:rPr>
-              <w:t xml:space="preserve">Consultar cuenta</w:t>
+              <w:t xml:space="preserve">Tercer intento fallido</w:t>
             </w:r>
           </w:p>
         </w:tc>
@@ -12885,7 +12981,7 @@
                 <w:sz w:val="20"/>
                 <w:szCs w:val="20"/>
               </w:rPr>
-              <w:t xml:space="preserve">00100001</w:t>
+              <w:t xml:space="preserve">monster / clave errónea (3 veces)</w:t>
             </w:r>
           </w:p>
         </w:tc>
@@ -12916,7 +13012,7 @@
                 <w:sz w:val="20"/>
                 <w:szCs w:val="20"/>
               </w:rPr>
-              <w:t xml:space="preserve">Saldo 6,900.00 y 7 movimientos</w:t>
+              <w:t xml:space="preserve">«Se superaron los 3 intentos. El usuario queda bloqueado 2 minutos.»</w:t>
             </w:r>
           </w:p>
         </w:tc>
@@ -12981,7 +13077,7 @@
                 <w:sz w:val="20"/>
                 <w:szCs w:val="20"/>
               </w:rPr>
-              <w:t xml:space="preserve">4</w:t>
+              <w:t xml:space="preserve">3</w:t>
             </w:r>
           </w:p>
         </w:tc>
@@ -13013,7 +13109,7 @@
                 <w:sz w:val="20"/>
                 <w:szCs w:val="20"/>
               </w:rPr>
-              <w:t xml:space="preserve">Cuenta inexistente</w:t>
+              <w:t xml:space="preserve">Consultar cuenta</w:t>
             </w:r>
           </w:p>
         </w:tc>
@@ -13045,7 +13141,7 @@
                 <w:sz w:val="20"/>
                 <w:szCs w:val="20"/>
               </w:rPr>
-              <w:t xml:space="preserve">99999999</w:t>
+              <w:t xml:space="preserve">00100001</w:t>
             </w:r>
           </w:p>
         </w:tc>
@@ -13077,7 +13173,7 @@
                 <w:sz w:val="20"/>
                 <w:szCs w:val="20"/>
               </w:rPr>
-              <w:t xml:space="preserve">«La cuenta 99999999 no existe.»</w:t>
+              <w:t xml:space="preserve">Saldo 6,900.00 y 7 movimientos</w:t>
             </w:r>
           </w:p>
         </w:tc>
@@ -13142,7 +13238,7 @@
                 <w:sz w:val="20"/>
                 <w:szCs w:val="20"/>
               </w:rPr>
-              <w:t xml:space="preserve">5</w:t>
+              <w:t xml:space="preserve">4</w:t>
             </w:r>
           </w:p>
         </w:tc>
@@ -13173,7 +13269,7 @@
                 <w:sz w:val="20"/>
                 <w:szCs w:val="20"/>
               </w:rPr>
-              <w:t xml:space="preserve">Formato de cuenta</w:t>
+              <w:t xml:space="preserve">Cuenta inexistente</w:t>
             </w:r>
           </w:p>
         </w:tc>
@@ -13204,7 +13300,7 @@
                 <w:sz w:val="20"/>
                 <w:szCs w:val="20"/>
               </w:rPr>
-              <w:t xml:space="preserve">123</w:t>
+              <w:t xml:space="preserve">99999999</w:t>
             </w:r>
           </w:p>
         </w:tc>
@@ -13235,7 +13331,7 @@
                 <w:sz w:val="20"/>
                 <w:szCs w:val="20"/>
               </w:rPr>
-              <w:t xml:space="preserve">«La cuenta debe tener 8 dígitos» (respuesta del servidor)</w:t>
+              <w:t xml:space="preserve">«La cuenta 99999999 no existe.»</w:t>
             </w:r>
           </w:p>
         </w:tc>
@@ -13300,7 +13396,7 @@
                 <w:sz w:val="20"/>
                 <w:szCs w:val="20"/>
               </w:rPr>
-              <w:t xml:space="preserve">6</w:t>
+              <w:t xml:space="preserve">5</w:t>
             </w:r>
           </w:p>
         </w:tc>
@@ -13332,7 +13428,7 @@
                 <w:sz w:val="20"/>
                 <w:szCs w:val="20"/>
               </w:rPr>
-              <w:t xml:space="preserve">Depósito</w:t>
+              <w:t xml:space="preserve">Formato de cuenta</w:t>
             </w:r>
           </w:p>
         </w:tc>
@@ -13364,7 +13460,7 @@
                 <w:sz w:val="20"/>
                 <w:szCs w:val="20"/>
               </w:rPr>
-              <w:t xml:space="preserve">00100001 · 100.50</w:t>
+              <w:t xml:space="preserve">123</w:t>
             </w:r>
           </w:p>
         </w:tc>
@@ -13396,7 +13492,7 @@
                 <w:sz w:val="20"/>
                 <w:szCs w:val="20"/>
               </w:rPr>
-              <w:t xml:space="preserve">Saldo 7,000.50 · movimiento 003</w:t>
+              <w:t xml:space="preserve">«La cuenta debe tener 8 dígitos» (respuesta del servidor)</w:t>
             </w:r>
           </w:p>
         </w:tc>
@@ -13461,7 +13557,7 @@
                 <w:sz w:val="20"/>
                 <w:szCs w:val="20"/>
               </w:rPr>
-              <w:t xml:space="preserve">7</w:t>
+              <w:t xml:space="preserve">6</w:t>
             </w:r>
           </w:p>
         </w:tc>
@@ -13492,7 +13588,7 @@
                 <w:sz w:val="20"/>
                 <w:szCs w:val="20"/>
               </w:rPr>
-              <w:t xml:space="preserve">Saldo insuficiente</w:t>
+              <w:t xml:space="preserve">Depósito</w:t>
             </w:r>
           </w:p>
         </w:tc>
@@ -13523,7 +13619,7 @@
                 <w:sz w:val="20"/>
                 <w:szCs w:val="20"/>
               </w:rPr>
-              <w:t xml:space="preserve">Retiro 00100001 · 50000</w:t>
+              <w:t xml:space="preserve">00100001 · 100.50</w:t>
             </w:r>
           </w:p>
         </w:tc>
@@ -13554,7 +13650,7 @@
                 <w:sz w:val="20"/>
                 <w:szCs w:val="20"/>
               </w:rPr>
-              <w:t xml:space="preserve">«Saldo insuficiente… Saldo disponible: 7,000.50.»</w:t>
+              <w:t xml:space="preserve">Saldo 7,000.50 · movimiento 003</w:t>
             </w:r>
           </w:p>
         </w:tc>
@@ -13619,7 +13715,7 @@
                 <w:sz w:val="20"/>
                 <w:szCs w:val="20"/>
               </w:rPr>
-              <w:t xml:space="preserve">8</w:t>
+              <w:t xml:space="preserve">7</w:t>
             </w:r>
           </w:p>
         </w:tc>
@@ -13651,7 +13747,7 @@
                 <w:sz w:val="20"/>
                 <w:szCs w:val="20"/>
               </w:rPr>
-              <w:t xml:space="preserve">Retiro</w:t>
+              <w:t xml:space="preserve">Saldo insuficiente</w:t>
             </w:r>
           </w:p>
         </w:tc>
@@ -13683,7 +13779,7 @@
                 <w:sz w:val="20"/>
                 <w:szCs w:val="20"/>
               </w:rPr>
-              <w:t xml:space="preserve">00100001 · 0.50</w:t>
+              <w:t xml:space="preserve">Retiro 00100001 · 50000</w:t>
             </w:r>
           </w:p>
         </w:tc>
@@ -13715,7 +13811,7 @@
                 <w:sz w:val="20"/>
                 <w:szCs w:val="20"/>
               </w:rPr>
-              <w:t xml:space="preserve">Saldo 7,000.00 · movimiento 004</w:t>
+              <w:t xml:space="preserve">«Saldo insuficiente… Saldo disponible: 7,000.50.»</w:t>
             </w:r>
           </w:p>
         </w:tc>
@@ -13780,7 +13876,7 @@
                 <w:sz w:val="20"/>
                 <w:szCs w:val="20"/>
               </w:rPr>
-              <w:t xml:space="preserve">9</w:t>
+              <w:t xml:space="preserve">8</w:t>
             </w:r>
           </w:p>
         </w:tc>
@@ -13811,7 +13907,7 @@
                 <w:sz w:val="20"/>
                 <w:szCs w:val="20"/>
               </w:rPr>
-              <w:t xml:space="preserve">Cuenta cancelada</w:t>
+              <w:t xml:space="preserve">Retiro</w:t>
             </w:r>
           </w:p>
         </w:tc>
@@ -13842,7 +13938,7 @@
                 <w:sz w:val="20"/>
                 <w:szCs w:val="20"/>
               </w:rPr>
-              <w:t xml:space="preserve">Retiro 00300001</w:t>
+              <w:t xml:space="preserve">00100001 · 0.50</w:t>
             </w:r>
           </w:p>
         </w:tc>
@@ -13873,7 +13969,7 @@
                 <w:sz w:val="20"/>
                 <w:szCs w:val="20"/>
               </w:rPr>
-              <w:t xml:space="preserve">«La cuenta 00300001 no está activa (CANCELADO).»</w:t>
+              <w:t xml:space="preserve">Saldo 7,000.00 · movimiento 004</w:t>
             </w:r>
           </w:p>
         </w:tc>
@@ -13938,7 +14034,7 @@
                 <w:sz w:val="20"/>
                 <w:szCs w:val="20"/>
               </w:rPr>
-              <w:t xml:space="preserve">10</w:t>
+              <w:t xml:space="preserve">9</w:t>
             </w:r>
           </w:p>
         </w:tc>
@@ -13970,7 +14066,7 @@
                 <w:sz w:val="20"/>
                 <w:szCs w:val="20"/>
               </w:rPr>
-              <w:t xml:space="preserve">Transferencia</w:t>
+              <w:t xml:space="preserve">Cuenta cancelada</w:t>
             </w:r>
           </w:p>
         </w:tc>
@@ -14002,7 +14098,7 @@
                 <w:sz w:val="20"/>
                 <w:szCs w:val="20"/>
               </w:rPr>
-              <w:t xml:space="preserve">00200001 → 00200002 · 250.75</w:t>
+              <w:t xml:space="preserve">Retiro 00300001</w:t>
             </w:r>
           </w:p>
         </w:tc>
@@ -14034,7 +14130,7 @@
                 <w:sz w:val="20"/>
                 <w:szCs w:val="20"/>
               </w:rPr>
-              <w:t xml:space="preserve">Origen 6,749.25 · movimientos 009 y 008 con referencia</w:t>
+              <w:t xml:space="preserve">«La cuenta 00300001 no está activa (CANCELADO).»</w:t>
             </w:r>
           </w:p>
         </w:tc>
@@ -14099,7 +14195,7 @@
                 <w:sz w:val="20"/>
                 <w:szCs w:val="20"/>
               </w:rPr>
-              <w:t xml:space="preserve">11</w:t>
+              <w:t xml:space="preserve">10</w:t>
             </w:r>
           </w:p>
         </w:tc>
@@ -14130,7 +14226,7 @@
                 <w:sz w:val="20"/>
                 <w:szCs w:val="20"/>
               </w:rPr>
-              <w:t xml:space="preserve">Monedas distintas</w:t>
+              <w:t xml:space="preserve">Transferencia</w:t>
             </w:r>
           </w:p>
         </w:tc>
@@ -14161,7 +14257,7 @@
                 <w:sz w:val="20"/>
                 <w:szCs w:val="20"/>
               </w:rPr>
-              <w:t xml:space="preserve">00100001 → 00100002</w:t>
+              <w:t xml:space="preserve">00200001 → 00200002 · 250.75</w:t>
             </w:r>
           </w:p>
         </w:tc>
@@ -14192,7 +14288,7 @@
                 <w:sz w:val="20"/>
                 <w:szCs w:val="20"/>
               </w:rPr>
-              <w:t xml:space="preserve">«Solo se puede transferir entre cuentas de la misma moneda.»</w:t>
+              <w:t xml:space="preserve">Origen 6,749.25 · movimientos 009 y 008 con referencia</w:t>
             </w:r>
           </w:p>
         </w:tc>
@@ -14257,7 +14353,7 @@
                 <w:sz w:val="20"/>
                 <w:szCs w:val="20"/>
               </w:rPr>
-              <w:t xml:space="preserve">12</w:t>
+              <w:t xml:space="preserve">11</w:t>
             </w:r>
           </w:p>
         </w:tc>
@@ -14289,7 +14385,7 @@
                 <w:sz w:val="20"/>
                 <w:szCs w:val="20"/>
               </w:rPr>
-              <w:t xml:space="preserve">Misma cuenta</w:t>
+              <w:t xml:space="preserve">Monedas distintas</w:t>
             </w:r>
           </w:p>
         </w:tc>
@@ -14321,7 +14417,7 @@
                 <w:sz w:val="20"/>
                 <w:szCs w:val="20"/>
               </w:rPr>
-              <w:t xml:space="preserve">00100001 → 00100001</w:t>
+              <w:t xml:space="preserve">00100001 → 00100002</w:t>
             </w:r>
           </w:p>
         </w:tc>
@@ -14353,7 +14449,7 @@
                 <w:sz w:val="20"/>
                 <w:szCs w:val="20"/>
               </w:rPr>
-              <w:t xml:space="preserve">«La cuenta de origen y la de destino deben ser distintas.»</w:t>
+              <w:t xml:space="preserve">«Solo se puede transferir entre cuentas de la misma moneda.»</w:t>
             </w:r>
           </w:p>
         </w:tc>
@@ -14418,7 +14514,7 @@
                 <w:sz w:val="20"/>
                 <w:szCs w:val="20"/>
               </w:rPr>
-              <w:t xml:space="preserve">13</w:t>
+              <w:t xml:space="preserve">12</w:t>
             </w:r>
           </w:p>
         </w:tc>
@@ -14449,7 +14545,7 @@
                 <w:sz w:val="20"/>
                 <w:szCs w:val="20"/>
               </w:rPr>
-              <w:t xml:space="preserve">Más de 2 decimales</w:t>
+              <w:t xml:space="preserve">Misma cuenta</w:t>
             </w:r>
           </w:p>
         </w:tc>
@@ -14480,7 +14576,7 @@
                 <w:sz w:val="20"/>
                 <w:szCs w:val="20"/>
               </w:rPr>
-              <w:t xml:space="preserve">1.555</w:t>
+              <w:t xml:space="preserve">00100001 → 00100001</w:t>
             </w:r>
           </w:p>
         </w:tc>
@@ -14511,7 +14607,7 @@
                 <w:sz w:val="20"/>
                 <w:szCs w:val="20"/>
               </w:rPr>
-              <w:t xml:space="preserve">VALOR_INVALIDO «El importe admite como máximo 2 decimales.»</w:t>
+              <w:t xml:space="preserve">«La cuenta de origen y la de destino deben ser distintas.»</w:t>
             </w:r>
           </w:p>
         </w:tc>
@@ -14576,7 +14672,7 @@
                 <w:sz w:val="20"/>
                 <w:szCs w:val="20"/>
               </w:rPr>
-              <w:t xml:space="preserve">14</w:t>
+              <w:t xml:space="preserve">13</w:t>
             </w:r>
           </w:p>
         </w:tc>
@@ -14608,7 +14704,7 @@
                 <w:sz w:val="20"/>
                 <w:szCs w:val="20"/>
               </w:rPr>
-              <w:t xml:space="preserve">Empleado inexistente</w:t>
+              <w:t xml:space="preserve">Más de 2 decimales</w:t>
             </w:r>
           </w:p>
         </w:tc>
@@ -14640,7 +14736,7 @@
                 <w:sz w:val="20"/>
                 <w:szCs w:val="20"/>
               </w:rPr>
-              <w:t xml:space="preserve">codEmpleado 9998 (SOAP directo)</w:t>
+              <w:t xml:space="preserve">1.555</w:t>
             </w:r>
           </w:p>
         </w:tc>
@@ -14672,7 +14768,7 @@
                 <w:sz w:val="20"/>
                 <w:szCs w:val="20"/>
               </w:rPr>
-              <w:t xml:space="preserve">«El empleado 9998 no existe…»</w:t>
+              <w:t xml:space="preserve">VALOR_INVALIDO «El importe admite como máximo 2 decimales.»</w:t>
             </w:r>
           </w:p>
         </w:tc>
@@ -14737,7 +14833,7 @@
                 <w:sz w:val="20"/>
                 <w:szCs w:val="20"/>
               </w:rPr>
-              <w:t xml:space="preserve">15</w:t>
+              <w:t xml:space="preserve">14</w:t>
             </w:r>
           </w:p>
         </w:tc>
@@ -14768,7 +14864,7 @@
                 <w:sz w:val="20"/>
                 <w:szCs w:val="20"/>
               </w:rPr>
-              <w:t xml:space="preserve">Página protegida (web)</w:t>
+              <w:t xml:space="preserve">Empleado inexistente</w:t>
             </w:r>
           </w:p>
         </w:tc>
@@ -14799,7 +14895,7 @@
                 <w:sz w:val="20"/>
                 <w:szCs w:val="20"/>
               </w:rPr>
-              <w:t xml:space="preserve">/Banco/Movimientos sin sesión</w:t>
+              <w:t xml:space="preserve">codEmpleado 9998 (SOAP directo)</w:t>
             </w:r>
           </w:p>
         </w:tc>
@@ -14830,7 +14926,7 @@
                 <w:sz w:val="20"/>
                 <w:szCs w:val="20"/>
               </w:rPr>
-              <w:t xml:space="preserve">Redirección al login</w:t>
+              <w:t xml:space="preserve">«El empleado 9998 no existe…»</w:t>
             </w:r>
           </w:p>
         </w:tc>
@@ -14843,6 +14939,168 @@
               <w:bottom w:val="single" w:color="BFCAD6" w:sz="4"/>
               <w:right w:val="single" w:color="BFCAD6" w:sz="4"/>
             </w:tcBorders>
+            <w:tcMar>
+              <w:top w:type="dxa" w:w="60"/>
+              <w:left w:type="dxa" w:w="100"/>
+              <w:bottom w:type="dxa" w:w="60"/>
+              <w:right w:type="dxa" w:w="100"/>
+            </w:tcMar>
+          </w:tcPr>
+          <w:p>
+            <w:pPr>
+              <w:spacing w:after="40"/>
+            </w:pPr>
+            <w:r>
+              <w:rPr>
+                <w:b w:val="false"/>
+                <w:bCs w:val="false"/>
+                <w:sz w:val="20"/>
+                <w:szCs w:val="20"/>
+              </w:rPr>
+              <w:t xml:space="preserve">✔</w:t>
+            </w:r>
+          </w:p>
+        </w:tc>
+      </w:tr>
+      <w:tr>
+        <w:tc>
+          <w:tcPr>
+            <w:tcW w:type="dxa" w:w="500"/>
+            <w:tcBorders>
+              <w:top w:val="single" w:color="BFCAD6" w:sz="4"/>
+              <w:left w:val="single" w:color="BFCAD6" w:sz="4"/>
+              <w:bottom w:val="single" w:color="BFCAD6" w:sz="4"/>
+              <w:right w:val="single" w:color="BFCAD6" w:sz="4"/>
+            </w:tcBorders>
+            <w:shd w:fill="F6F9FC" w:color="auto" w:val="clear"/>
+            <w:tcMar>
+              <w:top w:type="dxa" w:w="60"/>
+              <w:left w:type="dxa" w:w="100"/>
+              <w:bottom w:type="dxa" w:w="60"/>
+              <w:right w:type="dxa" w:w="100"/>
+            </w:tcMar>
+          </w:tcPr>
+          <w:p>
+            <w:pPr>
+              <w:spacing w:after="40"/>
+            </w:pPr>
+            <w:r>
+              <w:rPr>
+                <w:b w:val="false"/>
+                <w:bCs w:val="false"/>
+                <w:sz w:val="20"/>
+                <w:szCs w:val="20"/>
+              </w:rPr>
+              <w:t xml:space="preserve">15</w:t>
+            </w:r>
+          </w:p>
+        </w:tc>
+        <w:tc>
+          <w:tcPr>
+            <w:tcW w:type="dxa" w:w="2000"/>
+            <w:tcBorders>
+              <w:top w:val="single" w:color="BFCAD6" w:sz="4"/>
+              <w:left w:val="single" w:color="BFCAD6" w:sz="4"/>
+              <w:bottom w:val="single" w:color="BFCAD6" w:sz="4"/>
+              <w:right w:val="single" w:color="BFCAD6" w:sz="4"/>
+            </w:tcBorders>
+            <w:shd w:fill="F6F9FC" w:color="auto" w:val="clear"/>
+            <w:tcMar>
+              <w:top w:type="dxa" w:w="60"/>
+              <w:left w:type="dxa" w:w="100"/>
+              <w:bottom w:type="dxa" w:w="60"/>
+              <w:right w:type="dxa" w:w="100"/>
+            </w:tcMar>
+          </w:tcPr>
+          <w:p>
+            <w:pPr>
+              <w:spacing w:after="40"/>
+            </w:pPr>
+            <w:r>
+              <w:rPr>
+                <w:b w:val="false"/>
+                <w:bCs w:val="false"/>
+                <w:sz w:val="20"/>
+                <w:szCs w:val="20"/>
+              </w:rPr>
+              <w:t xml:space="preserve">Página protegida (web)</w:t>
+            </w:r>
+          </w:p>
+        </w:tc>
+        <w:tc>
+          <w:tcPr>
+            <w:tcW w:type="dxa" w:w="2200"/>
+            <w:tcBorders>
+              <w:top w:val="single" w:color="BFCAD6" w:sz="4"/>
+              <w:left w:val="single" w:color="BFCAD6" w:sz="4"/>
+              <w:bottom w:val="single" w:color="BFCAD6" w:sz="4"/>
+              <w:right w:val="single" w:color="BFCAD6" w:sz="4"/>
+            </w:tcBorders>
+            <w:shd w:fill="F6F9FC" w:color="auto" w:val="clear"/>
+            <w:tcMar>
+              <w:top w:type="dxa" w:w="60"/>
+              <w:left w:type="dxa" w:w="100"/>
+              <w:bottom w:type="dxa" w:w="60"/>
+              <w:right w:type="dxa" w:w="100"/>
+            </w:tcMar>
+          </w:tcPr>
+          <w:p>
+            <w:pPr>
+              <w:spacing w:after="40"/>
+            </w:pPr>
+            <w:r>
+              <w:rPr>
+                <w:b w:val="false"/>
+                <w:bCs w:val="false"/>
+                <w:sz w:val="20"/>
+                <w:szCs w:val="20"/>
+              </w:rPr>
+              <w:t xml:space="preserve">/Banco/Movimientos sin sesión</w:t>
+            </w:r>
+          </w:p>
+        </w:tc>
+        <w:tc>
+          <w:tcPr>
+            <w:tcW w:type="dxa" w:w="3326"/>
+            <w:tcBorders>
+              <w:top w:val="single" w:color="BFCAD6" w:sz="4"/>
+              <w:left w:val="single" w:color="BFCAD6" w:sz="4"/>
+              <w:bottom w:val="single" w:color="BFCAD6" w:sz="4"/>
+              <w:right w:val="single" w:color="BFCAD6" w:sz="4"/>
+            </w:tcBorders>
+            <w:shd w:fill="F6F9FC" w:color="auto" w:val="clear"/>
+            <w:tcMar>
+              <w:top w:type="dxa" w:w="60"/>
+              <w:left w:type="dxa" w:w="100"/>
+              <w:bottom w:type="dxa" w:w="60"/>
+              <w:right w:type="dxa" w:w="100"/>
+            </w:tcMar>
+          </w:tcPr>
+          <w:p>
+            <w:pPr>
+              <w:spacing w:after="40"/>
+            </w:pPr>
+            <w:r>
+              <w:rPr>
+                <w:b w:val="false"/>
+                <w:bCs w:val="false"/>
+                <w:sz w:val="20"/>
+                <w:szCs w:val="20"/>
+              </w:rPr>
+              <w:t xml:space="preserve">Redirección al login</w:t>
+            </w:r>
+          </w:p>
+        </w:tc>
+        <w:tc>
+          <w:tcPr>
+            <w:tcW w:type="dxa" w:w="1000"/>
+            <w:tcBorders>
+              <w:top w:val="single" w:color="BFCAD6" w:sz="4"/>
+              <w:left w:val="single" w:color="BFCAD6" w:sz="4"/>
+              <w:bottom w:val="single" w:color="BFCAD6" w:sz="4"/>
+              <w:right w:val="single" w:color="BFCAD6" w:sz="4"/>
+            </w:tcBorders>
+            <w:shd w:fill="F6F9FC" w:color="auto" w:val="clear"/>
             <w:tcMar>
               <w:top w:type="dxa" w:w="60"/>
               <w:left w:type="dxa" w:w="100"/>

--- a/05. DOCUMENTACIÓN/WS_EUREKABANK_SOAP_DOTNET_BDD_GR01.docx
+++ b/05. DOCUMENTACIÓN/WS_EUREKABANK_SOAP_DOTNET_BDD_GR01.docx
@@ -6829,7 +6829,7 @@
                 <w:sz w:val="16"/>
                 <w:szCs w:val="16"/>
               </w:rPr>
-              <w:t xml:space="preserve">    Description = "EurekaBank · SOAP .NET con SQL Server. Usuario de prueba: monster / monster (código de empleado 0012). Cuentas de ejemplo: 00100001, 00200001, 00200002.")]</w:t>
+              <w:t xml:space="preserve">    Description = "EurekaBank · SOAP .NET con SQL Server. Usuario de prueba: monster / monster69 (código de empleado 0012). Cuentas de ejemplo: 00100001, 00200001, 00200002.")]</w:t>
             </w:r>
           </w:p>
           <w:p>
@@ -9166,7 +9166,7 @@
       <w:r>
         <w:drawing>
           <wp:inline distT="0" distB="0" distL="0" distR="0">
-            <wp:extent cx="3190875" cy="3810000"/>
+            <wp:extent cx="5715000" cy="3495675"/>
             <wp:effectExtent t="0" r="0" b="0" l="0"/>
             <wp:docPr id="14" name="01_login_error.png" descr="CLIESC: inicio de sesión con el mensaje de intentos restantes que envía el servidor." title="CLIESC: inicio de sesión con el mensaje de intentos restantes que envía el servidor."/>
             <wp:cNvGraphicFramePr>
@@ -9191,7 +9191,7 @@
                   <pic:spPr bwMode="auto">
                     <a:xfrm>
                       <a:off x="0" y="0"/>
-                      <a:ext cx="3190875" cy="3810000"/>
+                      <a:ext cx="5715000" cy="3495675"/>
                     </a:xfrm>
                     <a:prstGeom prst="rect">
                       <a:avLst/>
